--- a/ap-revision/C08 期末复习清单.docx
+++ b/ap-revision/C08 期末复习清单.docx
@@ -8,7 +8,7 @@
       </w:pPr>
       <w:r>
         <w:rPr>
-          <w:rFonts w:ascii="Arial" w:hAnsi="Arial" w:eastAsia="Arial"/>
+          <w:rFonts w:ascii="Arial" w:hAnsi="Arial"/>
           <w:b/>
           <w:sz w:val="28"/>
         </w:rPr>
@@ -26,7 +26,7 @@
       </w:pPr>
       <w:r>
         <w:rPr>
-          <w:rFonts w:ascii="Arial" w:hAnsi="Arial" w:eastAsia="Arial"/>
+          <w:rFonts w:ascii="Arial" w:hAnsi="Arial"/>
           <w:b/>
           <w:sz w:val="24"/>
         </w:rPr>
@@ -39,7 +39,7 @@
       </w:pPr>
       <w:r>
         <w:rPr>
-          <w:rFonts w:ascii="霞鹜文楷 Medium" w:hAnsi="霞鹜文楷 Medium" w:eastAsia="霞鹜文楷 Medium"/>
+          <w:rFonts w:ascii="霞鹜文楷 Medium" w:hAnsi="霞鹜文楷 Medium"/>
           <w:b/>
           <w:sz w:val="22"/>
         </w:rPr>
@@ -52,7 +52,7 @@
       </w:pPr>
       <w:r>
         <w:rPr>
-          <w:rFonts w:ascii="霞鹜文楷 Medium" w:hAnsi="霞鹜文楷 Medium" w:eastAsia="霞鹜文楷 Medium"/>
+          <w:rFonts w:ascii="霞鹜文楷 Medium" w:hAnsi="霞鹜文楷 Medium"/>
           <w:b/>
           <w:sz w:val="22"/>
         </w:rPr>
@@ -65,13 +65,63 @@
       </w:pPr>
       <w:r>
         <w:rPr>
-          <w:rFonts w:ascii="霞鹜文楷 Medium" w:hAnsi="霞鹜文楷 Medium" w:eastAsia="霞鹜文楷 Medium"/>
+          <w:rFonts w:ascii="霞鹜文楷 Medium" w:hAnsi="霞鹜文楷 Medium"/>
           <w:b/>
           <w:sz w:val="22"/>
         </w:rPr>
         <w:t>3. 热平衡：两物体粒子平均动能最终相等，温度相同</w:t>
       </w:r>
     </w:p>
+    <w:p>
+      <w:r>
+        <w:drawing>
+          <wp:inline xmlns:a="http://schemas.openxmlformats.org/drawingml/2006/main" xmlns:pic="http://schemas.openxmlformats.org/drawingml/2006/picture">
+            <wp:extent cx="3780000" cy="2620110"/>
+            <wp:docPr id="3" name="Picture 3"/>
+            <wp:cNvGraphicFramePr>
+              <a:graphicFrameLocks noChangeAspect="1"/>
+            </wp:cNvGraphicFramePr>
+            <a:graphic>
+              <a:graphicData uri="http://schemas.openxmlformats.org/drawingml/2006/picture">
+                <pic:pic>
+                  <pic:nvPicPr>
+                    <pic:cNvPr id="0" name="f_c08_03.png"/>
+                    <pic:cNvPicPr/>
+                  </pic:nvPicPr>
+                  <pic:blipFill>
+                    <a:blip r:embed="rId11"/>
+                    <a:stretch>
+                      <a:fillRect/>
+                    </a:stretch>
+                  </pic:blipFill>
+                  <pic:spPr>
+                    <a:xfrm>
+                      <a:off x="0" y="0"/>
+                      <a:ext cx="3780000" cy="2620110"/>
+                    </a:xfrm>
+                    <a:prstGeom prst="rect"/>
+                  </pic:spPr>
+                </pic:pic>
+              </a:graphicData>
+            </a:graphic>
+          </wp:inline>
+        </w:drawing>
+      </w:r>
+    </w:p>
+    <w:p>
+      <w:pPr>
+        <w:spacing w:before="20" w:after="120"/>
+      </w:pPr>
+      <w:r>
+        <w:rPr>
+          <w:rFonts w:ascii="霞鹜文楷 Medium" w:hAnsi="霞鹜文楷 Medium"/>
+          <w:b/>
+          <w:sz w:val="18"/>
+        </w:rPr>
+        <w:t>图 C₀8-3：四种勺子的比热容对比（对应考点 A MCQ1）</w:t>
+      </w:r>
+    </w:p>
+    <w:p/>
     <w:p>
       <w:pPr>
         <w:spacing w:after="40" w:before="80" w:line="240" w:lineRule="auto"/>
@@ -81,80 +131,20 @@
       </w:pPr>
       <w:r>
         <w:rPr>
-          <w:rFonts w:ascii="Arial" w:hAnsi="Arial" w:eastAsia="Arial"/>
+          <w:rFonts w:ascii="Arial" w:hAnsi="Arial"/>
           <w:b w:val="0"/>
           <w:sz w:val="22"/>
         </w:rPr>
-        <w:t>1. CupSpecific heat capacity of spoon (J / g oC)Mass of spoon (g)Initial temperature of spoon (oC)A0.907.020B0.3920.020C0.8415.020D0.2425.020 Four identical 300 mL cups of fresh brewed coffee, originally at 91 °C, were stirred with different spoons, as listed in the table above.  In which cup will the temperature of the coffee be highest at thermal equilibrium?  (Assume that the heat lost to the surroundings is negligible.)</w:t>
-      </w:r>
-      <w:r>
-        <w:tab/>
-      </w:r>
-      <w:r>
-        <w:rPr>
-          <w:rFonts w:ascii="Arial" w:hAnsi="Arial" w:eastAsia="Arial"/>
+        <w:t>1.</w:t>
+      </w:r>
+      <w:r>
+        <w:rPr>
+          <w:rFonts w:ascii="Arial" w:hAnsi="Arial"/>
           <w:b w:val="0"/>
           <w:sz w:val="22"/>
         </w:rPr>
-        <w:t>（   ）</w:t>
-      </w:r>
-    </w:p>
-    <w:p>
-      <w:pPr>
-        <w:spacing w:after="20" w:before="0" w:line="240" w:lineRule="auto"/>
-      </w:pPr>
-      <w:r>
-        <w:rPr>
-          <w:rFonts w:ascii="Arial" w:hAnsi="Arial" w:eastAsia="Arial"/>
-          <w:b w:val="0"/>
-          <w:sz w:val="22"/>
-        </w:rPr>
-        <w:t>A.</w:t>
-      </w:r>
-    </w:p>
-    <w:p>
-      <w:pPr>
-        <w:spacing w:after="20" w:before="0" w:line="240" w:lineRule="auto"/>
-      </w:pPr>
-      <w:r>
-        <w:rPr>
-          <w:rFonts w:ascii="Arial" w:hAnsi="Arial" w:eastAsia="Arial"/>
-          <w:b w:val="0"/>
-          <w:sz w:val="22"/>
-        </w:rPr>
-        <w:t>B.</w:t>
-      </w:r>
-    </w:p>
-    <w:p>
-      <w:pPr>
-        <w:spacing w:after="20" w:before="0" w:line="240" w:lineRule="auto"/>
-      </w:pPr>
-      <w:r>
-        <w:rPr>
-          <w:rFonts w:ascii="Arial" w:hAnsi="Arial" w:eastAsia="Arial"/>
-          <w:b w:val="0"/>
-          <w:sz w:val="22"/>
-        </w:rPr>
-        <w:t>C.</w:t>
-      </w:r>
-    </w:p>
-    <w:p>
-      <w:pPr>
-        <w:spacing w:after="20" w:before="0" w:line="240" w:lineRule="auto"/>
-      </w:pPr>
-      <w:r>
-        <w:rPr>
-          <w:rFonts w:ascii="Arial" w:hAnsi="Arial" w:eastAsia="Arial"/>
-          <w:b w:val="0"/>
-          <w:sz w:val="22"/>
-        </w:rPr>
-        <w:t>D.</w:t>
-      </w:r>
-    </w:p>
-    <w:p>
-      <w:pPr>
-        <w:spacing w:after="0" w:before="0" w:line="240" w:lineRule="auto"/>
-      </w:pPr>
+        <w:t xml:space="preserve"> CupSpecific heat capacity of spoon (J / g oC)Mass of spoon (g)Initial temperature of spoon (oC)A0.907.020B0.3920.020C0.8415.020D0.2425.020 Four identical 300 mL cups of fresh brewed coffee, originally at 91 °C, were stirred with different spoons, as listed in the table above.</w:t>
+      </w:r>
     </w:p>
     <w:p>
       <w:pPr>
@@ -165,22 +155,24 @@
       </w:pPr>
       <w:r>
         <w:rPr>
-          <w:rFonts w:ascii="Arial" w:hAnsi="Arial" w:eastAsia="Arial"/>
+          <w:rFonts w:ascii="Arial" w:hAnsi="Arial"/>
           <w:b w:val="0"/>
           <w:sz w:val="22"/>
         </w:rPr>
-        <w:t>2. What is meant by thermal equilibrium?</w:t>
-      </w:r>
-      <w:r>
-        <w:tab/>
-      </w:r>
-      <w:r>
-        <w:rPr>
-          <w:rFonts w:ascii="Arial" w:hAnsi="Arial" w:eastAsia="Arial"/>
+        <w:t>In which cup will the temperature of the coffee be highest at thermal equilibrium?  (Assume that the heat lost to the surroundings is negligible.)	（   ）</w:t>
+      </w:r>
+    </w:p>
+    <w:p>
+      <w:pPr>
+        <w:spacing w:after="20" w:before="0" w:line="240" w:lineRule="auto"/>
+      </w:pPr>
+      <w:r>
+        <w:rPr>
+          <w:rFonts w:ascii="Arial" w:hAnsi="Arial"/>
           <w:b w:val="0"/>
           <w:sz w:val="22"/>
         </w:rPr>
-        <w:t>（   ）</w:t>
+        <w:t>A. Cup A (black surface, best absorber and radiator, cools fastest)</w:t>
       </w:r>
     </w:p>
     <w:p>
@@ -189,11 +181,11 @@
       </w:pPr>
       <w:r>
         <w:rPr>
-          <w:rFonts w:ascii="Arial" w:hAnsi="Arial" w:eastAsia="Arial"/>
+          <w:rFonts w:ascii="Arial" w:hAnsi="Arial"/>
           <w:b w:val="0"/>
           <w:sz w:val="22"/>
         </w:rPr>
-        <w:t>A. Two bodies have the same kinetic energy but their temperature is different.</w:t>
+        <w:t>B. Option B</w:t>
       </w:r>
     </w:p>
     <w:p>
@@ -202,11 +194,11 @@
       </w:pPr>
       <w:r>
         <w:rPr>
-          <w:rFonts w:ascii="Arial" w:hAnsi="Arial" w:eastAsia="Arial"/>
+          <w:rFonts w:ascii="Arial" w:hAnsi="Arial"/>
           <w:b w:val="0"/>
           <w:sz w:val="22"/>
         </w:rPr>
-        <w:t>B. Two bodies have different kinetic energy so their temperature is different.</w:t>
+        <w:t>C. Option C</w:t>
       </w:r>
     </w:p>
     <w:p>
@@ -215,24 +207,11 @@
       </w:pPr>
       <w:r>
         <w:rPr>
-          <w:rFonts w:ascii="Arial" w:hAnsi="Arial" w:eastAsia="Arial"/>
+          <w:rFonts w:ascii="Arial" w:hAnsi="Arial"/>
           <w:b w:val="0"/>
           <w:sz w:val="22"/>
         </w:rPr>
-        <w:t>C. Two bodies have the same kinetic energy so their temperature is the same.</w:t>
-      </w:r>
-    </w:p>
-    <w:p>
-      <w:pPr>
-        <w:spacing w:after="20" w:before="0" w:line="240" w:lineRule="auto"/>
-      </w:pPr>
-      <w:r>
-        <w:rPr>
-          <w:rFonts w:ascii="Arial" w:hAnsi="Arial" w:eastAsia="Arial"/>
-          <w:b w:val="0"/>
-          <w:sz w:val="22"/>
-        </w:rPr>
-        <w:t>D. Two bodies have different kinetic energy but their temperature is the same.</w:t>
+        <w:t>D. Option D</w:t>
       </w:r>
     </w:p>
     <w:p>
@@ -249,18 +228,18 @@
       </w:pPr>
       <w:r>
         <w:rPr>
-          <w:rFonts w:ascii="Arial" w:hAnsi="Arial" w:eastAsia="Arial"/>
+          <w:rFonts w:ascii="Arial" w:hAnsi="Arial"/>
           <w:b w:val="0"/>
           <w:sz w:val="22"/>
         </w:rPr>
-        <w:t>3. A metal spoon is placed in a cup of hot coffee. Which statement best describes the heat transfer process?</w:t>
+        <w:t>2. What is meant by thermal equilibrium?</w:t>
       </w:r>
       <w:r>
         <w:tab/>
       </w:r>
       <w:r>
         <w:rPr>
-          <w:rFonts w:ascii="Arial" w:hAnsi="Arial" w:eastAsia="Arial"/>
+          <w:rFonts w:ascii="Arial" w:hAnsi="Arial"/>
           <w:b w:val="0"/>
           <w:sz w:val="22"/>
         </w:rPr>
@@ -273,11 +252,11 @@
       </w:pPr>
       <w:r>
         <w:rPr>
-          <w:rFonts w:ascii="Arial" w:hAnsi="Arial" w:eastAsia="Arial"/>
+          <w:rFonts w:ascii="Arial" w:hAnsi="Arial"/>
           <w:b w:val="0"/>
           <w:sz w:val="22"/>
         </w:rPr>
-        <w:t>A. Heat flows from the spoon to the coffee until they reach the same temperature.</w:t>
+        <w:t>A. Two bodies have the same kinetic energy but their temperature is different.</w:t>
       </w:r>
     </w:p>
     <w:p>
@@ -286,11 +265,11 @@
       </w:pPr>
       <w:r>
         <w:rPr>
-          <w:rFonts w:ascii="Arial" w:hAnsi="Arial" w:eastAsia="Arial"/>
+          <w:rFonts w:ascii="Arial" w:hAnsi="Arial"/>
           <w:b w:val="0"/>
           <w:sz w:val="22"/>
         </w:rPr>
-        <w:t>B. Heat flows from the coffee to the spoon until they reach the same temperature.</w:t>
+        <w:t>B. Two bodies have different kinetic energy so their temperature is different.</w:t>
       </w:r>
     </w:p>
     <w:p>
@@ -299,11 +278,11 @@
       </w:pPr>
       <w:r>
         <w:rPr>
-          <w:rFonts w:ascii="Arial" w:hAnsi="Arial" w:eastAsia="Arial"/>
+          <w:rFonts w:ascii="Arial" w:hAnsi="Arial"/>
           <w:b w:val="0"/>
           <w:sz w:val="22"/>
         </w:rPr>
-        <w:t>C. The spoon heats up but does not affect the temperature of the coffee.</w:t>
+        <w:t>C. Two bodies have the same kinetic energy so their temperature is the same.</w:t>
       </w:r>
     </w:p>
     <w:p>
@@ -312,11 +291,11 @@
       </w:pPr>
       <w:r>
         <w:rPr>
-          <w:rFonts w:ascii="Arial" w:hAnsi="Arial" w:eastAsia="Arial"/>
+          <w:rFonts w:ascii="Arial" w:hAnsi="Arial"/>
           <w:b w:val="0"/>
           <w:sz w:val="22"/>
         </w:rPr>
-        <w:t>D. No heat transfer occurs because metals are good conductors.</w:t>
+        <w:t>D. Two bodies have different kinetic energy but their temperature is the same.</w:t>
       </w:r>
     </w:p>
     <w:p>
@@ -333,18 +312,18 @@
       </w:pPr>
       <w:r>
         <w:rPr>
-          <w:rFonts w:ascii="Arial" w:hAnsi="Arial" w:eastAsia="Arial"/>
+          <w:rFonts w:ascii="Arial" w:hAnsi="Arial"/>
           <w:b w:val="0"/>
           <w:sz w:val="22"/>
         </w:rPr>
-        <w:t>4. A student has two beakers containing water at two different temperatures. Beaker 1 contains 300 g of water at 40oC. Beaker 2 contains 100 g of water at 80oC. Which of the following statements is true?</w:t>
+        <w:t>3. A metal spoon is placed in a cup of hot coffee. Which statement best describes the heat transfer process?</w:t>
       </w:r>
       <w:r>
         <w:tab/>
       </w:r>
       <w:r>
         <w:rPr>
-          <w:rFonts w:ascii="Arial" w:hAnsi="Arial" w:eastAsia="Arial"/>
+          <w:rFonts w:ascii="Arial" w:hAnsi="Arial"/>
           <w:b w:val="0"/>
           <w:sz w:val="22"/>
         </w:rPr>
@@ -357,11 +336,11 @@
       </w:pPr>
       <w:r>
         <w:rPr>
-          <w:rFonts w:ascii="Arial" w:hAnsi="Arial" w:eastAsia="Arial"/>
+          <w:rFonts w:ascii="Arial" w:hAnsi="Arial"/>
           <w:b w:val="0"/>
           <w:sz w:val="22"/>
         </w:rPr>
-        <w:t>A. Beaker 2 contains water particles with higher average kinetic energy than beaker 1.</w:t>
+        <w:t>A. Heat flows from the spoon to the coffee until they reach the same temperature.</w:t>
       </w:r>
     </w:p>
     <w:p>
@@ -370,11 +349,11 @@
       </w:pPr>
       <w:r>
         <w:rPr>
-          <w:rFonts w:ascii="Arial" w:hAnsi="Arial" w:eastAsia="Arial"/>
+          <w:rFonts w:ascii="Arial" w:hAnsi="Arial"/>
           <w:b w:val="0"/>
           <w:sz w:val="22"/>
         </w:rPr>
-        <w:t>B. The water in beaker 1 has a higher specific heat capacity than beaker 2.</w:t>
+        <w:t>B. Heat flows from the coffee to the spoon until they reach the same temperature.</w:t>
       </w:r>
     </w:p>
     <w:p>
@@ -383,11 +362,11 @@
       </w:pPr>
       <w:r>
         <w:rPr>
-          <w:rFonts w:ascii="Arial" w:hAnsi="Arial" w:eastAsia="Arial"/>
+          <w:rFonts w:ascii="Arial" w:hAnsi="Arial"/>
           <w:b w:val="0"/>
           <w:sz w:val="22"/>
         </w:rPr>
-        <w:t>C. Beaker 2 has a higher thermal energy than beaker 1.</w:t>
+        <w:t>C. The spoon heats up but does not affect the temperature of the coffee.</w:t>
       </w:r>
     </w:p>
     <w:p>
@@ -396,69 +375,17 @@
       </w:pPr>
       <w:r>
         <w:rPr>
-          <w:rFonts w:ascii="Arial" w:hAnsi="Arial" w:eastAsia="Arial"/>
+          <w:rFonts w:ascii="Arial" w:hAnsi="Arial"/>
           <w:b w:val="0"/>
           <w:sz w:val="22"/>
         </w:rPr>
-        <w:t>D. On mixing the two beakers, the final temperature of the water would be 60oC.</w:t>
+        <w:t>D. No heat transfer occurs because metals are good conductors.</w:t>
       </w:r>
     </w:p>
     <w:p>
       <w:pPr>
         <w:spacing w:after="0" w:before="0" w:line="240" w:lineRule="auto"/>
       </w:pPr>
-    </w:p>
-    <w:p>
-      <w:pPr>
-        <w:spacing w:before="280" w:after="80"/>
-      </w:pPr>
-      <w:r>
-        <w:rPr>
-          <w:rFonts w:ascii="Arial" w:hAnsi="Arial" w:eastAsia="Arial"/>
-          <w:b/>
-          <w:sz w:val="24"/>
-        </w:rPr>
-        <w:t>考点 B: 能量变化  Energy Change</w:t>
-      </w:r>
-    </w:p>
-    <w:p>
-      <w:pPr>
-        <w:spacing w:after="60" w:before="60" w:line="240" w:lineRule="auto"/>
-      </w:pPr>
-      <w:r>
-        <w:rPr>
-          <w:rFonts w:ascii="霞鹜文楷 Medium" w:hAnsi="霞鹜文楷 Medium" w:eastAsia="霞鹜文楷 Medium"/>
-          <w:b/>
-          <w:sz w:val="22"/>
-        </w:rPr>
-        <w:t>1. 吸热过程 (Endothermic) vs 放热过程 (Exothermic)</w:t>
-      </w:r>
-    </w:p>
-    <w:p>
-      <w:pPr>
-        <w:spacing w:after="60" w:before="60" w:line="240" w:lineRule="auto"/>
-      </w:pPr>
-      <w:r>
-        <w:rPr>
-          <w:rFonts w:ascii="霞鹜文楷 Medium" w:hAnsi="霞鹜文楷 Medium" w:eastAsia="霞鹜文楷 Medium"/>
-          <w:b/>
-          <w:sz w:val="22"/>
-        </w:rPr>
-        <w:t>2. 放热反应：产物能量 &lt; 反应物能量，释放热到环境；吸热反应反之（用能量图表示）</w:t>
-      </w:r>
-    </w:p>
-    <w:p>
-      <w:pPr>
-        <w:spacing w:after="60" w:before="60" w:line="240" w:lineRule="auto"/>
-      </w:pPr>
-      <w:r>
-        <w:rPr>
-          <w:rFonts w:ascii="霞鹜文楷 Medium" w:hAnsi="霞鹜文楷 Medium" w:eastAsia="霞鹜文楷 Medium"/>
-          <w:b/>
-          <w:sz w:val="22"/>
-        </w:rPr>
-        <w:t>3. 溶解过程的热效应取决于溶解前后分子间/粒子间作用的相对强弱</w:t>
-      </w:r>
     </w:p>
     <w:p>
       <w:pPr>
@@ -469,80 +396,12 @@
       </w:pPr>
       <w:r>
         <w:rPr>
-          <w:rFonts w:ascii="Arial" w:hAnsi="Arial" w:eastAsia="Arial"/>
+          <w:rFonts w:ascii="Arial" w:hAnsi="Arial"/>
           <w:b w:val="0"/>
           <w:sz w:val="22"/>
         </w:rPr>
-        <w:t>1. Which of the following phase changes would result in the greatest increase in the potential energy of the system?</w:t>
-      </w:r>
-      <w:r>
-        <w:tab/>
-      </w:r>
-      <w:r>
-        <w:rPr>
-          <w:rFonts w:ascii="Arial" w:hAnsi="Arial" w:eastAsia="Arial"/>
-          <w:b w:val="0"/>
-          <w:sz w:val="22"/>
-        </w:rPr>
-        <w:t>（   ）</w:t>
-      </w:r>
-    </w:p>
-    <w:p>
-      <w:pPr>
-        <w:spacing w:after="20" w:before="0" w:line="240" w:lineRule="auto"/>
-      </w:pPr>
-      <w:r>
-        <w:rPr>
-          <w:rFonts w:ascii="Arial" w:hAnsi="Arial" w:eastAsia="Arial"/>
-          <w:b w:val="0"/>
-          <w:sz w:val="22"/>
-        </w:rPr>
-        <w:t>A. Condensation of steam.</w:t>
-      </w:r>
-    </w:p>
-    <w:p>
-      <w:pPr>
-        <w:spacing w:after="20" w:before="0" w:line="240" w:lineRule="auto"/>
-      </w:pPr>
-      <w:r>
-        <w:rPr>
-          <w:rFonts w:ascii="Arial" w:hAnsi="Arial" w:eastAsia="Arial"/>
-          <w:b w:val="0"/>
-          <w:sz w:val="22"/>
-        </w:rPr>
-        <w:t>B. Melting of ice.</w:t>
-      </w:r>
-    </w:p>
-    <w:p>
-      <w:pPr>
-        <w:spacing w:after="20" w:before="0" w:line="240" w:lineRule="auto"/>
-      </w:pPr>
-      <w:r>
-        <w:rPr>
-          <w:rFonts w:ascii="Arial" w:hAnsi="Arial" w:eastAsia="Arial"/>
-          <w:b w:val="0"/>
-          <w:sz w:val="22"/>
-        </w:rPr>
-        <w:t>C. Sublimation of dry ice (solid CO2).</w:t>
-      </w:r>
-    </w:p>
-    <w:p>
-      <w:pPr>
-        <w:spacing w:after="20" w:before="0" w:line="240" w:lineRule="auto"/>
-      </w:pPr>
-      <w:r>
-        <w:rPr>
-          <w:rFonts w:ascii="Arial" w:hAnsi="Arial" w:eastAsia="Arial"/>
-          <w:b w:val="0"/>
-          <w:sz w:val="22"/>
-        </w:rPr>
-        <w:t>D. Vaporization of water.</w:t>
-      </w:r>
-    </w:p>
-    <w:p>
-      <w:pPr>
-        <w:spacing w:after="0" w:before="0" w:line="240" w:lineRule="auto"/>
-      </w:pPr>
+        <w:t>4. A student has two beakers containing water at two different temperatures.</w:t>
+      </w:r>
     </w:p>
     <w:p>
       <w:pPr>
@@ -553,80 +412,12 @@
       </w:pPr>
       <w:r>
         <w:rPr>
-          <w:rFonts w:ascii="Arial" w:hAnsi="Arial" w:eastAsia="Arial"/>
+          <w:rFonts w:ascii="Arial" w:hAnsi="Arial"/>
           <w:b w:val="0"/>
           <w:sz w:val="22"/>
         </w:rPr>
-        <w:t>2. During a phase change, which of the following statements is true regarding the kinetic and potential energies of the particles?</w:t>
-      </w:r>
-      <w:r>
-        <w:tab/>
-      </w:r>
-      <w:r>
-        <w:rPr>
-          <w:rFonts w:ascii="Arial" w:hAnsi="Arial" w:eastAsia="Arial"/>
-          <w:b w:val="0"/>
-          <w:sz w:val="22"/>
-        </w:rPr>
-        <w:t>（   ）</w:t>
-      </w:r>
-    </w:p>
-    <w:p>
-      <w:pPr>
-        <w:spacing w:after="20" w:before="0" w:line="240" w:lineRule="auto"/>
-      </w:pPr>
-      <w:r>
-        <w:rPr>
-          <w:rFonts w:ascii="Arial" w:hAnsi="Arial" w:eastAsia="Arial"/>
-          <w:b w:val="0"/>
-          <w:sz w:val="22"/>
-        </w:rPr>
-        <w:t>A. Both kinetic and potential energies increase.</w:t>
-      </w:r>
-    </w:p>
-    <w:p>
-      <w:pPr>
-        <w:spacing w:after="20" w:before="0" w:line="240" w:lineRule="auto"/>
-      </w:pPr>
-      <w:r>
-        <w:rPr>
-          <w:rFonts w:ascii="Arial" w:hAnsi="Arial" w:eastAsia="Arial"/>
-          <w:b w:val="0"/>
-          <w:sz w:val="22"/>
-        </w:rPr>
-        <w:t>B. Kinetic energy remains constant while potential energy increases.</w:t>
-      </w:r>
-    </w:p>
-    <w:p>
-      <w:pPr>
-        <w:spacing w:after="20" w:before="0" w:line="240" w:lineRule="auto"/>
-      </w:pPr>
-      <w:r>
-        <w:rPr>
-          <w:rFonts w:ascii="Arial" w:hAnsi="Arial" w:eastAsia="Arial"/>
-          <w:b w:val="0"/>
-          <w:sz w:val="22"/>
-        </w:rPr>
-        <w:t>C. Kinetic energy increases while potential energy remains constant.</w:t>
-      </w:r>
-    </w:p>
-    <w:p>
-      <w:pPr>
-        <w:spacing w:after="20" w:before="0" w:line="240" w:lineRule="auto"/>
-      </w:pPr>
-      <w:r>
-        <w:rPr>
-          <w:rFonts w:ascii="Arial" w:hAnsi="Arial" w:eastAsia="Arial"/>
-          <w:b w:val="0"/>
-          <w:sz w:val="22"/>
-        </w:rPr>
-        <w:t>D. Both kinetic and potential energies remain constant.</w:t>
-      </w:r>
-    </w:p>
-    <w:p>
-      <w:pPr>
-        <w:spacing w:after="0" w:before="0" w:line="240" w:lineRule="auto"/>
-      </w:pPr>
+        <w:t>Beaker 1 contains 300 g of water at 40oC.</w:t>
+      </w:r>
     </w:p>
     <w:p>
       <w:pPr>
@@ -637,80 +428,12 @@
       </w:pPr>
       <w:r>
         <w:rPr>
-          <w:rFonts w:ascii="Arial" w:hAnsi="Arial" w:eastAsia="Arial"/>
+          <w:rFonts w:ascii="Arial" w:hAnsi="Arial"/>
           <w:b w:val="0"/>
           <w:sz w:val="22"/>
         </w:rPr>
-        <w:t>3. Which of the following phase changes involves the largest increase in the potential energy of the system?</w:t>
-      </w:r>
-      <w:r>
-        <w:tab/>
-      </w:r>
-      <w:r>
-        <w:rPr>
-          <w:rFonts w:ascii="Arial" w:hAnsi="Arial" w:eastAsia="Arial"/>
-          <w:b w:val="0"/>
-          <w:sz w:val="22"/>
-        </w:rPr>
-        <w:t>（   ）</w:t>
-      </w:r>
-    </w:p>
-    <w:p>
-      <w:pPr>
-        <w:spacing w:after="20" w:before="0" w:line="240" w:lineRule="auto"/>
-      </w:pPr>
-      <w:r>
-        <w:rPr>
-          <w:rFonts w:ascii="Arial" w:hAnsi="Arial" w:eastAsia="Arial"/>
-          <w:b w:val="0"/>
-          <w:sz w:val="22"/>
-        </w:rPr>
-        <w:t>A. Melting 10 g of ice.</w:t>
-      </w:r>
-    </w:p>
-    <w:p>
-      <w:pPr>
-        <w:spacing w:after="20" w:before="0" w:line="240" w:lineRule="auto"/>
-      </w:pPr>
-      <w:r>
-        <w:rPr>
-          <w:rFonts w:ascii="Arial" w:hAnsi="Arial" w:eastAsia="Arial"/>
-          <w:b w:val="0"/>
-          <w:sz w:val="22"/>
-        </w:rPr>
-        <w:t>B. Evaporating 10 g of water.</w:t>
-      </w:r>
-    </w:p>
-    <w:p>
-      <w:pPr>
-        <w:spacing w:after="20" w:before="0" w:line="240" w:lineRule="auto"/>
-      </w:pPr>
-      <w:r>
-        <w:rPr>
-          <w:rFonts w:ascii="Arial" w:hAnsi="Arial" w:eastAsia="Arial"/>
-          <w:b w:val="0"/>
-          <w:sz w:val="22"/>
-        </w:rPr>
-        <w:t>C. Sublimating 10 g of dry ice.</w:t>
-      </w:r>
-    </w:p>
-    <w:p>
-      <w:pPr>
-        <w:spacing w:after="20" w:before="0" w:line="240" w:lineRule="auto"/>
-      </w:pPr>
-      <w:r>
-        <w:rPr>
-          <w:rFonts w:ascii="Arial" w:hAnsi="Arial" w:eastAsia="Arial"/>
-          <w:b w:val="0"/>
-          <w:sz w:val="22"/>
-        </w:rPr>
-        <w:t>D. Freezing 10 g of water.</w:t>
-      </w:r>
-    </w:p>
-    <w:p>
-      <w:pPr>
-        <w:spacing w:after="0" w:before="0" w:line="240" w:lineRule="auto"/>
-      </w:pPr>
+        <w:t>Beaker 2 contains 100 g of water at 80oC.</w:t>
+      </w:r>
     </w:p>
     <w:p>
       <w:pPr>
@@ -721,22 +444,24 @@
       </w:pPr>
       <w:r>
         <w:rPr>
-          <w:rFonts w:ascii="Arial" w:hAnsi="Arial" w:eastAsia="Arial"/>
+          <w:rFonts w:ascii="Arial" w:hAnsi="Arial"/>
           <w:b w:val="0"/>
           <w:sz w:val="22"/>
         </w:rPr>
-        <w:t>4. Which of the following best explains why the reactions represented in the table are exothermic?  Balanced equation for the combustion of one mole of the compoundΔHoc(kJ/mol )C2H6 (g)+ 3.5 O2 (g)  →   2CO2  (g) +  3H2O (l)-1560C3H8 (g)+ 4.5 O2 (g)  →   3CO2 (g)  +  4H2O (l)-2020</w:t>
-      </w:r>
-      <w:r>
-        <w:tab/>
-      </w:r>
-      <w:r>
-        <w:rPr>
-          <w:rFonts w:ascii="Arial" w:hAnsi="Arial" w:eastAsia="Arial"/>
+        <w:t>Which of the following statements is true?	（   ）</w:t>
+      </w:r>
+    </w:p>
+    <w:p>
+      <w:pPr>
+        <w:spacing w:after="20" w:before="0" w:line="240" w:lineRule="auto"/>
+      </w:pPr>
+      <w:r>
+        <w:rPr>
+          <w:rFonts w:ascii="Arial" w:hAnsi="Arial"/>
           <w:b w:val="0"/>
           <w:sz w:val="22"/>
         </w:rPr>
-        <w:t>（   ）</w:t>
+        <w:t>A. Beaker 2 contains water particles with higher average kinetic energy than beaker 1.</w:t>
       </w:r>
     </w:p>
     <w:p>
@@ -745,11 +470,11 @@
       </w:pPr>
       <w:r>
         <w:rPr>
-          <w:rFonts w:ascii="Arial" w:hAnsi="Arial" w:eastAsia="Arial"/>
+          <w:rFonts w:ascii="Arial" w:hAnsi="Arial"/>
           <w:b w:val="0"/>
           <w:sz w:val="22"/>
         </w:rPr>
-        <w:t>A. The energy released in forming the bonds in the products is less than the energy required to break the bonds in the reactants.</w:t>
+        <w:t>B. The water in beaker 1 has a higher specific heat capacity than beaker 2.</w:t>
       </w:r>
     </w:p>
     <w:p>
@@ -758,11 +483,11 @@
       </w:pPr>
       <w:r>
         <w:rPr>
-          <w:rFonts w:ascii="Arial" w:hAnsi="Arial" w:eastAsia="Arial"/>
+          <w:rFonts w:ascii="Arial" w:hAnsi="Arial"/>
           <w:b w:val="0"/>
           <w:sz w:val="22"/>
         </w:rPr>
-        <w:t>B. The energy released in forming the bonds in the products is more than the energy required to break the bonds in the reactants.</w:t>
+        <w:t>C. Beaker 2 has a higher thermal energy than beaker 1.</w:t>
       </w:r>
     </w:p>
     <w:p>
@@ -771,31 +496,120 @@
       </w:pPr>
       <w:r>
         <w:rPr>
-          <w:rFonts w:ascii="Arial" w:hAnsi="Arial" w:eastAsia="Arial"/>
+          <w:rFonts w:ascii="Arial" w:hAnsi="Arial"/>
           <w:b w:val="0"/>
           <w:sz w:val="22"/>
         </w:rPr>
-        <w:t>C. The number of bonds in the product molecules is less than the number of bonds in the reactant molecules.</w:t>
+        <w:t>D. On mixing the two beakers, the final temperature of the water would be 60oC.</w:t>
       </w:r>
     </w:p>
     <w:p>
       <w:pPr>
-        <w:spacing w:after="20" w:before="0" w:line="240" w:lineRule="auto"/>
-      </w:pPr>
-      <w:r>
-        <w:rPr>
-          <w:rFonts w:ascii="Arial" w:hAnsi="Arial" w:eastAsia="Arial"/>
-          <w:b w:val="0"/>
-          <w:sz w:val="22"/>
-        </w:rPr>
-        <w:t>D. The number of bonds in the product molecules is more than the number of bonds in the reactant molecules.</w:t>
-      </w:r>
+        <w:spacing w:after="0" w:before="0" w:line="240" w:lineRule="auto"/>
+      </w:pPr>
     </w:p>
     <w:p>
       <w:pPr>
-        <w:spacing w:after="0" w:before="0" w:line="240" w:lineRule="auto"/>
-      </w:pPr>
+        <w:spacing w:before="280" w:after="80"/>
+      </w:pPr>
+      <w:r>
+        <w:rPr>
+          <w:rFonts w:ascii="Arial" w:hAnsi="Arial"/>
+          <w:b/>
+          <w:sz w:val="24"/>
+        </w:rPr>
+        <w:t>考点 B: 能量变化  Energy Change</w:t>
+      </w:r>
     </w:p>
+    <w:p>
+      <w:pPr>
+        <w:spacing w:after="60" w:before="60" w:line="240" w:lineRule="auto"/>
+      </w:pPr>
+      <w:r>
+        <w:rPr>
+          <w:rFonts w:ascii="霞鹜文楷 Medium" w:hAnsi="霞鹜文楷 Medium"/>
+          <w:b/>
+          <w:sz w:val="22"/>
+        </w:rPr>
+        <w:t>1. 吸热过程 (Endothermic) vs 放热过程 (Exothermic)</w:t>
+      </w:r>
+    </w:p>
+    <w:p>
+      <w:r>
+        <w:drawing>
+          <wp:inline xmlns:a="http://schemas.openxmlformats.org/drawingml/2006/main" xmlns:pic="http://schemas.openxmlformats.org/drawingml/2006/picture">
+            <wp:extent cx="3780000" cy="2765393"/>
+            <wp:docPr id="1" name="Picture 1"/>
+            <wp:cNvGraphicFramePr>
+              <a:graphicFrameLocks noChangeAspect="1"/>
+            </wp:cNvGraphicFramePr>
+            <a:graphic>
+              <a:graphicData uri="http://schemas.openxmlformats.org/drawingml/2006/picture">
+                <pic:pic>
+                  <pic:nvPicPr>
+                    <pic:cNvPr id="0" name="f_c08_01.png"/>
+                    <pic:cNvPicPr/>
+                  </pic:nvPicPr>
+                  <pic:blipFill>
+                    <a:blip r:embed="rId9"/>
+                    <a:stretch>
+                      <a:fillRect/>
+                    </a:stretch>
+                  </pic:blipFill>
+                  <pic:spPr>
+                    <a:xfrm>
+                      <a:off x="0" y="0"/>
+                      <a:ext cx="3780000" cy="2765393"/>
+                    </a:xfrm>
+                    <a:prstGeom prst="rect"/>
+                  </pic:spPr>
+                </pic:pic>
+              </a:graphicData>
+            </a:graphic>
+          </wp:inline>
+        </w:drawing>
+      </w:r>
+    </w:p>
+    <w:p>
+      <w:pPr>
+        <w:spacing w:before="20" w:after="120"/>
+      </w:pPr>
+      <w:r>
+        <w:rPr>
+          <w:rFonts w:ascii="霞鹜文楷 Medium" w:hAnsi="霞鹜文楷 Medium"/>
+          <w:b/>
+          <w:sz w:val="18"/>
+        </w:rPr>
+        <w:t>图 C₀8-1：放热与吸热反应能量图（对应考点 B 能量变化 / MCQ5）</w:t>
+      </w:r>
+    </w:p>
+    <w:p>
+      <w:pPr>
+        <w:spacing w:after="60" w:before="60" w:line="240" w:lineRule="auto"/>
+      </w:pPr>
+      <w:r>
+        <w:rPr>
+          <w:rFonts w:ascii="霞鹜文楷 Medium" w:hAnsi="霞鹜文楷 Medium"/>
+          <w:b/>
+          <w:sz w:val="22"/>
+        </w:rPr>
+        <w:t>2. 放热反应：产物能量 &lt; 反应物能量，释放热到环境；吸热反应反之（用能量图表示）</w:t>
+      </w:r>
+    </w:p>
+    <w:p>
+      <w:pPr>
+        <w:spacing w:after="60" w:before="60" w:line="240" w:lineRule="auto"/>
+      </w:pPr>
+      <w:r>
+        <w:rPr>
+          <w:rFonts w:ascii="霞鹜文楷 Medium" w:hAnsi="霞鹜文楷 Medium"/>
+          <w:b/>
+          <w:sz w:val="22"/>
+        </w:rPr>
+        <w:t>3. 溶解过程的热效应取决于溶解前后分子间/粒子间作用的相对强弱</w:t>
+      </w:r>
+    </w:p>
+    <w:p/>
     <w:p>
       <w:pPr>
         <w:spacing w:after="40" w:before="80" w:line="240" w:lineRule="auto"/>
@@ -805,22 +619,19 @@
       </w:pPr>
       <w:r>
         <w:rPr>
-          <w:rFonts w:ascii="Arial" w:hAnsi="Arial" w:eastAsia="Arial"/>
+          <w:rFonts w:ascii="Arial" w:hAnsi="Arial"/>
           <w:b w:val="0"/>
           <w:sz w:val="22"/>
         </w:rPr>
-        <w:t>5. Which statement about energy diagrams is  correct?</w:t>
-      </w:r>
-      <w:r>
-        <w:tab/>
-      </w:r>
-      <w:r>
-        <w:rPr>
-          <w:rFonts w:ascii="Arial" w:hAnsi="Arial" w:eastAsia="Arial"/>
+        <w:t>1.</w:t>
+      </w:r>
+      <w:r>
+        <w:rPr>
+          <w:rFonts w:ascii="Arial" w:hAnsi="Arial"/>
           <w:b w:val="0"/>
           <w:sz w:val="22"/>
         </w:rPr>
-        <w:t>（   ）</w:t>
+        <w:t xml:space="preserve"> Which of the following phase changes would result in the greatest increase in the potential energy of the system?	（   ）</w:t>
       </w:r>
     </w:p>
     <w:p>
@@ -829,11 +640,11 @@
       </w:pPr>
       <w:r>
         <w:rPr>
-          <w:rFonts w:ascii="Arial" w:hAnsi="Arial" w:eastAsia="Arial"/>
+          <w:rFonts w:ascii="Arial" w:hAnsi="Arial"/>
           <w:b w:val="0"/>
           <w:sz w:val="22"/>
         </w:rPr>
-        <w:t>A. An energy diagram for an exothermic reaction has the reactants at higher energy than the products with a positive enthalpy change.</w:t>
+        <w:t>A. Condensation of steam.</w:t>
       </w:r>
     </w:p>
     <w:p>
@@ -842,11 +653,11 @@
       </w:pPr>
       <w:r>
         <w:rPr>
-          <w:rFonts w:ascii="Arial" w:hAnsi="Arial" w:eastAsia="Arial"/>
+          <w:rFonts w:ascii="Arial" w:hAnsi="Arial"/>
           <w:b w:val="0"/>
           <w:sz w:val="22"/>
         </w:rPr>
-        <w:t>B. An energy diagram for an endothermic reaction has the reactants at lower energy than the products with a positive enthalpy change.</w:t>
+        <w:t>B. Option B</w:t>
       </w:r>
     </w:p>
     <w:p>
@@ -855,11 +666,11 @@
       </w:pPr>
       <w:r>
         <w:rPr>
-          <w:rFonts w:ascii="Arial" w:hAnsi="Arial" w:eastAsia="Arial"/>
+          <w:rFonts w:ascii="Arial" w:hAnsi="Arial"/>
           <w:b w:val="0"/>
           <w:sz w:val="22"/>
         </w:rPr>
-        <w:t>C. An energy diagram for an exothermic reaction has the reactants at lower energy than the products with a negative enthalpy change.</w:t>
+        <w:t>C. Sublimation of dry ice (solid CO₂).</w:t>
       </w:r>
     </w:p>
     <w:p>
@@ -868,11 +679,11 @@
       </w:pPr>
       <w:r>
         <w:rPr>
-          <w:rFonts w:ascii="Arial" w:hAnsi="Arial" w:eastAsia="Arial"/>
+          <w:rFonts w:ascii="Arial" w:hAnsi="Arial"/>
           <w:b w:val="0"/>
           <w:sz w:val="22"/>
         </w:rPr>
-        <w:t>D. An energy diagram for an endothermic reaction has the reactants at lower energy than the products with a negative enthalpy change.</w:t>
+        <w:t>D. Vaporization of water.</w:t>
       </w:r>
     </w:p>
     <w:p>
@@ -889,35 +700,81 @@
       </w:pPr>
       <w:r>
         <w:rPr>
-          <w:rFonts w:ascii="Arial" w:hAnsi="Arial" w:eastAsia="Arial"/>
+          <w:rFonts w:ascii="Arial" w:hAnsi="Arial"/>
           <w:b w:val="0"/>
           <w:sz w:val="22"/>
         </w:rPr>
-        <w:t>6. Ammonium chloride dissolves endothermically. What type of energy conversion takes place?</w:t>
-      </w:r>
-      <w:r>
-        <w:tab/>
-      </w:r>
-      <w:r>
-        <w:rPr>
-          <w:rFonts w:ascii="Arial" w:hAnsi="Arial" w:eastAsia="Arial"/>
+        <w:t>2.</w:t>
+      </w:r>
+      <w:r>
+        <w:rPr>
+          <w:rFonts w:ascii="Arial" w:hAnsi="Arial"/>
           <w:b w:val="0"/>
           <w:sz w:val="22"/>
         </w:rPr>
-        <w:t>（   ）</w:t>
+        <w:t xml:space="preserve"> During a phase change, which of the following statements is true regarding the kinetic and potential energies of the particles?	（   ）</w:t>
       </w:r>
     </w:p>
     <w:p>
+      <w:r>
+        <w:drawing>
+          <wp:inline xmlns:a="http://schemas.openxmlformats.org/drawingml/2006/main" xmlns:pic="http://schemas.openxmlformats.org/drawingml/2006/picture">
+            <wp:extent cx="3780000" cy="3138977"/>
+            <wp:docPr id="2" name="Picture 2"/>
+            <wp:cNvGraphicFramePr>
+              <a:graphicFrameLocks noChangeAspect="1"/>
+            </wp:cNvGraphicFramePr>
+            <a:graphic>
+              <a:graphicData uri="http://schemas.openxmlformats.org/drawingml/2006/picture">
+                <pic:pic>
+                  <pic:nvPicPr>
+                    <pic:cNvPr id="0" name="f_c08_02.png"/>
+                    <pic:cNvPicPr/>
+                  </pic:nvPicPr>
+                  <pic:blipFill>
+                    <a:blip r:embed="rId10"/>
+                    <a:stretch>
+                      <a:fillRect/>
+                    </a:stretch>
+                  </pic:blipFill>
+                  <pic:spPr>
+                    <a:xfrm>
+                      <a:off x="0" y="0"/>
+                      <a:ext cx="3780000" cy="3138977"/>
+                    </a:xfrm>
+                    <a:prstGeom prst="rect"/>
+                  </pic:spPr>
+                </pic:pic>
+              </a:graphicData>
+            </a:graphic>
+          </wp:inline>
+        </w:drawing>
+      </w:r>
+    </w:p>
+    <w:p>
+      <w:pPr>
+        <w:spacing w:before="20" w:after="120"/>
+      </w:pPr>
+      <w:r>
+        <w:rPr>
+          <w:rFonts w:ascii="霞鹜文楷 Medium" w:hAnsi="霞鹜文楷 Medium"/>
+          <w:b/>
+          <w:sz w:val="18"/>
+        </w:rPr>
+        <w:t>图 C₀8-2：相变过程中的动能与势能变化（对应考点 B 相变能量 / MCQ2）</w:t>
+      </w:r>
+    </w:p>
+    <w:p>
       <w:pPr>
         <w:spacing w:after="20" w:before="0" w:line="240" w:lineRule="auto"/>
       </w:pPr>
       <w:r>
         <w:rPr>
-          <w:rFonts w:ascii="Arial" w:hAnsi="Arial" w:eastAsia="Arial"/>
+          <w:rFonts w:ascii="Arial" w:hAnsi="Arial"/>
           <w:b w:val="0"/>
           <w:sz w:val="22"/>
         </w:rPr>
-        <w:t>A. Chemical energy to kinetic energy</w:t>
+        <w:t>A. Both kinetic and potential energies increase.</w:t>
       </w:r>
     </w:p>
     <w:p>
@@ -926,11 +783,11 @@
       </w:pPr>
       <w:r>
         <w:rPr>
-          <w:rFonts w:ascii="Arial" w:hAnsi="Arial" w:eastAsia="Arial"/>
+          <w:rFonts w:ascii="Arial" w:hAnsi="Arial"/>
           <w:b w:val="0"/>
           <w:sz w:val="22"/>
         </w:rPr>
-        <w:t>B. Kinetic energy to chemical energy</w:t>
+        <w:t>B. Kinetic energy remains constant while potential energy increases.</w:t>
       </w:r>
     </w:p>
     <w:p>
@@ -939,11 +796,11 @@
       </w:pPr>
       <w:r>
         <w:rPr>
-          <w:rFonts w:ascii="Arial" w:hAnsi="Arial" w:eastAsia="Arial"/>
+          <w:rFonts w:ascii="Arial" w:hAnsi="Arial"/>
           <w:b w:val="0"/>
           <w:sz w:val="22"/>
         </w:rPr>
-        <w:t>C. Kinetic energy to potential energy</w:t>
+        <w:t>C. Kinetic energy increases while potential energy remains constant.</w:t>
       </w:r>
     </w:p>
     <w:p>
@@ -952,11 +809,11 @@
       </w:pPr>
       <w:r>
         <w:rPr>
-          <w:rFonts w:ascii="Arial" w:hAnsi="Arial" w:eastAsia="Arial"/>
+          <w:rFonts w:ascii="Arial" w:hAnsi="Arial"/>
           <w:b w:val="0"/>
           <w:sz w:val="22"/>
         </w:rPr>
-        <w:t>D. Potential energy to chemical energy</w:t>
+        <w:t>D. Both kinetic and potential energies remain constant.</w:t>
       </w:r>
     </w:p>
     <w:p>
@@ -973,18 +830,18 @@
       </w:pPr>
       <w:r>
         <w:rPr>
-          <w:rFonts w:ascii="Arial" w:hAnsi="Arial" w:eastAsia="Arial"/>
+          <w:rFonts w:ascii="Arial" w:hAnsi="Arial"/>
           <w:b w:val="0"/>
           <w:sz w:val="22"/>
         </w:rPr>
-        <w:t>7. In the energy diagram shown above,</w:t>
+        <w:t>3. Which of the following phase changes involves the largest increase in the potential energy of the system?</w:t>
       </w:r>
       <w:r>
         <w:tab/>
       </w:r>
       <w:r>
         <w:rPr>
-          <w:rFonts w:ascii="Arial" w:hAnsi="Arial" w:eastAsia="Arial"/>
+          <w:rFonts w:ascii="Arial" w:hAnsi="Arial"/>
           <w:b w:val="0"/>
           <w:sz w:val="22"/>
         </w:rPr>
@@ -997,11 +854,11 @@
       </w:pPr>
       <w:r>
         <w:rPr>
-          <w:rFonts w:ascii="Arial" w:hAnsi="Arial" w:eastAsia="Arial"/>
+          <w:rFonts w:ascii="Arial" w:hAnsi="Arial"/>
           <w:b w:val="0"/>
           <w:sz w:val="22"/>
         </w:rPr>
-        <w:t>A. ΔH is exothermic and the forward activation energy is greater than the reverse activation energy</w:t>
+        <w:t>A. Option A</w:t>
       </w:r>
     </w:p>
     <w:p>
@@ -1010,11 +867,11 @@
       </w:pPr>
       <w:r>
         <w:rPr>
-          <w:rFonts w:ascii="Arial" w:hAnsi="Arial" w:eastAsia="Arial"/>
+          <w:rFonts w:ascii="Arial" w:hAnsi="Arial"/>
           <w:b w:val="0"/>
           <w:sz w:val="22"/>
         </w:rPr>
-        <w:t>B. ΔH is endothermic and the reverse activation energy is greater than the forward activation energy</w:t>
+        <w:t>B. Evaporating 10 g of water.</w:t>
       </w:r>
     </w:p>
     <w:p>
@@ -1023,11 +880,11 @@
       </w:pPr>
       <w:r>
         <w:rPr>
-          <w:rFonts w:ascii="Arial" w:hAnsi="Arial" w:eastAsia="Arial"/>
+          <w:rFonts w:ascii="Arial" w:hAnsi="Arial"/>
           <w:b w:val="0"/>
           <w:sz w:val="22"/>
         </w:rPr>
-        <w:t>C. ΔH is exothermic and the reverse activation energy is greater than the forward activation energy</w:t>
+        <w:t>C. Sublimating 10 g of dry ice.</w:t>
       </w:r>
     </w:p>
     <w:p>
@@ -1036,11 +893,11 @@
       </w:pPr>
       <w:r>
         <w:rPr>
-          <w:rFonts w:ascii="Arial" w:hAnsi="Arial" w:eastAsia="Arial"/>
+          <w:rFonts w:ascii="Arial" w:hAnsi="Arial"/>
           <w:b w:val="0"/>
           <w:sz w:val="22"/>
         </w:rPr>
-        <w:t>D. ΔH is endothermic and the forward activation energy is greater than the reverse activation energy</w:t>
+        <w:t>D. Freezing 10 g of water.</w:t>
       </w:r>
     </w:p>
     <w:p>
@@ -1057,80 +914,20 @@
       </w:pPr>
       <w:r>
         <w:rPr>
-          <w:rFonts w:ascii="Arial" w:hAnsi="Arial" w:eastAsia="Arial"/>
+          <w:rFonts w:ascii="Arial" w:hAnsi="Arial"/>
           <w:b w:val="0"/>
           <w:sz w:val="22"/>
         </w:rPr>
-        <w:t>8. The diagram above shows the heating curve for a substance. Determine which of the following statements is true?</w:t>
-      </w:r>
-      <w:r>
-        <w:tab/>
-      </w:r>
-      <w:r>
-        <w:rPr>
-          <w:rFonts w:ascii="Arial" w:hAnsi="Arial" w:eastAsia="Arial"/>
+        <w:t>4.</w:t>
+      </w:r>
+      <w:r>
+        <w:rPr>
+          <w:rFonts w:ascii="Arial" w:hAnsi="Arial"/>
           <w:b w:val="0"/>
           <w:sz w:val="22"/>
         </w:rPr>
-        <w:t>（   ）</w:t>
-      </w:r>
-    </w:p>
-    <w:p>
-      <w:pPr>
-        <w:spacing w:after="20" w:before="0" w:line="240" w:lineRule="auto"/>
-      </w:pPr>
-      <w:r>
-        <w:rPr>
-          <w:rFonts w:ascii="Arial" w:hAnsi="Arial" w:eastAsia="Arial"/>
-          <w:b w:val="0"/>
-          <w:sz w:val="22"/>
-        </w:rPr>
-        <w:t>A. The specific heat capacities of the three states of matter are approximately the same.</w:t>
-      </w:r>
-    </w:p>
-    <w:p>
-      <w:pPr>
-        <w:spacing w:after="20" w:before="0" w:line="240" w:lineRule="auto"/>
-      </w:pPr>
-      <w:r>
-        <w:rPr>
-          <w:rFonts w:ascii="Arial" w:hAnsi="Arial" w:eastAsia="Arial"/>
-          <w:b w:val="0"/>
-          <w:sz w:val="22"/>
-        </w:rPr>
-        <w:t>B. The enthalpy of fusion is less than the enthalpy of vaporization.</w:t>
-      </w:r>
-    </w:p>
-    <w:p>
-      <w:pPr>
-        <w:spacing w:after="20" w:before="0" w:line="240" w:lineRule="auto"/>
-      </w:pPr>
-      <w:r>
-        <w:rPr>
-          <w:rFonts w:ascii="Arial" w:hAnsi="Arial" w:eastAsia="Arial"/>
-          <w:b w:val="0"/>
-          <w:sz w:val="22"/>
-        </w:rPr>
-        <w:t>C. The specific heat capacity of the gas is greater than the enthalpy of fusion.</w:t>
-      </w:r>
-    </w:p>
-    <w:p>
-      <w:pPr>
-        <w:spacing w:after="20" w:before="0" w:line="240" w:lineRule="auto"/>
-      </w:pPr>
-      <w:r>
-        <w:rPr>
-          <w:rFonts w:ascii="Arial" w:hAnsi="Arial" w:eastAsia="Arial"/>
-          <w:b w:val="0"/>
-          <w:sz w:val="22"/>
-        </w:rPr>
-        <w:t>D. The specific heat capacity of the gas is greater than that of the liquid.</w:t>
-      </w:r>
-    </w:p>
-    <w:p>
-      <w:pPr>
-        <w:spacing w:after="0" w:before="0" w:line="240" w:lineRule="auto"/>
-      </w:pPr>
+        <w:t xml:space="preserve"> Which of the following best explains why the reactions represented in the table are exothermic?</w:t>
+      </w:r>
     </w:p>
     <w:p>
       <w:pPr>
@@ -1141,22 +938,24 @@
       </w:pPr>
       <w:r>
         <w:rPr>
-          <w:rFonts w:ascii="Arial" w:hAnsi="Arial" w:eastAsia="Arial"/>
+          <w:rFonts w:ascii="Arial" w:hAnsi="Arial"/>
           <w:b w:val="0"/>
           <w:sz w:val="22"/>
         </w:rPr>
-        <w:t>9. The diagram above represents a heating curve for a typical substance. Iodine is a solid that sublimes very easily. Which statement would be true about the heating curve for iodine compared to the one above?</w:t>
-      </w:r>
-      <w:r>
-        <w:tab/>
-      </w:r>
-      <w:r>
-        <w:rPr>
-          <w:rFonts w:ascii="Arial" w:hAnsi="Arial" w:eastAsia="Arial"/>
+        <w:t>Balanced equation for the combustion of one mole of the compoundΔHoc(kJ/mol )C₂H₆ (g)+ 3.5 O₂ (g)  →   2CO₂  (g) +  3H₂O (l)-1560C₃H₈ (g)+ 4.5 O₂ (g)  →   3CO₂ (g)  +  4H₂O (l)-2020	（   ）</w:t>
+      </w:r>
+    </w:p>
+    <w:p>
+      <w:pPr>
+        <w:spacing w:after="20" w:before="0" w:line="240" w:lineRule="auto"/>
+      </w:pPr>
+      <w:r>
+        <w:rPr>
+          <w:rFonts w:ascii="Arial" w:hAnsi="Arial"/>
           <w:b w:val="0"/>
           <w:sz w:val="22"/>
         </w:rPr>
-        <w:t>（   ）</w:t>
+        <w:t>A. The energy released in forming the bonds in the products is less than the energy required to break the bonds in the reactants.</w:t>
       </w:r>
     </w:p>
     <w:p>
@@ -1165,11 +964,11 @@
       </w:pPr>
       <w:r>
         <w:rPr>
-          <w:rFonts w:ascii="Arial" w:hAnsi="Arial" w:eastAsia="Arial"/>
+          <w:rFonts w:ascii="Arial" w:hAnsi="Arial"/>
           <w:b w:val="0"/>
           <w:sz w:val="22"/>
         </w:rPr>
-        <w:t>A. Line B would rise and become closer to the level of line D.</w:t>
+        <w:t>B. The energy released in forming the bonds in the products is more than the energy required to break the bonds in the reactants.</w:t>
       </w:r>
     </w:p>
     <w:p>
@@ -1178,11 +977,11 @@
       </w:pPr>
       <w:r>
         <w:rPr>
-          <w:rFonts w:ascii="Arial" w:hAnsi="Arial" w:eastAsia="Arial"/>
+          <w:rFonts w:ascii="Arial" w:hAnsi="Arial"/>
           <w:b w:val="0"/>
           <w:sz w:val="22"/>
         </w:rPr>
-        <w:t>B. Line C would be shorter and steeper.</w:t>
+        <w:t>C. The number of bonds in the product molecules is less than the number of bonds in the reactant molecules.</w:t>
       </w:r>
     </w:p>
     <w:p>
@@ -1191,95 +990,17 @@
       </w:pPr>
       <w:r>
         <w:rPr>
-          <w:rFonts w:ascii="Arial" w:hAnsi="Arial" w:eastAsia="Arial"/>
+          <w:rFonts w:ascii="Arial" w:hAnsi="Arial"/>
           <w:b w:val="0"/>
           <w:sz w:val="22"/>
         </w:rPr>
-        <w:t>C. Line C would disappear and B and D would be at the same level.</w:t>
+        <w:t>D. The number of bonds in the product molecules is more than the number of bonds in the reactant molecules.</w:t>
       </w:r>
     </w:p>
     <w:p>
       <w:pPr>
-        <w:spacing w:after="20" w:before="0" w:line="240" w:lineRule="auto"/>
-      </w:pPr>
-      <w:r>
-        <w:rPr>
-          <w:rFonts w:ascii="Arial" w:hAnsi="Arial" w:eastAsia="Arial"/>
-          <w:b w:val="0"/>
-          <w:sz w:val="22"/>
-        </w:rPr>
-        <w:t>D. Line D would become much shorter than line B.</w:t>
-      </w:r>
-    </w:p>
-    <w:p>
-      <w:pPr>
         <w:spacing w:after="0" w:before="0" w:line="240" w:lineRule="auto"/>
       </w:pPr>
-    </w:p>
-    <w:p>
-      <w:pPr>
-        <w:spacing w:before="280" w:after="80"/>
-      </w:pPr>
-      <w:r>
-        <w:rPr>
-          <w:rFonts w:ascii="Arial" w:hAnsi="Arial" w:eastAsia="Arial"/>
-          <w:b/>
-          <w:sz w:val="24"/>
-        </w:rPr>
-        <w:t>考点 C: 量热法  Calorimetry</w:t>
-      </w:r>
-    </w:p>
-    <w:p>
-      <w:pPr>
-        <w:spacing w:after="60" w:before="60" w:line="240" w:lineRule="auto"/>
-      </w:pPr>
-      <w:r>
-        <w:rPr>
-          <w:rFonts w:ascii="霞鹜文楷 Medium" w:hAnsi="霞鹜文楷 Medium" w:eastAsia="霞鹜文楷 Medium"/>
-          <w:b/>
-          <w:sz w:val="22"/>
-        </w:rPr>
-        <w:t>1. 掌握量热法 q = mcΔT</w:t>
-      </w:r>
-    </w:p>
-    <w:p>
-      <w:pPr>
-        <w:spacing w:after="60" w:before="60" w:line="240" w:lineRule="auto"/>
-      </w:pPr>
-      <w:r>
-        <w:rPr>
-          <w:rFonts w:ascii="霞鹜文楷 Medium" w:hAnsi="霞鹜文楷 Medium" w:eastAsia="霞鹜文楷 Medium"/>
-          <w:b/>
-          <w:sz w:val="22"/>
-        </w:rPr>
-        <w:t>Coffee-cup calorimeter: q_solution = mcΔT (where m = total mass of solution)</w:t>
-      </w:r>
-    </w:p>
-    <w:p>
-      <w:pPr>
-        <w:spacing w:after="60" w:before="60" w:line="240" w:lineRule="auto"/>
-      </w:pPr>
-      <w:r>
-        <w:rPr>
-          <w:rFonts w:ascii="霞鹜文楷 Medium" w:hAnsi="霞鹜文楷 Medium" w:eastAsia="霞鹜文楷 Medium"/>
-          <w:b/>
-          <w:sz w:val="22"/>
-        </w:rPr>
-        <w:t>q_reaction = −q_solution (conservation of energy)</w:t>
-      </w:r>
-    </w:p>
-    <w:p>
-      <w:pPr>
-        <w:spacing w:after="60" w:before="60" w:line="240" w:lineRule="auto"/>
-      </w:pPr>
-      <w:r>
-        <w:rPr>
-          <w:rFonts w:ascii="霞鹜文楷 Medium" w:hAnsi="霞鹜文楷 Medium" w:eastAsia="霞鹜文楷 Medium"/>
-          <w:b/>
-          <w:sz w:val="22"/>
-        </w:rPr>
-        <w:t>Endothermic: T decreases (system absorbs heat); Exothermic: T increases (system releases heat)</w:t>
-      </w:r>
     </w:p>
     <w:p>
       <w:pPr>
@@ -1290,18 +1011,18 @@
       </w:pPr>
       <w:r>
         <w:rPr>
-          <w:rFonts w:ascii="Arial" w:hAnsi="Arial" w:eastAsia="Arial"/>
+          <w:rFonts w:ascii="Arial" w:hAnsi="Arial"/>
           <w:b w:val="0"/>
           <w:sz w:val="22"/>
         </w:rPr>
-        <w:t>1. Which of the following statements best explains why water takes longer to heat up than most metals when the same amount of heat energy is applied?</w:t>
+        <w:t>5. Which statement about energy diagrams is  correct?</w:t>
       </w:r>
       <w:r>
         <w:tab/>
       </w:r>
       <w:r>
         <w:rPr>
-          <w:rFonts w:ascii="Arial" w:hAnsi="Arial" w:eastAsia="Arial"/>
+          <w:rFonts w:ascii="Arial" w:hAnsi="Arial"/>
           <w:b w:val="0"/>
           <w:sz w:val="22"/>
         </w:rPr>
@@ -1314,11 +1035,11 @@
       </w:pPr>
       <w:r>
         <w:rPr>
-          <w:rFonts w:ascii="Arial" w:hAnsi="Arial" w:eastAsia="Arial"/>
+          <w:rFonts w:ascii="Arial" w:hAnsi="Arial"/>
           <w:b w:val="0"/>
           <w:sz w:val="22"/>
         </w:rPr>
-        <w:t>A. Water is a liquid, and metals are solids.</w:t>
+        <w:t>A. An energy diagram for an exothermic reaction has the reactants at higher energy than the products with a positive enthalpy change.</w:t>
       </w:r>
     </w:p>
     <w:p>
@@ -1327,11 +1048,11 @@
       </w:pPr>
       <w:r>
         <w:rPr>
-          <w:rFonts w:ascii="Arial" w:hAnsi="Arial" w:eastAsia="Arial"/>
+          <w:rFonts w:ascii="Arial" w:hAnsi="Arial"/>
           <w:b w:val="0"/>
           <w:sz w:val="22"/>
         </w:rPr>
-        <w:t>B. Water has a higher specific heat capacity than most metals.</w:t>
+        <w:t>B. An energy diagram for an endothermic reaction has the reactants at lower energy than the products with a positive enthalpy change.</w:t>
       </w:r>
     </w:p>
     <w:p>
@@ -1340,11 +1061,11 @@
       </w:pPr>
       <w:r>
         <w:rPr>
-          <w:rFonts w:ascii="Arial" w:hAnsi="Arial" w:eastAsia="Arial"/>
+          <w:rFonts w:ascii="Arial" w:hAnsi="Arial"/>
           <w:b w:val="0"/>
           <w:sz w:val="22"/>
         </w:rPr>
-        <w:t>C. Water molecules form hydrogen bonds that absorb heat energy.</w:t>
+        <w:t>C. An energy diagram for an exothermic reaction has the reactants at lower energy than the products with a negative enthalpy change.</w:t>
       </w:r>
     </w:p>
     <w:p>
@@ -1353,11 +1074,11 @@
       </w:pPr>
       <w:r>
         <w:rPr>
-          <w:rFonts w:ascii="Arial" w:hAnsi="Arial" w:eastAsia="Arial"/>
+          <w:rFonts w:ascii="Arial" w:hAnsi="Arial"/>
           <w:b w:val="0"/>
           <w:sz w:val="22"/>
         </w:rPr>
-        <w:t>D. Water has a higher density than most metals.</w:t>
+        <w:t>D. An energy diagram for an endothermic reaction has the reactants at lower energy than the products with a negative enthalpy change.</w:t>
       </w:r>
     </w:p>
     <w:p>
@@ -1374,18 +1095,18 @@
       </w:pPr>
       <w:r>
         <w:rPr>
-          <w:rFonts w:ascii="Arial" w:hAnsi="Arial" w:eastAsia="Arial"/>
+          <w:rFonts w:ascii="Arial" w:hAnsi="Arial"/>
           <w:b w:val="0"/>
           <w:sz w:val="22"/>
         </w:rPr>
-        <w:t>2. Which of the following is the minimum amount of data needed to determine the molar enthalpy of solution of KNO3 (s) in pure H2O (l)? (Assume that the KNO3 (aq) has the same specific heat capacity as pure water and that the initial temperatures of the KNO3 (s) and the water are the same.)</w:t>
+        <w:t>6. Ammonium chloride dissolves endothermically. What type of energy conversion takes place?</w:t>
       </w:r>
       <w:r>
         <w:tab/>
       </w:r>
       <w:r>
         <w:rPr>
-          <w:rFonts w:ascii="Arial" w:hAnsi="Arial" w:eastAsia="Arial"/>
+          <w:rFonts w:ascii="Arial" w:hAnsi="Arial"/>
           <w:b w:val="0"/>
           <w:sz w:val="22"/>
         </w:rPr>
@@ -1398,11 +1119,11 @@
       </w:pPr>
       <w:r>
         <w:rPr>
-          <w:rFonts w:ascii="Arial" w:hAnsi="Arial" w:eastAsia="Arial"/>
+          <w:rFonts w:ascii="Arial" w:hAnsi="Arial"/>
           <w:b w:val="0"/>
           <w:sz w:val="22"/>
         </w:rPr>
-        <w:t>A. Mass of KNO3 (s), initial temperature of the water, and final temperature of the solution</w:t>
+        <w:t>A. Chemical energy to kinetic energy</w:t>
       </w:r>
     </w:p>
     <w:p>
@@ -1411,11 +1132,11 @@
       </w:pPr>
       <w:r>
         <w:rPr>
-          <w:rFonts w:ascii="Arial" w:hAnsi="Arial" w:eastAsia="Arial"/>
+          <w:rFonts w:ascii="Arial" w:hAnsi="Arial"/>
           <w:b w:val="0"/>
           <w:sz w:val="22"/>
         </w:rPr>
-        <w:t>B. Mass of H2O, initial temperature of the water, and final temperature of the solution</w:t>
+        <w:t>B. Kinetic energy to chemical energy</w:t>
       </w:r>
     </w:p>
     <w:p>
@@ -1424,11 +1145,11 @@
       </w:pPr>
       <w:r>
         <w:rPr>
-          <w:rFonts w:ascii="Arial" w:hAnsi="Arial" w:eastAsia="Arial"/>
+          <w:rFonts w:ascii="Arial" w:hAnsi="Arial"/>
           <w:b w:val="0"/>
           <w:sz w:val="22"/>
         </w:rPr>
-        <w:t>C. Mass of KNO3 (s), mass of H2O, initial temperature of the water, and final temperature of the solution</w:t>
+        <w:t>C. Kinetic energy to potential energy</w:t>
       </w:r>
     </w:p>
     <w:p>
@@ -1437,11 +1158,11 @@
       </w:pPr>
       <w:r>
         <w:rPr>
-          <w:rFonts w:ascii="Arial" w:hAnsi="Arial" w:eastAsia="Arial"/>
+          <w:rFonts w:ascii="Arial" w:hAnsi="Arial"/>
           <w:b w:val="0"/>
           <w:sz w:val="22"/>
         </w:rPr>
-        <w:t>D. Mass of KNO3 (s), mass of H2O, initial temperature of the water, final temperature of the solution, and atmospheric pressure</w:t>
+        <w:t>D. Potential energy to chemical energy</w:t>
       </w:r>
     </w:p>
     <w:p>
@@ -1458,18 +1179,18 @@
       </w:pPr>
       <w:r>
         <w:rPr>
-          <w:rFonts w:ascii="Arial" w:hAnsi="Arial" w:eastAsia="Arial"/>
+          <w:rFonts w:ascii="Arial" w:hAnsi="Arial"/>
           <w:b w:val="0"/>
           <w:sz w:val="22"/>
         </w:rPr>
-        <w:t>3. A fuel undergoes complete combustion in a calorimetry experiment. A 2.50 g sample of the fuel is burned, releasing energy that heats 500.0 g of water. Only 30% of the energy released is absorbed by the water, increasing its temperature from 25.0°C to 68.0°C.  Given that the specific heat capacity of water is 4.18 J g–1 K–1, what is the total energy released per gram of fuel burned?</w:t>
+        <w:t>7. In the energy diagram shown above,</w:t>
       </w:r>
       <w:r>
         <w:tab/>
       </w:r>
       <w:r>
         <w:rPr>
-          <w:rFonts w:ascii="Arial" w:hAnsi="Arial" w:eastAsia="Arial"/>
+          <w:rFonts w:ascii="Arial" w:hAnsi="Arial"/>
           <w:b w:val="0"/>
           <w:sz w:val="22"/>
         </w:rPr>
@@ -1482,11 +1203,11 @@
       </w:pPr>
       <w:r>
         <w:rPr>
-          <w:rFonts w:ascii="Arial" w:hAnsi="Arial" w:eastAsia="Arial"/>
+          <w:rFonts w:ascii="Arial" w:hAnsi="Arial"/>
           <w:b w:val="0"/>
           <w:sz w:val="22"/>
         </w:rPr>
-        <w:t>A. 35 948 J</w:t>
+        <w:t>A. ΔH is exothermic and the forward activation energy is greater than the reverse activation energy</w:t>
       </w:r>
     </w:p>
     <w:p>
@@ -1495,11 +1216,11 @@
       </w:pPr>
       <w:r>
         <w:rPr>
-          <w:rFonts w:ascii="Arial" w:hAnsi="Arial" w:eastAsia="Arial"/>
+          <w:rFonts w:ascii="Arial" w:hAnsi="Arial"/>
           <w:b w:val="0"/>
           <w:sz w:val="22"/>
         </w:rPr>
-        <w:t>B. 119 827 J</w:t>
+        <w:t>B. ΔH is endothermic and the reverse activation energy is greater than the forward activation energy</w:t>
       </w:r>
     </w:p>
     <w:p>
@@ -1508,11 +1229,11 @@
       </w:pPr>
       <w:r>
         <w:rPr>
-          <w:rFonts w:ascii="Arial" w:hAnsi="Arial" w:eastAsia="Arial"/>
+          <w:rFonts w:ascii="Arial" w:hAnsi="Arial"/>
           <w:b w:val="0"/>
           <w:sz w:val="22"/>
         </w:rPr>
-        <w:t>C. 299 567 J</w:t>
+        <w:t>C. ΔH is exothermic and the reverse activation energy is greater than the forward activation energy</w:t>
       </w:r>
     </w:p>
     <w:p>
@@ -1521,11 +1242,11 @@
       </w:pPr>
       <w:r>
         <w:rPr>
-          <w:rFonts w:ascii="Arial" w:hAnsi="Arial" w:eastAsia="Arial"/>
+          <w:rFonts w:ascii="Arial" w:hAnsi="Arial"/>
           <w:b w:val="0"/>
           <w:sz w:val="22"/>
         </w:rPr>
-        <w:t>D. 880 587 J</w:t>
+        <w:t>D. ΔH is endothermic and the forward activation energy is greater than the reverse activation energy</w:t>
       </w:r>
     </w:p>
     <w:p>
@@ -1542,18 +1263,18 @@
       </w:pPr>
       <w:r>
         <w:rPr>
-          <w:rFonts w:ascii="Arial" w:hAnsi="Arial" w:eastAsia="Arial"/>
+          <w:rFonts w:ascii="Arial" w:hAnsi="Arial"/>
           <w:b w:val="0"/>
           <w:sz w:val="22"/>
         </w:rPr>
-        <w:t>4. A 0.50 kg sample of iron is heated, increasing its temperature by 12.7 K. The specific heat capacity of iron is 0.45 J g−1 K−1.  What is the enthalpy change in kJ mol−1 for heating the iron sample?</w:t>
+        <w:t>8. The diagram above shows the heating curve for a substance. Determine which of the following statements is true?</w:t>
       </w:r>
       <w:r>
         <w:tab/>
       </w:r>
       <w:r>
         <w:rPr>
-          <w:rFonts w:ascii="Arial" w:hAnsi="Arial" w:eastAsia="Arial"/>
+          <w:rFonts w:ascii="Arial" w:hAnsi="Arial"/>
           <w:b w:val="0"/>
           <w:sz w:val="22"/>
         </w:rPr>
@@ -1566,11 +1287,11 @@
       </w:pPr>
       <w:r>
         <w:rPr>
-          <w:rFonts w:ascii="Arial" w:hAnsi="Arial" w:eastAsia="Arial"/>
+          <w:rFonts w:ascii="Arial" w:hAnsi="Arial"/>
           <w:b w:val="0"/>
           <w:sz w:val="22"/>
         </w:rPr>
-        <w:t>A. 0.32 kJmol−1</w:t>
+        <w:t>A. The specific heat capacities of the three states of matter are approximately the same.</w:t>
       </w:r>
     </w:p>
     <w:p>
@@ -1579,11 +1300,11 @@
       </w:pPr>
       <w:r>
         <w:rPr>
-          <w:rFonts w:ascii="Arial" w:hAnsi="Arial" w:eastAsia="Arial"/>
+          <w:rFonts w:ascii="Arial" w:hAnsi="Arial"/>
           <w:b w:val="0"/>
           <w:sz w:val="22"/>
         </w:rPr>
-        <w:t>B. 0.57 kJ mol−1</w:t>
+        <w:t>B. The enthalpy of fusion is less than the enthalpy of vaporization.</w:t>
       </w:r>
     </w:p>
     <w:p>
@@ -1592,11 +1313,11 @@
       </w:pPr>
       <w:r>
         <w:rPr>
-          <w:rFonts w:ascii="Arial" w:hAnsi="Arial" w:eastAsia="Arial"/>
+          <w:rFonts w:ascii="Arial" w:hAnsi="Arial"/>
           <w:b w:val="0"/>
           <w:sz w:val="22"/>
         </w:rPr>
-        <w:t>C. 1.02 kJ mol−1</w:t>
+        <w:t>C. The specific heat capacity of the gas is greater than the enthalpy of fusion.</w:t>
       </w:r>
     </w:p>
     <w:p>
@@ -1605,11 +1326,11 @@
       </w:pPr>
       <w:r>
         <w:rPr>
-          <w:rFonts w:ascii="Arial" w:hAnsi="Arial" w:eastAsia="Arial"/>
+          <w:rFonts w:ascii="Arial" w:hAnsi="Arial"/>
           <w:b w:val="0"/>
           <w:sz w:val="22"/>
         </w:rPr>
-        <w:t>D. 2.26 kJ mol−1</w:t>
+        <w:t>D. The specific heat capacity of the gas is greater than that of the liquid.</w:t>
       </w:r>
     </w:p>
     <w:p>
@@ -1626,80 +1347,20 @@
       </w:pPr>
       <w:r>
         <w:rPr>
-          <w:rFonts w:ascii="Arial" w:hAnsi="Arial" w:eastAsia="Arial"/>
+          <w:rFonts w:ascii="Arial" w:hAnsi="Arial"/>
           <w:b w:val="0"/>
           <w:sz w:val="22"/>
         </w:rPr>
-        <w:t>5. A student conducts a calorimetry experiment to determine the enthalpy of combustion of cyclohexane. During the experiment, 16.44 kJ of energy is transferred to 150.0 g of water in a calorimeter. The initial temperature of the water is 22.5 °C.  What is the final temperature of the water?  (The specific heat capacity of water is 4.18 J g−1 K−1)</w:t>
-      </w:r>
-      <w:r>
-        <w:tab/>
-      </w:r>
-      <w:r>
-        <w:rPr>
-          <w:rFonts w:ascii="Arial" w:hAnsi="Arial" w:eastAsia="Arial"/>
+        <w:t>9.</w:t>
+      </w:r>
+      <w:r>
+        <w:rPr>
+          <w:rFonts w:ascii="Arial" w:hAnsi="Arial"/>
           <w:b w:val="0"/>
           <w:sz w:val="22"/>
         </w:rPr>
-        <w:t>（   ）</w:t>
-      </w:r>
-    </w:p>
-    <w:p>
-      <w:pPr>
-        <w:spacing w:after="20" w:before="0" w:line="240" w:lineRule="auto"/>
-      </w:pPr>
-      <w:r>
-        <w:rPr>
-          <w:rFonts w:ascii="Arial" w:hAnsi="Arial" w:eastAsia="Arial"/>
-          <w:b w:val="0"/>
-          <w:sz w:val="22"/>
-        </w:rPr>
-        <w:t>A. 32.8 oC</w:t>
-      </w:r>
-    </w:p>
-    <w:p>
-      <w:pPr>
-        <w:spacing w:after="20" w:before="0" w:line="240" w:lineRule="auto"/>
-      </w:pPr>
-      <w:r>
-        <w:rPr>
-          <w:rFonts w:ascii="Arial" w:hAnsi="Arial" w:eastAsia="Arial"/>
-          <w:b w:val="0"/>
-          <w:sz w:val="22"/>
-        </w:rPr>
-        <w:t>B. 42.2 oC</w:t>
-      </w:r>
-    </w:p>
-    <w:p>
-      <w:pPr>
-        <w:spacing w:after="20" w:before="0" w:line="240" w:lineRule="auto"/>
-      </w:pPr>
-      <w:r>
-        <w:rPr>
-          <w:rFonts w:ascii="Arial" w:hAnsi="Arial" w:eastAsia="Arial"/>
-          <w:b w:val="0"/>
-          <w:sz w:val="22"/>
-        </w:rPr>
-        <w:t>C. 45.0 oC</w:t>
-      </w:r>
-    </w:p>
-    <w:p>
-      <w:pPr>
-        <w:spacing w:after="20" w:before="0" w:line="240" w:lineRule="auto"/>
-      </w:pPr>
-      <w:r>
-        <w:rPr>
-          <w:rFonts w:ascii="Arial" w:hAnsi="Arial" w:eastAsia="Arial"/>
-          <w:b w:val="0"/>
-          <w:sz w:val="22"/>
-        </w:rPr>
-        <w:t>D. 48.7 oC</w:t>
-      </w:r>
-    </w:p>
-    <w:p>
-      <w:pPr>
-        <w:spacing w:after="0" w:before="0" w:line="240" w:lineRule="auto"/>
-      </w:pPr>
+        <w:t xml:space="preserve"> The diagram above represents a heating curve for a typical substance.</w:t>
+      </w:r>
     </w:p>
     <w:p>
       <w:pPr>
@@ -1710,80 +1371,12 @@
       </w:pPr>
       <w:r>
         <w:rPr>
-          <w:rFonts w:ascii="Arial" w:hAnsi="Arial" w:eastAsia="Arial"/>
+          <w:rFonts w:ascii="Arial" w:hAnsi="Arial"/>
           <w:b w:val="0"/>
           <w:sz w:val="22"/>
         </w:rPr>
-        <w:t>6. A student burns 0.600 g of ethanol in a spirit burner under a calorimeter containing 200.0 g of water. The temperature of the water rises by 25.0 °C.  Given cwater = 4.18 J g−1 K−1, what is the enthalpy of combustion of ethanol in kJ mol−1?</w:t>
-      </w:r>
-      <w:r>
-        <w:tab/>
-      </w:r>
-      <w:r>
-        <w:rPr>
-          <w:rFonts w:ascii="Arial" w:hAnsi="Arial" w:eastAsia="Arial"/>
-          <w:b w:val="0"/>
-          <w:sz w:val="22"/>
-        </w:rPr>
-        <w:t>（   ）</w:t>
-      </w:r>
-    </w:p>
-    <w:p>
-      <w:pPr>
-        <w:spacing w:after="20" w:before="0" w:line="240" w:lineRule="auto"/>
-      </w:pPr>
-      <w:r>
-        <w:rPr>
-          <w:rFonts w:ascii="Arial" w:hAnsi="Arial" w:eastAsia="Arial"/>
-          <w:b w:val="0"/>
-          <w:sz w:val="22"/>
-        </w:rPr>
-        <w:t>A. -1200 kJ mol-1</w:t>
-      </w:r>
-    </w:p>
-    <w:p>
-      <w:pPr>
-        <w:spacing w:after="20" w:before="0" w:line="240" w:lineRule="auto"/>
-      </w:pPr>
-      <w:r>
-        <w:rPr>
-          <w:rFonts w:ascii="Arial" w:hAnsi="Arial" w:eastAsia="Arial"/>
-          <w:b w:val="0"/>
-          <w:sz w:val="22"/>
-        </w:rPr>
-        <w:t>B. -1400 kJ mol-1</w:t>
-      </w:r>
-    </w:p>
-    <w:p>
-      <w:pPr>
-        <w:spacing w:after="20" w:before="0" w:line="240" w:lineRule="auto"/>
-      </w:pPr>
-      <w:r>
-        <w:rPr>
-          <w:rFonts w:ascii="Arial" w:hAnsi="Arial" w:eastAsia="Arial"/>
-          <w:b w:val="0"/>
-          <w:sz w:val="22"/>
-        </w:rPr>
-        <w:t>C. -1600 kJ mol-1</w:t>
-      </w:r>
-    </w:p>
-    <w:p>
-      <w:pPr>
-        <w:spacing w:after="20" w:before="0" w:line="240" w:lineRule="auto"/>
-      </w:pPr>
-      <w:r>
-        <w:rPr>
-          <w:rFonts w:ascii="Arial" w:hAnsi="Arial" w:eastAsia="Arial"/>
-          <w:b w:val="0"/>
-          <w:sz w:val="22"/>
-        </w:rPr>
-        <w:t>D. -1800 kJ mol-1</w:t>
-      </w:r>
-    </w:p>
-    <w:p>
-      <w:pPr>
-        <w:spacing w:after="0" w:before="0" w:line="240" w:lineRule="auto"/>
-      </w:pPr>
+        <w:t>Iodine is a solid that sublimes very easily.</w:t>
+      </w:r>
     </w:p>
     <w:p>
       <w:pPr>
@@ -1794,22 +1387,24 @@
       </w:pPr>
       <w:r>
         <w:rPr>
-          <w:rFonts w:ascii="Arial" w:hAnsi="Arial" w:eastAsia="Arial"/>
+          <w:rFonts w:ascii="Arial" w:hAnsi="Arial"/>
           <w:b w:val="0"/>
           <w:sz w:val="22"/>
         </w:rPr>
-        <w:t>7. A 100 g block of copper at 85 °C is placed into 200 g of water at 25 °C. The final temperature of the system is 28 °C.  Assuming no heat is lost to the surroundings, what is the specific heat capacity of copper?  (The specific heat capacity of water is 4.18 J g−1 K−1)</w:t>
-      </w:r>
-      <w:r>
-        <w:tab/>
-      </w:r>
-      <w:r>
-        <w:rPr>
-          <w:rFonts w:ascii="Arial" w:hAnsi="Arial" w:eastAsia="Arial"/>
+        <w:t>Which statement would be true about the heating curve for iodine compared to the one above?	（   ）</w:t>
+      </w:r>
+    </w:p>
+    <w:p>
+      <w:pPr>
+        <w:spacing w:after="20" w:before="0" w:line="240" w:lineRule="auto"/>
+      </w:pPr>
+      <w:r>
+        <w:rPr>
+          <w:rFonts w:ascii="Arial" w:hAnsi="Arial"/>
           <w:b w:val="0"/>
           <w:sz w:val="22"/>
         </w:rPr>
-        <w:t>（   ）</w:t>
+        <w:t>A. Line B would rise and become closer to the level of line D.</w:t>
       </w:r>
     </w:p>
     <w:p>
@@ -1818,11 +1413,11 @@
       </w:pPr>
       <w:r>
         <w:rPr>
-          <w:rFonts w:ascii="Arial" w:hAnsi="Arial" w:eastAsia="Arial"/>
+          <w:rFonts w:ascii="Arial" w:hAnsi="Arial"/>
           <w:b w:val="0"/>
           <w:sz w:val="22"/>
         </w:rPr>
-        <w:t>A. 0.34 J g−1 K−1</w:t>
+        <w:t>B. Line C would be shorter and steeper.</w:t>
       </w:r>
     </w:p>
     <w:p>
@@ -1831,11 +1426,11 @@
       </w:pPr>
       <w:r>
         <w:rPr>
-          <w:rFonts w:ascii="Arial" w:hAnsi="Arial" w:eastAsia="Arial"/>
+          <w:rFonts w:ascii="Arial" w:hAnsi="Arial"/>
           <w:b w:val="0"/>
           <w:sz w:val="22"/>
         </w:rPr>
-        <w:t>B. 0.44 J g−1 K−1</w:t>
+        <w:t>C. Line C would disappear and B and D would be at the same level.</w:t>
       </w:r>
     </w:p>
     <w:p>
@@ -1844,31 +1439,84 @@
       </w:pPr>
       <w:r>
         <w:rPr>
-          <w:rFonts w:ascii="Arial" w:hAnsi="Arial" w:eastAsia="Arial"/>
+          <w:rFonts w:ascii="Arial" w:hAnsi="Arial"/>
           <w:b w:val="0"/>
           <w:sz w:val="22"/>
         </w:rPr>
-        <w:t>C. 0.50 J g−1 K−1</w:t>
+        <w:t>D. Line D would become much shorter than line B.</w:t>
       </w:r>
     </w:p>
     <w:p>
       <w:pPr>
-        <w:spacing w:after="20" w:before="0" w:line="240" w:lineRule="auto"/>
-      </w:pPr>
-      <w:r>
-        <w:rPr>
-          <w:rFonts w:ascii="Arial" w:hAnsi="Arial" w:eastAsia="Arial"/>
-          <w:b w:val="0"/>
-          <w:sz w:val="22"/>
-        </w:rPr>
-        <w:t>D. 0.60 J g−1 K−1</w:t>
-      </w:r>
+        <w:spacing w:after="0" w:before="0" w:line="240" w:lineRule="auto"/>
+      </w:pPr>
     </w:p>
     <w:p>
       <w:pPr>
-        <w:spacing w:after="0" w:before="0" w:line="240" w:lineRule="auto"/>
-      </w:pPr>
+        <w:spacing w:before="280" w:after="80"/>
+      </w:pPr>
+      <w:r>
+        <w:rPr>
+          <w:rFonts w:ascii="Arial" w:hAnsi="Arial"/>
+          <w:b/>
+          <w:sz w:val="24"/>
+        </w:rPr>
+        <w:t>考点 C: 量热法  Calorimetry</w:t>
+      </w:r>
     </w:p>
+    <w:p>
+      <w:pPr>
+        <w:spacing w:after="60" w:before="60" w:line="240" w:lineRule="auto"/>
+      </w:pPr>
+      <w:r>
+        <w:rPr>
+          <w:rFonts w:ascii="霞鹜文楷 Medium" w:hAnsi="霞鹜文楷 Medium"/>
+          <w:b/>
+          <w:sz w:val="22"/>
+        </w:rPr>
+        <w:t>1. 掌握量热法 q = mcΔT</w:t>
+      </w:r>
+    </w:p>
+    <w:p>
+      <w:pPr>
+        <w:spacing w:after="60" w:before="60" w:line="240" w:lineRule="auto"/>
+      </w:pPr>
+      <w:r>
+        <w:rPr>
+          <w:rFonts w:ascii="霞鹜文楷 Medium" w:hAnsi="霞鹜文楷 Medium"/>
+          <w:b/>
+          <w:sz w:val="22"/>
+        </w:rPr>
+        <w:t>Coffee-cup calorimeter: q_solution = mcΔT (where m = total mass of solution)</w:t>
+      </w:r>
+    </w:p>
+    <w:p>
+      <w:pPr>
+        <w:spacing w:after="60" w:before="60" w:line="240" w:lineRule="auto"/>
+      </w:pPr>
+      <w:r>
+        <w:rPr>
+          <w:rFonts w:ascii="霞鹜文楷 Medium" w:hAnsi="霞鹜文楷 Medium"/>
+          <w:b/>
+          <w:sz w:val="22"/>
+        </w:rPr>
+        <w:t>q_reaction = −q_solution (conservation of energy)</w:t>
+      </w:r>
+    </w:p>
+    <w:p>
+      <w:pPr>
+        <w:spacing w:after="60" w:before="60" w:line="240" w:lineRule="auto"/>
+      </w:pPr>
+      <w:r>
+        <w:rPr>
+          <w:rFonts w:ascii="霞鹜文楷 Medium" w:hAnsi="霞鹜文楷 Medium"/>
+          <w:b/>
+          <w:sz w:val="22"/>
+        </w:rPr>
+        <w:t>Endothermic: T decreases (system absorbs heat); Exothermic: T increases (system releases heat)</w:t>
+      </w:r>
+    </w:p>
+    <w:p/>
     <w:p>
       <w:pPr>
         <w:spacing w:after="40" w:before="80" w:line="240" w:lineRule="auto"/>
@@ -1878,22 +1526,19 @@
       </w:pPr>
       <w:r>
         <w:rPr>
-          <w:rFonts w:ascii="Arial" w:hAnsi="Arial" w:eastAsia="Arial"/>
+          <w:rFonts w:ascii="Arial" w:hAnsi="Arial"/>
           <w:b w:val="0"/>
           <w:sz w:val="22"/>
         </w:rPr>
-        <w:t>8. A calorimeter is used to measure the enthalpy of dissolution of KCl. A 10.0 g sample of KCl is dissolved in 200.0 g of water, causing the temperature to decrease from 25.0 °C to 20.4 °C.  Assuming no heat loss and cwater = 4.18 J g−1 K−1, what is the enthalpy change per mole of KCl?</w:t>
-      </w:r>
-      <w:r>
-        <w:tab/>
-      </w:r>
-      <w:r>
-        <w:rPr>
-          <w:rFonts w:ascii="Arial" w:hAnsi="Arial" w:eastAsia="Arial"/>
+        <w:t>1.</w:t>
+      </w:r>
+      <w:r>
+        <w:rPr>
+          <w:rFonts w:ascii="Arial" w:hAnsi="Arial"/>
           <w:b w:val="0"/>
           <w:sz w:val="22"/>
         </w:rPr>
-        <w:t>（   ）</w:t>
+        <w:t xml:space="preserve"> Which of the following statements best explains why water takes longer to heat up than most metals when the same amount of heat energy is applied?	（   ）</w:t>
       </w:r>
     </w:p>
     <w:p>
@@ -1902,11 +1547,11 @@
       </w:pPr>
       <w:r>
         <w:rPr>
-          <w:rFonts w:ascii="Arial" w:hAnsi="Arial" w:eastAsia="Arial"/>
+          <w:rFonts w:ascii="Arial" w:hAnsi="Arial"/>
           <w:b w:val="0"/>
           <w:sz w:val="22"/>
         </w:rPr>
-        <w:t>A. +19.1 kJ mol-1</w:t>
+        <w:t>A. Water is a liquid, and metals are solids.</w:t>
       </w:r>
     </w:p>
     <w:p>
@@ -1915,11 +1560,11 @@
       </w:pPr>
       <w:r>
         <w:rPr>
-          <w:rFonts w:ascii="Arial" w:hAnsi="Arial" w:eastAsia="Arial"/>
+          <w:rFonts w:ascii="Arial" w:hAnsi="Arial"/>
           <w:b w:val="0"/>
           <w:sz w:val="22"/>
         </w:rPr>
-        <w:t>B. -19.1 kJ mol-1</w:t>
+        <w:t>B. Water has a higher specific heat capacity than most metals.</w:t>
       </w:r>
     </w:p>
     <w:p>
@@ -1928,11 +1573,11 @@
       </w:pPr>
       <w:r>
         <w:rPr>
-          <w:rFonts w:ascii="Arial" w:hAnsi="Arial" w:eastAsia="Arial"/>
+          <w:rFonts w:ascii="Arial" w:hAnsi="Arial"/>
           <w:b w:val="0"/>
           <w:sz w:val="22"/>
         </w:rPr>
-        <w:t>C. +28.7 kJ mol-1</w:t>
+        <w:t>C. Water molecules form hydrogen bonds that absorb heat energy.</w:t>
       </w:r>
     </w:p>
     <w:p>
@@ -1941,11 +1586,11 @@
       </w:pPr>
       <w:r>
         <w:rPr>
-          <w:rFonts w:ascii="Arial" w:hAnsi="Arial" w:eastAsia="Arial"/>
+          <w:rFonts w:ascii="Arial" w:hAnsi="Arial"/>
           <w:b w:val="0"/>
           <w:sz w:val="22"/>
         </w:rPr>
-        <w:t>D. -28.7 kJ mol-1</w:t>
+        <w:t>D. Water has a higher density than most metals.</w:t>
       </w:r>
     </w:p>
     <w:p>
@@ -1962,22 +1607,19 @@
       </w:pPr>
       <w:r>
         <w:rPr>
-          <w:rFonts w:ascii="Arial" w:hAnsi="Arial" w:eastAsia="Arial"/>
+          <w:rFonts w:ascii="Arial" w:hAnsi="Arial"/>
           <w:b w:val="0"/>
           <w:sz w:val="22"/>
         </w:rPr>
-        <w:t>9. A reaction carried out in a coffee-cup calorimeter produces a temperature change from 20.0 °C to 27.5 °C in 150.0 g of solution. The calorimeter has a mass of 200.0 g and a specific heat capacity of 0.75 J g−1 K−1. Assuming that the solution has the density and specific heat capacity of water, what is the enthalpy change if the reaction involves 0.0500 mol of reactant?</w:t>
-      </w:r>
-      <w:r>
-        <w:tab/>
-      </w:r>
-      <w:r>
-        <w:rPr>
-          <w:rFonts w:ascii="Arial" w:hAnsi="Arial" w:eastAsia="Arial"/>
+        <w:t>2.</w:t>
+      </w:r>
+      <w:r>
+        <w:rPr>
+          <w:rFonts w:ascii="Arial" w:hAnsi="Arial"/>
           <w:b w:val="0"/>
           <w:sz w:val="22"/>
         </w:rPr>
-        <w:t>（   ）</w:t>
+        <w:t xml:space="preserve"> Which of the following is the minimum amount of data needed to determine the molar enthalpy of solution of KNO₃ (s) in pure H₂O (l)? (Assume that the KNO₃ (aq) has the same specific heat capacity as pure water and that the initial temperatures of the KNO₃ (s) and the water are the same.)	（   ）</w:t>
       </w:r>
     </w:p>
     <w:p>
@@ -1986,11 +1628,11 @@
       </w:pPr>
       <w:r>
         <w:rPr>
-          <w:rFonts w:ascii="Arial" w:hAnsi="Arial" w:eastAsia="Arial"/>
+          <w:rFonts w:ascii="Arial" w:hAnsi="Arial"/>
           <w:b w:val="0"/>
           <w:sz w:val="22"/>
         </w:rPr>
-        <w:t>A. -108.2 kJ mol-1</w:t>
+        <w:t>A. Mass of KNO₃ (s), initial temperature of the water, and final temperature of the solution</w:t>
       </w:r>
     </w:p>
     <w:p>
@@ -1999,11 +1641,11 @@
       </w:pPr>
       <w:r>
         <w:rPr>
-          <w:rFonts w:ascii="Arial" w:hAnsi="Arial" w:eastAsia="Arial"/>
+          <w:rFonts w:ascii="Arial" w:hAnsi="Arial"/>
           <w:b w:val="0"/>
           <w:sz w:val="22"/>
         </w:rPr>
-        <w:t>B. -116.6 kJ mol-1</w:t>
+        <w:t>B. Mass of H₂O, initial temperature of the water, and final temperature of the solution</w:t>
       </w:r>
     </w:p>
     <w:p>
@@ -2012,11 +1654,11 @@
       </w:pPr>
       <w:r>
         <w:rPr>
-          <w:rFonts w:ascii="Arial" w:hAnsi="Arial" w:eastAsia="Arial"/>
+          <w:rFonts w:ascii="Arial" w:hAnsi="Arial"/>
           <w:b w:val="0"/>
           <w:sz w:val="22"/>
         </w:rPr>
-        <w:t>C. -124.4 kJ mol-1</w:t>
+        <w:t>C. Mass of KNO₃ (s), mass of H₂O, initial temperature of the water, and final temperature of the solution</w:t>
       </w:r>
     </w:p>
     <w:p>
@@ -2025,11 +1667,11 @@
       </w:pPr>
       <w:r>
         <w:rPr>
-          <w:rFonts w:ascii="Arial" w:hAnsi="Arial" w:eastAsia="Arial"/>
+          <w:rFonts w:ascii="Arial" w:hAnsi="Arial"/>
           <w:b w:val="0"/>
           <w:sz w:val="22"/>
         </w:rPr>
-        <w:t>D. -132.7 kJ mol-1</w:t>
+        <w:t>D. Mass of KNO₃ (s), mass of H₂O, initial temperature of the water, final temperature of the solution, and atmospheric pressure</w:t>
       </w:r>
     </w:p>
     <w:p>
@@ -2040,10 +1682,853 @@
     <w:p>
       <w:pPr>
         <w:spacing w:after="40" w:before="80" w:line="240" w:lineRule="auto"/>
-      </w:pPr>
-      <w:r>
-        <w:rPr>
-          <w:rFonts w:ascii="Arial" w:hAnsi="Arial" w:eastAsia="Arial"/>
+        <w:tabs>
+          <w:tab w:val="right" w:pos="9072"/>
+        </w:tabs>
+      </w:pPr>
+      <w:r>
+        <w:rPr>
+          <w:rFonts w:ascii="Arial" w:hAnsi="Arial"/>
+          <w:b w:val="0"/>
+          <w:sz w:val="22"/>
+        </w:rPr>
+        <w:t>3. A fuel undergoes complete combustion in a calorimetry experiment. A 2.50 g sample of the fuel is burned, releasing energy that heats 500.0 g of water.</w:t>
+      </w:r>
+    </w:p>
+    <w:p>
+      <w:pPr>
+        <w:spacing w:after="40" w:before="80" w:line="240" w:lineRule="auto"/>
+        <w:tabs>
+          <w:tab w:val="right" w:pos="9072"/>
+        </w:tabs>
+      </w:pPr>
+      <w:r>
+        <w:rPr>
+          <w:rFonts w:ascii="Arial" w:hAnsi="Arial"/>
+          <w:b w:val="0"/>
+          <w:sz w:val="22"/>
+        </w:rPr>
+        <w:t>Only 30% of the energy released is absorbed by the water, increasing its temperature from 25.0°C to 68.0°C.</w:t>
+      </w:r>
+    </w:p>
+    <w:p>
+      <w:pPr>
+        <w:spacing w:after="40" w:before="80" w:line="240" w:lineRule="auto"/>
+        <w:tabs>
+          <w:tab w:val="right" w:pos="9072"/>
+        </w:tabs>
+      </w:pPr>
+      <w:r>
+        <w:rPr>
+          <w:rFonts w:ascii="Arial" w:hAnsi="Arial"/>
+          <w:b w:val="0"/>
+          <w:sz w:val="22"/>
+        </w:rPr>
+        <w:t>Given that the specific heat capacity of water is 4.18 J g–1 K–1, what is the total energy released per gram of fuel burned?	（   ）</w:t>
+      </w:r>
+    </w:p>
+    <w:p>
+      <w:pPr>
+        <w:spacing w:after="20" w:before="0" w:line="240" w:lineRule="auto"/>
+      </w:pPr>
+      <w:r>
+        <w:rPr>
+          <w:rFonts w:ascii="Arial" w:hAnsi="Arial"/>
+          <w:b w:val="0"/>
+          <w:sz w:val="22"/>
+        </w:rPr>
+        <w:t>A. Option A</w:t>
+      </w:r>
+    </w:p>
+    <w:p>
+      <w:pPr>
+        <w:spacing w:after="20" w:before="0" w:line="240" w:lineRule="auto"/>
+      </w:pPr>
+      <w:r>
+        <w:rPr>
+          <w:rFonts w:ascii="Arial" w:hAnsi="Arial"/>
+          <w:b w:val="0"/>
+          <w:sz w:val="22"/>
+        </w:rPr>
+        <w:t>B. Option B</w:t>
+      </w:r>
+    </w:p>
+    <w:p>
+      <w:pPr>
+        <w:spacing w:after="20" w:before="0" w:line="240" w:lineRule="auto"/>
+      </w:pPr>
+      <w:r>
+        <w:rPr>
+          <w:rFonts w:ascii="Arial" w:hAnsi="Arial"/>
+          <w:b w:val="0"/>
+          <w:sz w:val="22"/>
+        </w:rPr>
+        <w:t>C. Option C</w:t>
+      </w:r>
+    </w:p>
+    <w:p>
+      <w:pPr>
+        <w:spacing w:after="20" w:before="0" w:line="240" w:lineRule="auto"/>
+      </w:pPr>
+      <w:r>
+        <w:rPr>
+          <w:rFonts w:ascii="Arial" w:hAnsi="Arial"/>
+          <w:b w:val="0"/>
+          <w:sz w:val="22"/>
+        </w:rPr>
+        <w:t>D. Option D</w:t>
+      </w:r>
+    </w:p>
+    <w:p>
+      <w:pPr>
+        <w:spacing w:after="0" w:before="0" w:line="240" w:lineRule="auto"/>
+      </w:pPr>
+    </w:p>
+    <w:p>
+      <w:pPr>
+        <w:spacing w:after="40" w:before="80" w:line="240" w:lineRule="auto"/>
+        <w:tabs>
+          <w:tab w:val="right" w:pos="9072"/>
+        </w:tabs>
+      </w:pPr>
+      <w:r>
+        <w:rPr>
+          <w:rFonts w:ascii="Arial" w:hAnsi="Arial"/>
+          <w:b w:val="0"/>
+          <w:sz w:val="22"/>
+        </w:rPr>
+        <w:t>4. A 0.50 kg sample of iron is heated, increasing its temperature by 12.7 K.</w:t>
+      </w:r>
+    </w:p>
+    <w:p>
+      <w:pPr>
+        <w:spacing w:after="40" w:before="80" w:line="240" w:lineRule="auto"/>
+        <w:tabs>
+          <w:tab w:val="right" w:pos="9072"/>
+        </w:tabs>
+      </w:pPr>
+      <w:r>
+        <w:rPr>
+          <w:rFonts w:ascii="Arial" w:hAnsi="Arial"/>
+          <w:b w:val="0"/>
+          <w:sz w:val="22"/>
+        </w:rPr>
+        <w:t>The specific heat capacity of iron is 0.45 J g−1 K−1.</w:t>
+      </w:r>
+    </w:p>
+    <w:p>
+      <w:pPr>
+        <w:spacing w:after="40" w:before="80" w:line="240" w:lineRule="auto"/>
+        <w:tabs>
+          <w:tab w:val="right" w:pos="9072"/>
+        </w:tabs>
+      </w:pPr>
+      <w:r>
+        <w:rPr>
+          <w:rFonts w:ascii="Arial" w:hAnsi="Arial"/>
+          <w:b w:val="0"/>
+          <w:sz w:val="22"/>
+        </w:rPr>
+        <w:t>What is the enthalpy change in kJ mol−1 for heating the iron sample?	（   ）</w:t>
+      </w:r>
+    </w:p>
+    <w:p>
+      <w:pPr>
+        <w:spacing w:after="20" w:before="0" w:line="240" w:lineRule="auto"/>
+      </w:pPr>
+      <w:r>
+        <w:rPr>
+          <w:rFonts w:ascii="Arial" w:hAnsi="Arial"/>
+          <w:b w:val="0"/>
+          <w:sz w:val="22"/>
+        </w:rPr>
+        <w:t>A. Option A</w:t>
+      </w:r>
+    </w:p>
+    <w:p>
+      <w:pPr>
+        <w:spacing w:after="20" w:before="0" w:line="240" w:lineRule="auto"/>
+      </w:pPr>
+      <w:r>
+        <w:rPr>
+          <w:rFonts w:ascii="Arial" w:hAnsi="Arial"/>
+          <w:b w:val="0"/>
+          <w:sz w:val="22"/>
+        </w:rPr>
+        <w:t>B. Option B</w:t>
+      </w:r>
+    </w:p>
+    <w:p>
+      <w:pPr>
+        <w:spacing w:after="20" w:before="0" w:line="240" w:lineRule="auto"/>
+      </w:pPr>
+      <w:r>
+        <w:rPr>
+          <w:rFonts w:ascii="Arial" w:hAnsi="Arial"/>
+          <w:b w:val="0"/>
+          <w:sz w:val="22"/>
+        </w:rPr>
+        <w:t>C. Option C</w:t>
+      </w:r>
+    </w:p>
+    <w:p>
+      <w:pPr>
+        <w:spacing w:after="20" w:before="0" w:line="240" w:lineRule="auto"/>
+      </w:pPr>
+      <w:r>
+        <w:rPr>
+          <w:rFonts w:ascii="Arial" w:hAnsi="Arial"/>
+          <w:b w:val="0"/>
+          <w:sz w:val="22"/>
+        </w:rPr>
+        <w:t>D. Option D</w:t>
+      </w:r>
+    </w:p>
+    <w:p>
+      <w:pPr>
+        <w:spacing w:after="0" w:before="0" w:line="240" w:lineRule="auto"/>
+      </w:pPr>
+    </w:p>
+    <w:p>
+      <w:pPr>
+        <w:spacing w:after="40" w:before="80" w:line="240" w:lineRule="auto"/>
+        <w:tabs>
+          <w:tab w:val="right" w:pos="9072"/>
+        </w:tabs>
+      </w:pPr>
+      <w:r>
+        <w:rPr>
+          <w:rFonts w:ascii="Arial" w:hAnsi="Arial"/>
+          <w:b w:val="0"/>
+          <w:sz w:val="22"/>
+        </w:rPr>
+        <w:t>5. A student conducts a calorimetry experiment to determine the enthalpy of combustion of cyclohexane.</w:t>
+      </w:r>
+    </w:p>
+    <w:p>
+      <w:pPr>
+        <w:spacing w:after="40" w:before="80" w:line="240" w:lineRule="auto"/>
+        <w:tabs>
+          <w:tab w:val="right" w:pos="9072"/>
+        </w:tabs>
+      </w:pPr>
+      <w:r>
+        <w:rPr>
+          <w:rFonts w:ascii="Arial" w:hAnsi="Arial"/>
+          <w:b w:val="0"/>
+          <w:sz w:val="22"/>
+        </w:rPr>
+        <w:t>During the experiment, 16.44 kJ of energy is transferred to 150.0 g of water in a calorimeter.</w:t>
+      </w:r>
+    </w:p>
+    <w:p>
+      <w:pPr>
+        <w:spacing w:after="40" w:before="80" w:line="240" w:lineRule="auto"/>
+        <w:tabs>
+          <w:tab w:val="right" w:pos="9072"/>
+        </w:tabs>
+      </w:pPr>
+      <w:r>
+        <w:rPr>
+          <w:rFonts w:ascii="Arial" w:hAnsi="Arial"/>
+          <w:b w:val="0"/>
+          <w:sz w:val="22"/>
+        </w:rPr>
+        <w:t>The initial temperature of the water is 22.5 °C.</w:t>
+      </w:r>
+    </w:p>
+    <w:p>
+      <w:pPr>
+        <w:spacing w:after="40" w:before="80" w:line="240" w:lineRule="auto"/>
+        <w:tabs>
+          <w:tab w:val="right" w:pos="9072"/>
+        </w:tabs>
+      </w:pPr>
+      <w:r>
+        <w:rPr>
+          <w:rFonts w:ascii="Arial" w:hAnsi="Arial"/>
+          <w:b w:val="0"/>
+          <w:sz w:val="22"/>
+        </w:rPr>
+        <w:t>What is the final temperature of the water?  (The specific heat capacity of water is 4.18 J g−1 K−1)	（   ）</w:t>
+      </w:r>
+    </w:p>
+    <w:p>
+      <w:pPr>
+        <w:spacing w:after="20" w:before="0" w:line="240" w:lineRule="auto"/>
+      </w:pPr>
+      <w:r>
+        <w:rPr>
+          <w:rFonts w:ascii="Arial" w:hAnsi="Arial"/>
+          <w:b w:val="0"/>
+          <w:sz w:val="22"/>
+        </w:rPr>
+        <w:t>A. Option A</w:t>
+      </w:r>
+    </w:p>
+    <w:p>
+      <w:pPr>
+        <w:spacing w:after="20" w:before="0" w:line="240" w:lineRule="auto"/>
+      </w:pPr>
+      <w:r>
+        <w:rPr>
+          <w:rFonts w:ascii="Arial" w:hAnsi="Arial"/>
+          <w:b w:val="0"/>
+          <w:sz w:val="22"/>
+        </w:rPr>
+        <w:t>B. Option B</w:t>
+      </w:r>
+    </w:p>
+    <w:p>
+      <w:pPr>
+        <w:spacing w:after="20" w:before="0" w:line="240" w:lineRule="auto"/>
+      </w:pPr>
+      <w:r>
+        <w:rPr>
+          <w:rFonts w:ascii="Arial" w:hAnsi="Arial"/>
+          <w:b w:val="0"/>
+          <w:sz w:val="22"/>
+        </w:rPr>
+        <w:t>C. Option C</w:t>
+      </w:r>
+    </w:p>
+    <w:p>
+      <w:pPr>
+        <w:spacing w:after="20" w:before="0" w:line="240" w:lineRule="auto"/>
+      </w:pPr>
+      <w:r>
+        <w:rPr>
+          <w:rFonts w:ascii="Arial" w:hAnsi="Arial"/>
+          <w:b w:val="0"/>
+          <w:sz w:val="22"/>
+        </w:rPr>
+        <w:t>D. Option D</w:t>
+      </w:r>
+    </w:p>
+    <w:p>
+      <w:pPr>
+        <w:spacing w:after="0" w:before="0" w:line="240" w:lineRule="auto"/>
+      </w:pPr>
+    </w:p>
+    <w:p>
+      <w:pPr>
+        <w:spacing w:after="40" w:before="80" w:line="240" w:lineRule="auto"/>
+        <w:tabs>
+          <w:tab w:val="right" w:pos="9072"/>
+        </w:tabs>
+      </w:pPr>
+      <w:r>
+        <w:rPr>
+          <w:rFonts w:ascii="Arial" w:hAnsi="Arial"/>
+          <w:b w:val="0"/>
+          <w:sz w:val="22"/>
+        </w:rPr>
+        <w:t>6. A student burns 0.600 g of ethanol in a spirit burner under a calorimeter containing 200.0 g of water.</w:t>
+      </w:r>
+    </w:p>
+    <w:p>
+      <w:pPr>
+        <w:spacing w:after="40" w:before="80" w:line="240" w:lineRule="auto"/>
+        <w:tabs>
+          <w:tab w:val="right" w:pos="9072"/>
+        </w:tabs>
+      </w:pPr>
+      <w:r>
+        <w:rPr>
+          <w:rFonts w:ascii="Arial" w:hAnsi="Arial"/>
+          <w:b w:val="0"/>
+          <w:sz w:val="22"/>
+        </w:rPr>
+        <w:t>The temperature of the water rises by 25.0 °C.</w:t>
+      </w:r>
+    </w:p>
+    <w:p>
+      <w:pPr>
+        <w:spacing w:after="40" w:before="80" w:line="240" w:lineRule="auto"/>
+        <w:tabs>
+          <w:tab w:val="right" w:pos="9072"/>
+        </w:tabs>
+      </w:pPr>
+      <w:r>
+        <w:rPr>
+          <w:rFonts w:ascii="Arial" w:hAnsi="Arial"/>
+          <w:b w:val="0"/>
+          <w:sz w:val="22"/>
+        </w:rPr>
+        <w:t>Given cwater = 4.18 J g−1 K−1, what is the enthalpy of combustion of ethanol in kJ mol−1?	（   ）</w:t>
+      </w:r>
+    </w:p>
+    <w:p>
+      <w:pPr>
+        <w:spacing w:after="20" w:before="0" w:line="240" w:lineRule="auto"/>
+      </w:pPr>
+      <w:r>
+        <w:rPr>
+          <w:rFonts w:ascii="Arial" w:hAnsi="Arial"/>
+          <w:b w:val="0"/>
+          <w:sz w:val="22"/>
+        </w:rPr>
+        <w:t>A. Option A</w:t>
+      </w:r>
+      <w:r>
+        <w:rPr>
+          <w:rFonts w:ascii="Arial" w:hAnsi="Arial"/>
+          <w:b w:val="0"/>
+          <w:sz w:val="22"/>
+          <w:vertAlign w:val="superscript"/>
+        </w:rPr>
+        <w:t>-1</w:t>
+      </w:r>
+    </w:p>
+    <w:p>
+      <w:pPr>
+        <w:spacing w:after="20" w:before="0" w:line="240" w:lineRule="auto"/>
+      </w:pPr>
+      <w:r>
+        <w:rPr>
+          <w:rFonts w:ascii="Arial" w:hAnsi="Arial"/>
+          <w:b w:val="0"/>
+          <w:sz w:val="22"/>
+        </w:rPr>
+        <w:t>B. Option B</w:t>
+      </w:r>
+      <w:r>
+        <w:rPr>
+          <w:rFonts w:ascii="Arial" w:hAnsi="Arial"/>
+          <w:b w:val="0"/>
+          <w:sz w:val="22"/>
+          <w:vertAlign w:val="superscript"/>
+        </w:rPr>
+        <w:t>-1</w:t>
+      </w:r>
+    </w:p>
+    <w:p>
+      <w:pPr>
+        <w:spacing w:after="20" w:before="0" w:line="240" w:lineRule="auto"/>
+      </w:pPr>
+      <w:r>
+        <w:rPr>
+          <w:rFonts w:ascii="Arial" w:hAnsi="Arial"/>
+          <w:b w:val="0"/>
+          <w:sz w:val="22"/>
+        </w:rPr>
+        <w:t>C. Option C</w:t>
+      </w:r>
+      <w:r>
+        <w:rPr>
+          <w:rFonts w:ascii="Arial" w:hAnsi="Arial"/>
+          <w:b w:val="0"/>
+          <w:sz w:val="22"/>
+          <w:vertAlign w:val="superscript"/>
+        </w:rPr>
+        <w:t>-1</w:t>
+      </w:r>
+    </w:p>
+    <w:p>
+      <w:pPr>
+        <w:spacing w:after="20" w:before="0" w:line="240" w:lineRule="auto"/>
+      </w:pPr>
+      <w:r>
+        <w:rPr>
+          <w:rFonts w:ascii="Arial" w:hAnsi="Arial"/>
+          <w:b w:val="0"/>
+          <w:sz w:val="22"/>
+        </w:rPr>
+        <w:t>D. Option D</w:t>
+      </w:r>
+      <w:r>
+        <w:rPr>
+          <w:rFonts w:ascii="Arial" w:hAnsi="Arial"/>
+          <w:b w:val="0"/>
+          <w:sz w:val="22"/>
+          <w:vertAlign w:val="superscript"/>
+        </w:rPr>
+        <w:t>-1</w:t>
+      </w:r>
+    </w:p>
+    <w:p>
+      <w:pPr>
+        <w:spacing w:after="0" w:before="0" w:line="240" w:lineRule="auto"/>
+      </w:pPr>
+    </w:p>
+    <w:p>
+      <w:pPr>
+        <w:spacing w:after="40" w:before="80" w:line="240" w:lineRule="auto"/>
+        <w:tabs>
+          <w:tab w:val="right" w:pos="9072"/>
+        </w:tabs>
+      </w:pPr>
+      <w:r>
+        <w:rPr>
+          <w:rFonts w:ascii="Arial" w:hAnsi="Arial"/>
+          <w:b w:val="0"/>
+          <w:sz w:val="22"/>
+        </w:rPr>
+        <w:t>7. A 100 g block of copper at 85 °C is placed into 200 g of water at 25 °C.</w:t>
+      </w:r>
+    </w:p>
+    <w:p>
+      <w:pPr>
+        <w:spacing w:after="40" w:before="80" w:line="240" w:lineRule="auto"/>
+        <w:tabs>
+          <w:tab w:val="right" w:pos="9072"/>
+        </w:tabs>
+      </w:pPr>
+      <w:r>
+        <w:rPr>
+          <w:rFonts w:ascii="Arial" w:hAnsi="Arial"/>
+          <w:b w:val="0"/>
+          <w:sz w:val="22"/>
+        </w:rPr>
+        <w:t>The final temperature of the system is 28 °C.</w:t>
+      </w:r>
+    </w:p>
+    <w:p>
+      <w:pPr>
+        <w:spacing w:after="40" w:before="80" w:line="240" w:lineRule="auto"/>
+        <w:tabs>
+          <w:tab w:val="right" w:pos="9072"/>
+        </w:tabs>
+      </w:pPr>
+      <w:r>
+        <w:rPr>
+          <w:rFonts w:ascii="Arial" w:hAnsi="Arial"/>
+          <w:b w:val="0"/>
+          <w:sz w:val="22"/>
+        </w:rPr>
+        <w:t>Assuming no heat is lost to the surroundings, what is the specific heat capacity of copper?  (The specific heat capacity of water is 4.18 J g−1 K−1)	（   ）</w:t>
+      </w:r>
+    </w:p>
+    <w:p>
+      <w:pPr>
+        <w:spacing w:after="20" w:before="0" w:line="240" w:lineRule="auto"/>
+      </w:pPr>
+      <w:r>
+        <w:rPr>
+          <w:rFonts w:ascii="Arial" w:hAnsi="Arial"/>
+          <w:b w:val="0"/>
+          <w:sz w:val="22"/>
+        </w:rPr>
+        <w:t>A. Option A</w:t>
+      </w:r>
+    </w:p>
+    <w:p>
+      <w:pPr>
+        <w:spacing w:after="20" w:before="0" w:line="240" w:lineRule="auto"/>
+      </w:pPr>
+      <w:r>
+        <w:rPr>
+          <w:rFonts w:ascii="Arial" w:hAnsi="Arial"/>
+          <w:b w:val="0"/>
+          <w:sz w:val="22"/>
+        </w:rPr>
+        <w:t>B. Option B</w:t>
+      </w:r>
+    </w:p>
+    <w:p>
+      <w:pPr>
+        <w:spacing w:after="20" w:before="0" w:line="240" w:lineRule="auto"/>
+      </w:pPr>
+      <w:r>
+        <w:rPr>
+          <w:rFonts w:ascii="Arial" w:hAnsi="Arial"/>
+          <w:b w:val="0"/>
+          <w:sz w:val="22"/>
+        </w:rPr>
+        <w:t>C. Option C</w:t>
+      </w:r>
+    </w:p>
+    <w:p>
+      <w:pPr>
+        <w:spacing w:after="20" w:before="0" w:line="240" w:lineRule="auto"/>
+      </w:pPr>
+      <w:r>
+        <w:rPr>
+          <w:rFonts w:ascii="Arial" w:hAnsi="Arial"/>
+          <w:b w:val="0"/>
+          <w:sz w:val="22"/>
+        </w:rPr>
+        <w:t>D. Option D</w:t>
+      </w:r>
+    </w:p>
+    <w:p>
+      <w:pPr>
+        <w:spacing w:after="0" w:before="0" w:line="240" w:lineRule="auto"/>
+      </w:pPr>
+    </w:p>
+    <w:p>
+      <w:pPr>
+        <w:spacing w:after="40" w:before="80" w:line="240" w:lineRule="auto"/>
+        <w:tabs>
+          <w:tab w:val="right" w:pos="9072"/>
+        </w:tabs>
+      </w:pPr>
+      <w:r>
+        <w:rPr>
+          <w:rFonts w:ascii="Arial" w:hAnsi="Arial"/>
+          <w:b w:val="0"/>
+          <w:sz w:val="22"/>
+        </w:rPr>
+        <w:t>8. A calorimeter is used to measure the enthalpy of dissolution of KCl. A 10.0 g sample of KCl is dissolved in 200.0 g of water, causing the temperature to decrease from 25.0 °C to 20.4 °C.</w:t>
+      </w:r>
+    </w:p>
+    <w:p>
+      <w:pPr>
+        <w:spacing w:after="40" w:before="80" w:line="240" w:lineRule="auto"/>
+        <w:tabs>
+          <w:tab w:val="right" w:pos="9072"/>
+        </w:tabs>
+      </w:pPr>
+      <w:r>
+        <w:rPr>
+          <w:rFonts w:ascii="Arial" w:hAnsi="Arial"/>
+          <w:b w:val="0"/>
+          <w:sz w:val="22"/>
+        </w:rPr>
+        <w:t>Assuming no heat loss and cwater = 4.18 J g−1 K−1, what is the enthalpy change per mole of KCl?	（   ）</w:t>
+      </w:r>
+    </w:p>
+    <w:p>
+      <w:pPr>
+        <w:spacing w:after="20" w:before="0" w:line="240" w:lineRule="auto"/>
+      </w:pPr>
+      <w:r>
+        <w:rPr>
+          <w:rFonts w:ascii="Arial" w:hAnsi="Arial"/>
+          <w:b w:val="0"/>
+          <w:sz w:val="22"/>
+        </w:rPr>
+        <w:t>A. Option A</w:t>
+      </w:r>
+      <w:r>
+        <w:rPr>
+          <w:rFonts w:ascii="Arial" w:hAnsi="Arial"/>
+          <w:b w:val="0"/>
+          <w:sz w:val="22"/>
+          <w:vertAlign w:val="superscript"/>
+        </w:rPr>
+        <w:t>-1</w:t>
+      </w:r>
+    </w:p>
+    <w:p>
+      <w:pPr>
+        <w:spacing w:after="20" w:before="0" w:line="240" w:lineRule="auto"/>
+      </w:pPr>
+      <w:r>
+        <w:rPr>
+          <w:rFonts w:ascii="Arial" w:hAnsi="Arial"/>
+          <w:b w:val="0"/>
+          <w:sz w:val="22"/>
+        </w:rPr>
+        <w:t>B. Option B</w:t>
+      </w:r>
+      <w:r>
+        <w:rPr>
+          <w:rFonts w:ascii="Arial" w:hAnsi="Arial"/>
+          <w:b w:val="0"/>
+          <w:sz w:val="22"/>
+          <w:vertAlign w:val="superscript"/>
+        </w:rPr>
+        <w:t>-1</w:t>
+      </w:r>
+    </w:p>
+    <w:p>
+      <w:pPr>
+        <w:spacing w:after="20" w:before="0" w:line="240" w:lineRule="auto"/>
+      </w:pPr>
+      <w:r>
+        <w:rPr>
+          <w:rFonts w:ascii="Arial" w:hAnsi="Arial"/>
+          <w:b w:val="0"/>
+          <w:sz w:val="22"/>
+        </w:rPr>
+        <w:t>C. Option C</w:t>
+      </w:r>
+      <w:r>
+        <w:rPr>
+          <w:rFonts w:ascii="Arial" w:hAnsi="Arial"/>
+          <w:b w:val="0"/>
+          <w:sz w:val="22"/>
+          <w:vertAlign w:val="superscript"/>
+        </w:rPr>
+        <w:t>-1</w:t>
+      </w:r>
+    </w:p>
+    <w:p>
+      <w:pPr>
+        <w:spacing w:after="20" w:before="0" w:line="240" w:lineRule="auto"/>
+      </w:pPr>
+      <w:r>
+        <w:rPr>
+          <w:rFonts w:ascii="Arial" w:hAnsi="Arial"/>
+          <w:b w:val="0"/>
+          <w:sz w:val="22"/>
+        </w:rPr>
+        <w:t>D. Option D</w:t>
+      </w:r>
+      <w:r>
+        <w:rPr>
+          <w:rFonts w:ascii="Arial" w:hAnsi="Arial"/>
+          <w:b w:val="0"/>
+          <w:sz w:val="22"/>
+          <w:vertAlign w:val="superscript"/>
+        </w:rPr>
+        <w:t>-1</w:t>
+      </w:r>
+    </w:p>
+    <w:p>
+      <w:pPr>
+        <w:spacing w:after="0" w:before="0" w:line="240" w:lineRule="auto"/>
+      </w:pPr>
+    </w:p>
+    <w:p>
+      <w:pPr>
+        <w:spacing w:after="40" w:before="80" w:line="240" w:lineRule="auto"/>
+        <w:tabs>
+          <w:tab w:val="right" w:pos="9072"/>
+        </w:tabs>
+      </w:pPr>
+      <w:r>
+        <w:rPr>
+          <w:rFonts w:ascii="Arial" w:hAnsi="Arial"/>
+          <w:b w:val="0"/>
+          <w:sz w:val="22"/>
+        </w:rPr>
+        <w:t>9. A reaction carried out in a coffee-cup calorimeter produces a temperature change from 20.0 °C to 27.5 °C in 150.0 g of solution.</w:t>
+      </w:r>
+    </w:p>
+    <w:p>
+      <w:pPr>
+        <w:spacing w:after="40" w:before="80" w:line="240" w:lineRule="auto"/>
+        <w:tabs>
+          <w:tab w:val="right" w:pos="9072"/>
+        </w:tabs>
+      </w:pPr>
+      <w:r>
+        <w:rPr>
+          <w:rFonts w:ascii="Arial" w:hAnsi="Arial"/>
+          <w:b w:val="0"/>
+          <w:sz w:val="22"/>
+        </w:rPr>
+        <w:t>The calorimeter has a mass of 200.0 g and a specific heat capacity of 0.75 J g−1 K−1.</w:t>
+      </w:r>
+    </w:p>
+    <w:p>
+      <w:pPr>
+        <w:spacing w:after="40" w:before="80" w:line="240" w:lineRule="auto"/>
+        <w:tabs>
+          <w:tab w:val="right" w:pos="9072"/>
+        </w:tabs>
+      </w:pPr>
+      <w:r>
+        <w:rPr>
+          <w:rFonts w:ascii="Arial" w:hAnsi="Arial"/>
+          <w:b w:val="0"/>
+          <w:sz w:val="22"/>
+        </w:rPr>
+        <w:t>Assuming that the solution has the density and specific heat capacity of water, what is the enthalpy change if the reaction involves 0.0500 mol of reactant?	（   ）</w:t>
+      </w:r>
+    </w:p>
+    <w:p>
+      <w:pPr>
+        <w:spacing w:after="20" w:before="0" w:line="240" w:lineRule="auto"/>
+      </w:pPr>
+      <w:r>
+        <w:rPr>
+          <w:rFonts w:ascii="Arial" w:hAnsi="Arial"/>
+          <w:b w:val="0"/>
+          <w:sz w:val="22"/>
+        </w:rPr>
+        <w:t>A. Option A</w:t>
+      </w:r>
+      <w:r>
+        <w:rPr>
+          <w:rFonts w:ascii="Arial" w:hAnsi="Arial"/>
+          <w:b w:val="0"/>
+          <w:sz w:val="22"/>
+          <w:vertAlign w:val="superscript"/>
+        </w:rPr>
+        <w:t>-1</w:t>
+      </w:r>
+    </w:p>
+    <w:p>
+      <w:pPr>
+        <w:spacing w:after="20" w:before="0" w:line="240" w:lineRule="auto"/>
+      </w:pPr>
+      <w:r>
+        <w:rPr>
+          <w:rFonts w:ascii="Arial" w:hAnsi="Arial"/>
+          <w:b w:val="0"/>
+          <w:sz w:val="22"/>
+        </w:rPr>
+        <w:t>B. Option B</w:t>
+      </w:r>
+      <w:r>
+        <w:rPr>
+          <w:rFonts w:ascii="Arial" w:hAnsi="Arial"/>
+          <w:b w:val="0"/>
+          <w:sz w:val="22"/>
+          <w:vertAlign w:val="superscript"/>
+        </w:rPr>
+        <w:t>-1</w:t>
+      </w:r>
+    </w:p>
+    <w:p>
+      <w:pPr>
+        <w:spacing w:after="20" w:before="0" w:line="240" w:lineRule="auto"/>
+      </w:pPr>
+      <w:r>
+        <w:rPr>
+          <w:rFonts w:ascii="Arial" w:hAnsi="Arial"/>
+          <w:b w:val="0"/>
+          <w:sz w:val="22"/>
+        </w:rPr>
+        <w:t>C. Option C</w:t>
+      </w:r>
+      <w:r>
+        <w:rPr>
+          <w:rFonts w:ascii="Arial" w:hAnsi="Arial"/>
+          <w:b w:val="0"/>
+          <w:sz w:val="22"/>
+          <w:vertAlign w:val="superscript"/>
+        </w:rPr>
+        <w:t>-1</w:t>
+      </w:r>
+    </w:p>
+    <w:p>
+      <w:pPr>
+        <w:spacing w:after="20" w:before="0" w:line="240" w:lineRule="auto"/>
+      </w:pPr>
+      <w:r>
+        <w:rPr>
+          <w:rFonts w:ascii="Arial" w:hAnsi="Arial"/>
+          <w:b w:val="0"/>
+          <w:sz w:val="22"/>
+        </w:rPr>
+        <w:t>D. Option D</w:t>
+      </w:r>
+      <w:r>
+        <w:rPr>
+          <w:rFonts w:ascii="Arial" w:hAnsi="Arial"/>
+          <w:b w:val="0"/>
+          <w:sz w:val="22"/>
+          <w:vertAlign w:val="superscript"/>
+        </w:rPr>
+        <w:t>-1</w:t>
+      </w:r>
+    </w:p>
+    <w:p>
+      <w:pPr>
+        <w:spacing w:after="0" w:before="0" w:line="240" w:lineRule="auto"/>
+      </w:pPr>
+    </w:p>
+    <w:p>
+      <w:pPr>
+        <w:spacing w:after="40" w:before="80" w:line="240" w:lineRule="auto"/>
+      </w:pPr>
+      <w:r>
+        <w:rPr>
+          <w:rFonts w:ascii="Arial" w:hAnsi="Arial"/>
           <w:b w:val="0"/>
           <w:sz w:val="22"/>
         </w:rPr>
@@ -2059,7 +2544,7 @@
       </w:pPr>
       <w:r>
         <w:rPr>
-          <w:rFonts w:ascii="Arial" w:hAnsi="Arial" w:eastAsia="Arial"/>
+          <w:rFonts w:ascii="Arial" w:hAnsi="Arial"/>
           <w:b w:val="0"/>
           <w:sz w:val="22"/>
         </w:rPr>
@@ -2070,7 +2555,7 @@
       </w:r>
       <w:r>
         <w:rPr>
-          <w:rFonts w:ascii="Arial" w:hAnsi="Arial" w:eastAsia="Arial"/>
+          <w:rFonts w:ascii="Arial" w:hAnsi="Arial"/>
           <w:b w:val="0"/>
           <w:sz w:val="22"/>
         </w:rPr>
@@ -2086,7 +2571,7 @@
       </w:pPr>
       <w:r>
         <w:rPr>
-          <w:rFonts w:ascii="Arial" w:hAnsi="Arial" w:eastAsia="Arial"/>
+          <w:rFonts w:ascii="Arial" w:hAnsi="Arial"/>
           <w:b w:val="0"/>
           <w:sz w:val="22"/>
         </w:rPr>
@@ -2097,7 +2582,7 @@
       </w:r>
       <w:r>
         <w:rPr>
-          <w:rFonts w:ascii="Arial" w:hAnsi="Arial" w:eastAsia="Arial"/>
+          <w:rFonts w:ascii="Arial" w:hAnsi="Arial"/>
           <w:b w:val="0"/>
           <w:sz w:val="22"/>
         </w:rPr>
@@ -2113,7 +2598,7 @@
       </w:pPr>
       <w:r>
         <w:rPr>
-          <w:rFonts w:ascii="Arial" w:hAnsi="Arial" w:eastAsia="Arial"/>
+          <w:rFonts w:ascii="Arial" w:hAnsi="Arial"/>
           <w:b w:val="0"/>
           <w:sz w:val="22"/>
         </w:rPr>
@@ -2124,7 +2609,7 @@
       </w:r>
       <w:r>
         <w:rPr>
-          <w:rFonts w:ascii="Arial" w:hAnsi="Arial" w:eastAsia="Arial"/>
+          <w:rFonts w:ascii="Arial" w:hAnsi="Arial"/>
           <w:b w:val="0"/>
           <w:sz w:val="22"/>
         </w:rPr>
@@ -2142,7 +2627,7 @@
       </w:pPr>
       <w:r>
         <w:rPr>
-          <w:rFonts w:ascii="Arial" w:hAnsi="Arial" w:eastAsia="Arial"/>
+          <w:rFonts w:ascii="Arial" w:hAnsi="Arial"/>
           <w:b w:val="0"/>
           <w:sz w:val="22"/>
         </w:rPr>
@@ -2158,7 +2643,7 @@
       </w:pPr>
       <w:r>
         <w:rPr>
-          <w:rFonts w:ascii="Arial" w:hAnsi="Arial" w:eastAsia="Arial"/>
+          <w:rFonts w:ascii="Arial" w:hAnsi="Arial"/>
           <w:b w:val="0"/>
           <w:sz w:val="22"/>
         </w:rPr>
@@ -2169,7 +2654,7 @@
       </w:r>
       <w:r>
         <w:rPr>
-          <w:rFonts w:ascii="Arial" w:hAnsi="Arial" w:eastAsia="Arial"/>
+          <w:rFonts w:ascii="Arial" w:hAnsi="Arial"/>
           <w:b w:val="0"/>
           <w:sz w:val="22"/>
         </w:rPr>
@@ -2187,7 +2672,7 @@
       </w:pPr>
       <w:r>
         <w:rPr>
-          <w:rFonts w:ascii="Arial" w:hAnsi="Arial" w:eastAsia="Arial"/>
+          <w:rFonts w:ascii="Arial" w:hAnsi="Arial"/>
           <w:b/>
           <w:sz w:val="24"/>
         </w:rPr>
@@ -2200,12 +2685,28 @@
       </w:pPr>
       <w:r>
         <w:rPr>
-          <w:rFonts w:ascii="霞鹜文楷 Medium" w:hAnsi="霞鹜文楷 Medium" w:eastAsia="霞鹜文楷 Medium"/>
+          <w:rFonts w:ascii="霞鹜文楷 Medium" w:hAnsi="霞鹜文楷 Medium"/>
           <w:b/>
           <w:sz w:val="22"/>
         </w:rPr>
         <w:t>1. 掌握 Hess 定律</w:t>
       </w:r>
+      <w:r>
+        <w:rPr>
+          <w:rFonts w:ascii="霞鹜文楷 Medium" w:hAnsi="霞鹜文楷 Medium"/>
+          <w:b/>
+          <w:sz w:val="22"/>
+        </w:rPr>
+        <w:tab/>
+      </w:r>
+      <w:r>
+        <w:rPr>
+          <w:rFonts w:ascii="霞鹜文楷 Medium" w:hAnsi="霞鹜文楷 Medium"/>
+          <w:b/>
+          <w:sz w:val="22"/>
+        </w:rPr>
+        <w:t>（   ）</w:t>
+      </w:r>
     </w:p>
     <w:p>
       <w:pPr>
@@ -2213,7 +2714,7 @@
       </w:pPr>
       <w:r>
         <w:rPr>
-          <w:rFonts w:ascii="霞鹜文楷 Medium" w:hAnsi="霞鹜文楷 Medium" w:eastAsia="霞鹜文楷 Medium"/>
+          <w:rFonts w:ascii="霞鹜文楷 Medium" w:hAnsi="霞鹜文楷 Medium"/>
           <w:b/>
           <w:sz w:val="22"/>
         </w:rPr>
@@ -2226,7 +2727,7 @@
       </w:pPr>
       <w:r>
         <w:rPr>
-          <w:rFonts w:ascii="霞鹜文楷 Medium" w:hAnsi="霞鹜文楷 Medium" w:eastAsia="霞鹜文楷 Medium"/>
+          <w:rFonts w:ascii="霞鹜文楷 Medium" w:hAnsi="霞鹜文楷 Medium"/>
           <w:b/>
           <w:sz w:val="22"/>
         </w:rPr>
@@ -2239,7 +2740,7 @@
       </w:pPr>
       <w:r>
         <w:rPr>
-          <w:rFonts w:ascii="霞鹜文楷 Medium" w:hAnsi="霞鹜文楷 Medium" w:eastAsia="霞鹜文楷 Medium"/>
+          <w:rFonts w:ascii="霞鹜文楷 Medium" w:hAnsi="霞鹜文楷 Medium"/>
           <w:b/>
           <w:sz w:val="22"/>
         </w:rPr>
@@ -2252,7 +2753,7 @@
       </w:pPr>
       <w:r>
         <w:rPr>
-          <w:rFonts w:ascii="霞鹜文楷 Medium" w:hAnsi="霞鹜文楷 Medium" w:eastAsia="霞鹜文楷 Medium"/>
+          <w:rFonts w:ascii="霞鹜文楷 Medium" w:hAnsi="霞鹜文楷 Medium"/>
           <w:b/>
           <w:sz w:val="22"/>
         </w:rPr>
@@ -2265,7 +2766,7 @@
       </w:pPr>
       <w:r>
         <w:rPr>
-          <w:rFonts w:ascii="霞鹜文楷 Medium" w:hAnsi="霞鹜文楷 Medium" w:eastAsia="霞鹜文楷 Medium"/>
+          <w:rFonts w:ascii="霞鹜文楷 Medium" w:hAnsi="霞鹜文楷 Medium"/>
           <w:b/>
           <w:sz w:val="22"/>
         </w:rPr>
@@ -2278,13 +2779,14 @@
       </w:pPr>
       <w:r>
         <w:rPr>
-          <w:rFonts w:ascii="霞鹜文楷 Medium" w:hAnsi="霞鹜文楷 Medium" w:eastAsia="霞鹜文楷 Medium"/>
+          <w:rFonts w:ascii="霞鹜文楷 Medium" w:hAnsi="霞鹜文楷 Medium"/>
           <w:b/>
           <w:sz w:val="22"/>
         </w:rPr>
         <w:t>标准生成焓 ΔHf° 法: ΔH = ΣΔHf°(产物) − ΣΔHf°(反应物)</w:t>
       </w:r>
     </w:p>
+    <w:p/>
     <w:p>
       <w:pPr>
         <w:spacing w:after="40" w:before="80" w:line="240" w:lineRule="auto"/>
@@ -2294,80 +2796,20 @@
       </w:pPr>
       <w:r>
         <w:rPr>
-          <w:rFonts w:ascii="Arial" w:hAnsi="Arial" w:eastAsia="Arial"/>
+          <w:rFonts w:ascii="Arial" w:hAnsi="Arial"/>
           <w:b w:val="0"/>
           <w:sz w:val="22"/>
         </w:rPr>
-        <w:t>1. Given: C(s) + O2(g) → CO2(g) ΔH=−393.5; H2(g) + ½O2(g) → H2O(l) ΔH=−285.8; C2H2(g) + ⁵⁄₂O2(g) → 2CO2(g) + H2O(l) ΔH=−1299.8. Calculate ΔH_f° for C2H2(g): 2C(s) + H2(g) → C2H2(g).</w:t>
-      </w:r>
-      <w:r>
-        <w:tab/>
-      </w:r>
-      <w:r>
-        <w:rPr>
-          <w:rFonts w:ascii="Arial" w:hAnsi="Arial" w:eastAsia="Arial"/>
+        <w:t>1.</w:t>
+      </w:r>
+      <w:r>
+        <w:rPr>
+          <w:rFonts w:ascii="Arial" w:hAnsi="Arial"/>
           <w:b w:val="0"/>
           <w:sz w:val="22"/>
         </w:rPr>
-        <w:t>（   ）</w:t>
-      </w:r>
-    </w:p>
-    <w:p>
-      <w:pPr>
-        <w:spacing w:after="20" w:before="0" w:line="240" w:lineRule="auto"/>
-      </w:pPr>
-      <w:r>
-        <w:rPr>
-          <w:rFonts w:ascii="Arial" w:hAnsi="Arial" w:eastAsia="Arial"/>
-          <w:b w:val="0"/>
-          <w:sz w:val="22"/>
-        </w:rPr>
-        <w:t>A  +227 kJ/mol</w:t>
-      </w:r>
-    </w:p>
-    <w:p>
-      <w:pPr>
-        <w:spacing w:after="20" w:before="0" w:line="240" w:lineRule="auto"/>
-      </w:pPr>
-      <w:r>
-        <w:rPr>
-          <w:rFonts w:ascii="Arial" w:hAnsi="Arial" w:eastAsia="Arial"/>
-          <w:b w:val="0"/>
-          <w:sz w:val="22"/>
-        </w:rPr>
-        <w:t>B  −227 kJ/mol</w:t>
-      </w:r>
-    </w:p>
-    <w:p>
-      <w:pPr>
-        <w:spacing w:after="20" w:before="0" w:line="240" w:lineRule="auto"/>
-      </w:pPr>
-      <w:r>
-        <w:rPr>
-          <w:rFonts w:ascii="Arial" w:hAnsi="Arial" w:eastAsia="Arial"/>
-          <w:b w:val="0"/>
-          <w:sz w:val="22"/>
-        </w:rPr>
-        <w:t>C  −621 kJ/mol</w:t>
-      </w:r>
-    </w:p>
-    <w:p>
-      <w:pPr>
-        <w:spacing w:after="20" w:before="0" w:line="240" w:lineRule="auto"/>
-      </w:pPr>
-      <w:r>
-        <w:rPr>
-          <w:rFonts w:ascii="Arial" w:hAnsi="Arial" w:eastAsia="Arial"/>
-          <w:b w:val="0"/>
-          <w:sz w:val="22"/>
-        </w:rPr>
-        <w:t>D  +621 kJ/mol</w:t>
-      </w:r>
-    </w:p>
-    <w:p>
-      <w:pPr>
-        <w:spacing w:after="0" w:before="0" w:line="240" w:lineRule="auto"/>
-      </w:pPr>
+        <w:t xml:space="preserve"> Given: C(s) + O₂(g) → CO₂(g) ΔH=−393.5; H₂(g) + ½O₂(g) → H₂O(l) ΔH=−285.8; C₂H₂(g) + ⁵⁄₂O₂(g) → 2CO₂(g) + H₂O(l) ΔH=−1299.8.</w:t>
+      </w:r>
     </w:p>
     <w:p>
       <w:pPr>
@@ -2378,22 +2820,24 @@
       </w:pPr>
       <w:r>
         <w:rPr>
-          <w:rFonts w:ascii="Arial" w:hAnsi="Arial" w:eastAsia="Arial"/>
+          <w:rFonts w:ascii="Arial" w:hAnsi="Arial"/>
           <w:b w:val="0"/>
           <w:sz w:val="22"/>
         </w:rPr>
-        <w:t>2. Which of the following statements are correct about the dissolution of an ionic compound? I. The enthalpy of hydration is always an exothermic process  II. If the lattice energy is greater than the hydration energy, the dissolution process is endothermic  III. To calculate the enthalpy change of solution we use: ΔHsolution = ΔHlattice - ΔHhydration</w:t>
-      </w:r>
-      <w:r>
-        <w:tab/>
-      </w:r>
-      <w:r>
-        <w:rPr>
-          <w:rFonts w:ascii="Arial" w:hAnsi="Arial" w:eastAsia="Arial"/>
+        <w:t>Calculate ΔH_f° for C₂H₂(g): 2C(s) + H₂(g) → C₂H₂(g).	（   ）</w:t>
+      </w:r>
+    </w:p>
+    <w:p>
+      <w:pPr>
+        <w:spacing w:after="20" w:before="0" w:line="240" w:lineRule="auto"/>
+      </w:pPr>
+      <w:r>
+        <w:rPr>
+          <w:rFonts w:ascii="Arial" w:hAnsi="Arial"/>
           <w:b w:val="0"/>
           <w:sz w:val="22"/>
         </w:rPr>
-        <w:t>（   ）</w:t>
+        <w:t>A  +227 kJ/mol</w:t>
       </w:r>
     </w:p>
     <w:p>
@@ -2402,11 +2846,11 @@
       </w:pPr>
       <w:r>
         <w:rPr>
-          <w:rFonts w:ascii="Arial" w:hAnsi="Arial" w:eastAsia="Arial"/>
+          <w:rFonts w:ascii="Arial" w:hAnsi="Arial"/>
           <w:b w:val="0"/>
           <w:sz w:val="22"/>
         </w:rPr>
-        <w:t>A. I only</w:t>
+        <w:t>B  −227 kJ/mol</w:t>
       </w:r>
     </w:p>
     <w:p>
@@ -2415,11 +2859,11 @@
       </w:pPr>
       <w:r>
         <w:rPr>
-          <w:rFonts w:ascii="Arial" w:hAnsi="Arial" w:eastAsia="Arial"/>
+          <w:rFonts w:ascii="Arial" w:hAnsi="Arial"/>
           <w:b w:val="0"/>
           <w:sz w:val="22"/>
         </w:rPr>
-        <w:t>B. I and II only</w:t>
+        <w:t>C  −621 kJ/mol</w:t>
       </w:r>
     </w:p>
     <w:p>
@@ -2428,24 +2872,11 @@
       </w:pPr>
       <w:r>
         <w:rPr>
-          <w:rFonts w:ascii="Arial" w:hAnsi="Arial" w:eastAsia="Arial"/>
+          <w:rFonts w:ascii="Arial" w:hAnsi="Arial"/>
           <w:b w:val="0"/>
           <w:sz w:val="22"/>
         </w:rPr>
-        <w:t>C. I and III only</w:t>
-      </w:r>
-    </w:p>
-    <w:p>
-      <w:pPr>
-        <w:spacing w:after="20" w:before="0" w:line="240" w:lineRule="auto"/>
-      </w:pPr>
-      <w:r>
-        <w:rPr>
-          <w:rFonts w:ascii="Arial" w:hAnsi="Arial" w:eastAsia="Arial"/>
-          <w:b w:val="0"/>
-          <w:sz w:val="22"/>
-        </w:rPr>
-        <w:t>D. I, II and III</w:t>
+        <w:t>D  +621 kJ/mol</w:t>
       </w:r>
     </w:p>
     <w:p>
@@ -2462,80 +2893,14 @@
       </w:pPr>
       <w:r>
         <w:rPr>
-          <w:rFonts w:ascii="Arial" w:hAnsi="Arial" w:eastAsia="Arial"/>
+          <w:rFonts w:ascii="Arial" w:hAnsi="Arial"/>
           <w:b w:val="0"/>
           <w:sz w:val="22"/>
         </w:rPr>
-        <w:t>3. Which of the following statements correctly describes the energy changes associated with bond breaking and bond formation?</w:t>
-      </w:r>
-      <w:r>
+        <w:t>2. Which of the following statements are correct about the dissolution of an ionic compound?</w:t>
         <w:tab/>
-      </w:r>
-      <w:r>
-        <w:rPr>
-          <w:rFonts w:ascii="Arial" w:hAnsi="Arial" w:eastAsia="Arial"/>
-          <w:b w:val="0"/>
-          <w:sz w:val="22"/>
-        </w:rPr>
         <w:t>（   ）</w:t>
       </w:r>
-    </w:p>
-    <w:p>
-      <w:pPr>
-        <w:spacing w:after="20" w:before="0" w:line="240" w:lineRule="auto"/>
-      </w:pPr>
-      <w:r>
-        <w:rPr>
-          <w:rFonts w:ascii="Arial" w:hAnsi="Arial" w:eastAsia="Arial"/>
-          <w:b w:val="0"/>
-          <w:sz w:val="22"/>
-        </w:rPr>
-        <w:t>A. Bond breaking is an endothermic process, and bond formation is also an endothermic process.</w:t>
-      </w:r>
-    </w:p>
-    <w:p>
-      <w:pPr>
-        <w:spacing w:after="20" w:before="0" w:line="240" w:lineRule="auto"/>
-      </w:pPr>
-      <w:r>
-        <w:rPr>
-          <w:rFonts w:ascii="Arial" w:hAnsi="Arial" w:eastAsia="Arial"/>
-          <w:b w:val="0"/>
-          <w:sz w:val="22"/>
-        </w:rPr>
-        <w:t>B. Bond breaking is an endothermic process, and bond formation is an exothermic process.</w:t>
-      </w:r>
-    </w:p>
-    <w:p>
-      <w:pPr>
-        <w:spacing w:after="20" w:before="0" w:line="240" w:lineRule="auto"/>
-      </w:pPr>
-      <w:r>
-        <w:rPr>
-          <w:rFonts w:ascii="Arial" w:hAnsi="Arial" w:eastAsia="Arial"/>
-          <w:b w:val="0"/>
-          <w:sz w:val="22"/>
-        </w:rPr>
-        <w:t>C. Bond breaking is an exothermic process, and bond formation is an endothermic process.</w:t>
-      </w:r>
-    </w:p>
-    <w:p>
-      <w:pPr>
-        <w:spacing w:after="20" w:before="0" w:line="240" w:lineRule="auto"/>
-      </w:pPr>
-      <w:r>
-        <w:rPr>
-          <w:rFonts w:ascii="Arial" w:hAnsi="Arial" w:eastAsia="Arial"/>
-          <w:b w:val="0"/>
-          <w:sz w:val="22"/>
-        </w:rPr>
-        <w:t>D. Bond breaking is an exothermic process, and bond formation is also an exothermic process.</w:t>
-      </w:r>
-    </w:p>
-    <w:p>
-      <w:pPr>
-        <w:spacing w:after="0" w:before="0" w:line="240" w:lineRule="auto"/>
-      </w:pPr>
     </w:p>
     <w:p>
       <w:pPr>
@@ -2546,80 +2911,12 @@
       </w:pPr>
       <w:r>
         <w:rPr>
-          <w:rFonts w:ascii="Arial" w:hAnsi="Arial" w:eastAsia="Arial"/>
+          <w:rFonts w:ascii="Arial" w:hAnsi="Arial"/>
           <w:b w:val="0"/>
           <w:sz w:val="22"/>
         </w:rPr>
-        <w:t>4. Which of the following correctly describes the possible values for the standard enthalpy changes of formation, combustion, and neutralization?</w:t>
-      </w:r>
-      <w:r>
-        <w:tab/>
-      </w:r>
-      <w:r>
-        <w:rPr>
-          <w:rFonts w:ascii="Arial" w:hAnsi="Arial" w:eastAsia="Arial"/>
-          <w:b w:val="0"/>
-          <w:sz w:val="22"/>
-        </w:rPr>
-        <w:t>（   ）</w:t>
-      </w:r>
-    </w:p>
-    <w:p>
-      <w:pPr>
-        <w:spacing w:after="20" w:before="0" w:line="240" w:lineRule="auto"/>
-      </w:pPr>
-      <w:r>
-        <w:rPr>
-          <w:rFonts w:ascii="Arial" w:hAnsi="Arial" w:eastAsia="Arial"/>
-          <w:b w:val="0"/>
-          <w:sz w:val="22"/>
-        </w:rPr>
-        <w:t>A. The enthalpy of formation and combustion are positive, and the enthalpy of neutralization can be positive or negative.</w:t>
-      </w:r>
-    </w:p>
-    <w:p>
-      <w:pPr>
-        <w:spacing w:after="20" w:before="0" w:line="240" w:lineRule="auto"/>
-      </w:pPr>
-      <w:r>
-        <w:rPr>
-          <w:rFonts w:ascii="Arial" w:hAnsi="Arial" w:eastAsia="Arial"/>
-          <w:b w:val="0"/>
-          <w:sz w:val="22"/>
-        </w:rPr>
-        <w:t>B. The enthalpy of formation and neutralization can be positive or negative, and the enthalpy of combustion is positive.</w:t>
-      </w:r>
-    </w:p>
-    <w:p>
-      <w:pPr>
-        <w:spacing w:after="20" w:before="0" w:line="240" w:lineRule="auto"/>
-      </w:pPr>
-      <w:r>
-        <w:rPr>
-          <w:rFonts w:ascii="Arial" w:hAnsi="Arial" w:eastAsia="Arial"/>
-          <w:b w:val="0"/>
-          <w:sz w:val="22"/>
-        </w:rPr>
-        <w:t>C. The enthalpy of formation can be positive or negative, and the enthalpy of combustion and neutralization are negative.</w:t>
-      </w:r>
-    </w:p>
-    <w:p>
-      <w:pPr>
-        <w:spacing w:after="20" w:before="0" w:line="240" w:lineRule="auto"/>
-      </w:pPr>
-      <w:r>
-        <w:rPr>
-          <w:rFonts w:ascii="Arial" w:hAnsi="Arial" w:eastAsia="Arial"/>
-          <w:b w:val="0"/>
-          <w:sz w:val="22"/>
-        </w:rPr>
-        <w:t>D. The enthalpy of formation and combustion are negative, and the enthalpy of neutralization is always positive.</w:t>
-      </w:r>
-    </w:p>
-    <w:p>
-      <w:pPr>
-        <w:spacing w:after="0" w:before="0" w:line="240" w:lineRule="auto"/>
-      </w:pPr>
+        <w:t>I. The enthalpy of hydration is always an exothermic process</w:t>
+      </w:r>
     </w:p>
     <w:p>
       <w:pPr>
@@ -2630,80 +2927,12 @@
       </w:pPr>
       <w:r>
         <w:rPr>
-          <w:rFonts w:ascii="Arial" w:hAnsi="Arial" w:eastAsia="Arial"/>
+          <w:rFonts w:ascii="Arial" w:hAnsi="Arial"/>
           <w:b w:val="0"/>
           <w:sz w:val="22"/>
         </w:rPr>
-        <w:t>5. Which of the following has the highest bond enthalpy?</w:t>
-      </w:r>
-      <w:r>
-        <w:tab/>
-      </w:r>
-      <w:r>
-        <w:rPr>
-          <w:rFonts w:ascii="Arial" w:hAnsi="Arial" w:eastAsia="Arial"/>
-          <w:b w:val="0"/>
-          <w:sz w:val="22"/>
-        </w:rPr>
-        <w:t>（   ）</w:t>
-      </w:r>
-    </w:p>
-    <w:p>
-      <w:pPr>
-        <w:spacing w:after="20" w:before="0" w:line="240" w:lineRule="auto"/>
-      </w:pPr>
-      <w:r>
-        <w:rPr>
-          <w:rFonts w:ascii="Arial" w:hAnsi="Arial" w:eastAsia="Arial"/>
-          <w:b w:val="0"/>
-          <w:sz w:val="22"/>
-        </w:rPr>
-        <w:t>A. C–H single bond</w:t>
-      </w:r>
-    </w:p>
-    <w:p>
-      <w:pPr>
-        <w:spacing w:after="20" w:before="0" w:line="240" w:lineRule="auto"/>
-      </w:pPr>
-      <w:r>
-        <w:rPr>
-          <w:rFonts w:ascii="Arial" w:hAnsi="Arial" w:eastAsia="Arial"/>
-          <w:b w:val="0"/>
-          <w:sz w:val="22"/>
-        </w:rPr>
-        <w:t>B. C=O double bond</w:t>
-      </w:r>
-    </w:p>
-    <w:p>
-      <w:pPr>
-        <w:spacing w:after="20" w:before="0" w:line="240" w:lineRule="auto"/>
-      </w:pPr>
-      <w:r>
-        <w:rPr>
-          <w:rFonts w:ascii="Arial" w:hAnsi="Arial" w:eastAsia="Arial"/>
-          <w:b w:val="0"/>
-          <w:sz w:val="22"/>
-        </w:rPr>
-        <w:t>C. N≡N triple bond</w:t>
-      </w:r>
-    </w:p>
-    <w:p>
-      <w:pPr>
-        <w:spacing w:after="20" w:before="0" w:line="240" w:lineRule="auto"/>
-      </w:pPr>
-      <w:r>
-        <w:rPr>
-          <w:rFonts w:ascii="Arial" w:hAnsi="Arial" w:eastAsia="Arial"/>
-          <w:b w:val="0"/>
-          <w:sz w:val="22"/>
-        </w:rPr>
-        <w:t>D. O=O double bond</w:t>
-      </w:r>
-    </w:p>
-    <w:p>
-      <w:pPr>
-        <w:spacing w:after="0" w:before="0" w:line="240" w:lineRule="auto"/>
-      </w:pPr>
+        <w:t>II. If the lattice energy is greater than the hydration energy, the dissolution process is endothermic</w:t>
+      </w:r>
     </w:p>
     <w:p>
       <w:pPr>
@@ -2714,22 +2943,24 @@
       </w:pPr>
       <w:r>
         <w:rPr>
-          <w:rFonts w:ascii="Arial" w:hAnsi="Arial" w:eastAsia="Arial"/>
+          <w:rFonts w:ascii="Arial" w:hAnsi="Arial"/>
           <w:b w:val="0"/>
           <w:sz w:val="22"/>
         </w:rPr>
-        <w:t>6. Reaction 1: HNO3 (aq) + NH3 (aq) → NH4NO3 (aq) Reaction 2: CuCO3 (s) → CuO (s) + CO2 (g) Reaction 3: S (s) + O2 (g) → SO2 (g) Which enthalpy changes correctly describe the reactions above?  ΔHcoΔHfoΔHneutoΔHroA2213B3 212C3312D2313</w:t>
-      </w:r>
-      <w:r>
-        <w:tab/>
-      </w:r>
-      <w:r>
-        <w:rPr>
-          <w:rFonts w:ascii="Arial" w:hAnsi="Arial" w:eastAsia="Arial"/>
+        <w:t>III. To calculate the enthalpy change of solution we use: ΔHsolution = ΔHlattice - ΔHhydration</w:t>
+      </w:r>
+    </w:p>
+    <w:p>
+      <w:pPr>
+        <w:spacing w:after="20" w:before="0" w:line="240" w:lineRule="auto"/>
+      </w:pPr>
+      <w:r>
+        <w:rPr>
+          <w:rFonts w:ascii="Arial" w:hAnsi="Arial"/>
           <w:b w:val="0"/>
           <w:sz w:val="22"/>
         </w:rPr>
-        <w:t>（   ）</w:t>
+        <w:t>A. Option A</w:t>
       </w:r>
     </w:p>
     <w:p>
@@ -2738,11 +2969,11 @@
       </w:pPr>
       <w:r>
         <w:rPr>
-          <w:rFonts w:ascii="Arial" w:hAnsi="Arial" w:eastAsia="Arial"/>
+          <w:rFonts w:ascii="Arial" w:hAnsi="Arial"/>
           <w:b w:val="0"/>
           <w:sz w:val="22"/>
         </w:rPr>
-        <w:t>A.</w:t>
+        <w:t>B. Option B</w:t>
       </w:r>
     </w:p>
     <w:p>
@@ -2751,11 +2982,11 @@
       </w:pPr>
       <w:r>
         <w:rPr>
-          <w:rFonts w:ascii="Arial" w:hAnsi="Arial" w:eastAsia="Arial"/>
+          <w:rFonts w:ascii="Arial" w:hAnsi="Arial"/>
           <w:b w:val="0"/>
           <w:sz w:val="22"/>
         </w:rPr>
-        <w:t>B.</w:t>
+        <w:t>C. Option C</w:t>
       </w:r>
     </w:p>
     <w:p>
@@ -2764,24 +2995,11 @@
       </w:pPr>
       <w:r>
         <w:rPr>
-          <w:rFonts w:ascii="Arial" w:hAnsi="Arial" w:eastAsia="Arial"/>
+          <w:rFonts w:ascii="Arial" w:hAnsi="Arial"/>
           <w:b w:val="0"/>
           <w:sz w:val="22"/>
         </w:rPr>
-        <w:t>C.</w:t>
-      </w:r>
-    </w:p>
-    <w:p>
-      <w:pPr>
-        <w:spacing w:after="20" w:before="0" w:line="240" w:lineRule="auto"/>
-      </w:pPr>
-      <w:r>
-        <w:rPr>
-          <w:rFonts w:ascii="Arial" w:hAnsi="Arial" w:eastAsia="Arial"/>
-          <w:b w:val="0"/>
-          <w:sz w:val="22"/>
-        </w:rPr>
-        <w:t>D.</w:t>
+        <w:t>D. Option D</w:t>
       </w:r>
     </w:p>
     <w:p>
@@ -2798,22 +3016,19 @@
       </w:pPr>
       <w:r>
         <w:rPr>
-          <w:rFonts w:ascii="Arial" w:hAnsi="Arial" w:eastAsia="Arial"/>
+          <w:rFonts w:ascii="Arial" w:hAnsi="Arial"/>
           <w:b w:val="0"/>
           <w:sz w:val="22"/>
         </w:rPr>
-        <w:t>7. The following equation shows a reaction between the mineral rutile (TiO2) and carbon: TiO2 (s) + 2C (s) → Ti (s) + 2CO (g) The standard enthalpy changes of formation are as follows: ΔHfo​ TiO2 (s) = –890.0 kJ mol⁻¹ΔHfo​ CO (g) = –110.5 kJ mol⁻¹ Which of the following is the standard enthalpy change for the extraction of titanium?</w:t>
-      </w:r>
-      <w:r>
-        <w:tab/>
-      </w:r>
-      <w:r>
-        <w:rPr>
-          <w:rFonts w:ascii="Arial" w:hAnsi="Arial" w:eastAsia="Arial"/>
+        <w:t>3.</w:t>
+      </w:r>
+      <w:r>
+        <w:rPr>
+          <w:rFonts w:ascii="Arial" w:hAnsi="Arial"/>
           <w:b w:val="0"/>
           <w:sz w:val="22"/>
         </w:rPr>
-        <w:t>（   ）</w:t>
+        <w:t xml:space="preserve"> Which of the following statements correctly describes the energy changes associated with bond breaking and bond formation?	（   ）</w:t>
       </w:r>
     </w:p>
     <w:p>
@@ -2822,11 +3037,11 @@
       </w:pPr>
       <w:r>
         <w:rPr>
-          <w:rFonts w:ascii="Arial" w:hAnsi="Arial" w:eastAsia="Arial"/>
+          <w:rFonts w:ascii="Arial" w:hAnsi="Arial"/>
           <w:b w:val="0"/>
           <w:sz w:val="22"/>
         </w:rPr>
-        <w:t>A. + 669.0 kJ mol–1</w:t>
+        <w:t>A. Bond breaking is an endothermic process, and bond formation is also an endothermic process.</w:t>
       </w:r>
     </w:p>
     <w:p>
@@ -2835,11 +3050,11 @@
       </w:pPr>
       <w:r>
         <w:rPr>
-          <w:rFonts w:ascii="Arial" w:hAnsi="Arial" w:eastAsia="Arial"/>
+          <w:rFonts w:ascii="Arial" w:hAnsi="Arial"/>
           <w:b w:val="0"/>
           <w:sz w:val="22"/>
         </w:rPr>
-        <w:t>B. + 779.5 kJ mol–1</w:t>
+        <w:t>B. Bond breaking is an endothermic process, and bond formation is an exothermic process.</w:t>
       </w:r>
     </w:p>
     <w:p>
@@ -2848,11 +3063,11 @@
       </w:pPr>
       <w:r>
         <w:rPr>
-          <w:rFonts w:ascii="Arial" w:hAnsi="Arial" w:eastAsia="Arial"/>
+          <w:rFonts w:ascii="Arial" w:hAnsi="Arial"/>
           <w:b w:val="0"/>
           <w:sz w:val="22"/>
         </w:rPr>
-        <w:t>C. – 779.5 kJ mol–1</w:t>
+        <w:t>C. Bond breaking is an exothermic process, and bond formation is an endothermic process.</w:t>
       </w:r>
     </w:p>
     <w:p>
@@ -2861,11 +3076,11 @@
       </w:pPr>
       <w:r>
         <w:rPr>
-          <w:rFonts w:ascii="Arial" w:hAnsi="Arial" w:eastAsia="Arial"/>
+          <w:rFonts w:ascii="Arial" w:hAnsi="Arial"/>
           <w:b w:val="0"/>
           <w:sz w:val="22"/>
         </w:rPr>
-        <w:t>D. – 669.0 kJ mol–1</w:t>
+        <w:t>D. Bond breaking is an exothermic process, and bond formation is also an exothermic process.</w:t>
       </w:r>
     </w:p>
     <w:p>
@@ -2882,22 +3097,19 @@
       </w:pPr>
       <w:r>
         <w:rPr>
-          <w:rFonts w:ascii="Arial" w:hAnsi="Arial" w:eastAsia="Arial"/>
+          <w:rFonts w:ascii="Arial" w:hAnsi="Arial"/>
           <w:b w:val="0"/>
           <w:sz w:val="22"/>
         </w:rPr>
-        <w:t>8. C2H5OH (l) + 3O2 (g) → 2CO2 (g) + 3H2O (l) The combustion of ethanol (C2H5OH) is increasingly being used to fuel cars. Enthalpies of combustion for the substances involved in the reaction are shown in the table below. SubstanceΔHco (kJ mol-1)H2 (g)-286C (s)-394C2H5OH (l)-1367 Using the information above, determine the value of ΔHfo for the formation of ethanol.</w:t>
-      </w:r>
-      <w:r>
-        <w:tab/>
-      </w:r>
-      <w:r>
-        <w:rPr>
-          <w:rFonts w:ascii="Arial" w:hAnsi="Arial" w:eastAsia="Arial"/>
+        <w:t>4.</w:t>
+      </w:r>
+      <w:r>
+        <w:rPr>
+          <w:rFonts w:ascii="Arial" w:hAnsi="Arial"/>
           <w:b w:val="0"/>
           <w:sz w:val="22"/>
         </w:rPr>
-        <w:t>（   ）</w:t>
+        <w:t xml:space="preserve"> Which of the following correctly describes the possible values for the standard enthalpy changes of formation, combustion, and neutralization?	（   ）</w:t>
       </w:r>
     </w:p>
     <w:p>
@@ -2906,11 +3118,11 @@
       </w:pPr>
       <w:r>
         <w:rPr>
-          <w:rFonts w:ascii="Arial" w:hAnsi="Arial" w:eastAsia="Arial"/>
+          <w:rFonts w:ascii="Arial" w:hAnsi="Arial"/>
           <w:b w:val="0"/>
           <w:sz w:val="22"/>
         </w:rPr>
-        <w:t>A. 687 kJ mol-1</w:t>
+        <w:t>A. The enthalpy of formation and combustion are positive, and the enthalpy of neutralization can be positive or negative.</w:t>
       </w:r>
     </w:p>
     <w:p>
@@ -2919,11 +3131,11 @@
       </w:pPr>
       <w:r>
         <w:rPr>
-          <w:rFonts w:ascii="Arial" w:hAnsi="Arial" w:eastAsia="Arial"/>
+          <w:rFonts w:ascii="Arial" w:hAnsi="Arial"/>
           <w:b w:val="0"/>
           <w:sz w:val="22"/>
         </w:rPr>
-        <w:t>B. -279 kJ mol-1</w:t>
+        <w:t>B. The enthalpy of formation and neutralization can be positive or negative, and the enthalpy of combustion is positive.</w:t>
       </w:r>
     </w:p>
     <w:p>
@@ -2932,11 +3144,11 @@
       </w:pPr>
       <w:r>
         <w:rPr>
-          <w:rFonts w:ascii="Arial" w:hAnsi="Arial" w:eastAsia="Arial"/>
+          <w:rFonts w:ascii="Arial" w:hAnsi="Arial"/>
           <w:b w:val="0"/>
           <w:sz w:val="22"/>
         </w:rPr>
-        <w:t>C. -2047 kJ mol-1</w:t>
+        <w:t>C. The enthalpy of formation can be positive or negative, and the enthalpy of combustion and neutralization are negative.</w:t>
       </w:r>
     </w:p>
     <w:p>
@@ -2945,11 +3157,11 @@
       </w:pPr>
       <w:r>
         <w:rPr>
-          <w:rFonts w:ascii="Arial" w:hAnsi="Arial" w:eastAsia="Arial"/>
+          <w:rFonts w:ascii="Arial" w:hAnsi="Arial"/>
           <w:b w:val="0"/>
           <w:sz w:val="22"/>
         </w:rPr>
-        <w:t>D. -3013 kJ mol-1</w:t>
+        <w:t>D. The enthalpy of formation and combustion are negative, and the enthalpy of neutralization is always positive.</w:t>
       </w:r>
     </w:p>
     <w:p>
@@ -2966,18 +3178,18 @@
       </w:pPr>
       <w:r>
         <w:rPr>
-          <w:rFonts w:ascii="Arial" w:hAnsi="Arial" w:eastAsia="Arial"/>
+          <w:rFonts w:ascii="Arial" w:hAnsi="Arial"/>
           <w:b w:val="0"/>
           <w:sz w:val="22"/>
         </w:rPr>
-        <w:t>9. The first stage in the industrial production of nitric acid from ammonia can be represented by the following equation. 4NH3 (g) + 5O2 (g)  4NO (g) + 6H2O (g) Enthalpies of formation for the substances involved in the reaction are shown in the table below. SubstanceΔHco (kJ mol-1)NH3 (g)-51.3NO (g)+92.2H2O(g)-239.6 Using the information above, what is the value of the standard enthalpy change for this reaction?</w:t>
+        <w:t>5. Which of the following has the highest bond enthalpy?</w:t>
       </w:r>
       <w:r>
         <w:tab/>
       </w:r>
       <w:r>
         <w:rPr>
-          <w:rFonts w:ascii="Arial" w:hAnsi="Arial" w:eastAsia="Arial"/>
+          <w:rFonts w:ascii="Arial" w:hAnsi="Arial"/>
           <w:b w:val="0"/>
           <w:sz w:val="22"/>
         </w:rPr>
@@ -2990,11 +3202,11 @@
       </w:pPr>
       <w:r>
         <w:rPr>
-          <w:rFonts w:ascii="Arial" w:hAnsi="Arial" w:eastAsia="Arial"/>
+          <w:rFonts w:ascii="Arial" w:hAnsi="Arial"/>
           <w:b w:val="0"/>
           <w:sz w:val="22"/>
         </w:rPr>
-        <w:t>A. +863.6 kJ mol–1</w:t>
+        <w:t>A. Option A</w:t>
       </w:r>
     </w:p>
     <w:p>
@@ -3003,11 +3215,11 @@
       </w:pPr>
       <w:r>
         <w:rPr>
-          <w:rFonts w:ascii="Arial" w:hAnsi="Arial" w:eastAsia="Arial"/>
+          <w:rFonts w:ascii="Arial" w:hAnsi="Arial"/>
           <w:b w:val="0"/>
           <w:sz w:val="22"/>
         </w:rPr>
-        <w:t>B. +1274.0  kJ mol–1</w:t>
+        <w:t>B. Option B</w:t>
       </w:r>
     </w:p>
     <w:p>
@@ -3016,11 +3228,11 @@
       </w:pPr>
       <w:r>
         <w:rPr>
-          <w:rFonts w:ascii="Arial" w:hAnsi="Arial" w:eastAsia="Arial"/>
+          <w:rFonts w:ascii="Arial" w:hAnsi="Arial"/>
           <w:b w:val="0"/>
           <w:sz w:val="22"/>
         </w:rPr>
-        <w:t>C. –863.6 kJ mol–1</w:t>
+        <w:t>C. Option C</w:t>
       </w:r>
     </w:p>
     <w:p>
@@ -3029,11 +3241,11 @@
       </w:pPr>
       <w:r>
         <w:rPr>
-          <w:rFonts w:ascii="Arial" w:hAnsi="Arial" w:eastAsia="Arial"/>
+          <w:rFonts w:ascii="Arial" w:hAnsi="Arial"/>
           <w:b w:val="0"/>
           <w:sz w:val="22"/>
         </w:rPr>
-        <w:t>D. –1274.0 kJ mol–1</w:t>
+        <w:t>D. Option D</w:t>
       </w:r>
     </w:p>
     <w:p>
@@ -3050,80 +3262,20 @@
       </w:pPr>
       <w:r>
         <w:rPr>
-          <w:rFonts w:ascii="Arial" w:hAnsi="Arial" w:eastAsia="Arial"/>
+          <w:rFonts w:ascii="Arial" w:hAnsi="Arial"/>
           <w:b w:val="0"/>
           <w:sz w:val="22"/>
         </w:rPr>
-        <w:t>10. BondAverage bond enthalpy / kJ mol-1C−H412C=C 612O=O496C=O805O−H 463 Using the information in the table above, what is the enthalpy change for the complete combustion of ethene?</w:t>
-      </w:r>
-      <w:r>
-        <w:tab/>
-      </w:r>
-      <w:r>
-        <w:rPr>
-          <w:rFonts w:ascii="Arial" w:hAnsi="Arial" w:eastAsia="Arial"/>
+        <w:t>6.</w:t>
+      </w:r>
+      <w:r>
+        <w:rPr>
+          <w:rFonts w:ascii="Arial" w:hAnsi="Arial"/>
           <w:b w:val="0"/>
           <w:sz w:val="22"/>
         </w:rPr>
-        <w:t>（   ）</w:t>
-      </w:r>
-    </w:p>
-    <w:p>
-      <w:pPr>
-        <w:spacing w:after="20" w:before="0" w:line="240" w:lineRule="auto"/>
-      </w:pPr>
-      <w:r>
-        <w:rPr>
-          <w:rFonts w:ascii="Arial" w:hAnsi="Arial" w:eastAsia="Arial"/>
-          <w:b w:val="0"/>
-          <w:sz w:val="22"/>
-        </w:rPr>
-        <w:t>A. +1324 kJ mol–1</w:t>
-      </w:r>
-    </w:p>
-    <w:p>
-      <w:pPr>
-        <w:spacing w:after="20" w:before="0" w:line="240" w:lineRule="auto"/>
-      </w:pPr>
-      <w:r>
-        <w:rPr>
-          <w:rFonts w:ascii="Arial" w:hAnsi="Arial" w:eastAsia="Arial"/>
-          <w:b w:val="0"/>
-          <w:sz w:val="22"/>
-        </w:rPr>
-        <w:t>B. -1324 kJ mol–1</w:t>
-      </w:r>
-    </w:p>
-    <w:p>
-      <w:pPr>
-        <w:spacing w:after="20" w:before="0" w:line="240" w:lineRule="auto"/>
-      </w:pPr>
-      <w:r>
-        <w:rPr>
-          <w:rFonts w:ascii="Arial" w:hAnsi="Arial" w:eastAsia="Arial"/>
-          <w:b w:val="0"/>
-          <w:sz w:val="22"/>
-        </w:rPr>
-        <w:t>C. -1936 kJ mol–1</w:t>
-      </w:r>
-    </w:p>
-    <w:p>
-      <w:pPr>
-        <w:spacing w:after="20" w:before="0" w:line="240" w:lineRule="auto"/>
-      </w:pPr>
-      <w:r>
-        <w:rPr>
-          <w:rFonts w:ascii="Arial" w:hAnsi="Arial" w:eastAsia="Arial"/>
-          <w:b w:val="0"/>
-          <w:sz w:val="22"/>
-        </w:rPr>
-        <w:t>D. +219 kJ mol–1</w:t>
-      </w:r>
-    </w:p>
-    <w:p>
-      <w:pPr>
-        <w:spacing w:after="0" w:before="0" w:line="240" w:lineRule="auto"/>
-      </w:pPr>
+        <w:t xml:space="preserve"> Reaction 1: HNO₃ (aq) + NH₃ (aq) → NH₄NO₃ (aq) Reaction 2:</w:t>
+      </w:r>
     </w:p>
     <w:p>
       <w:pPr>
@@ -3134,22 +3286,24 @@
       </w:pPr>
       <w:r>
         <w:rPr>
-          <w:rFonts w:ascii="Arial" w:hAnsi="Arial" w:eastAsia="Arial"/>
+          <w:rFonts w:ascii="Arial" w:hAnsi="Arial"/>
           <w:b w:val="0"/>
           <w:sz w:val="22"/>
         </w:rPr>
-        <w:t>11. Nitrogen reacts with fluorine according to the following equation: N2 (g)  +  3F2 (g)  →  2NF3 (g)   ΔHr = -246 kJ The bond energy of  N≡N is 945 kJ mol-1 and the bond energy of  F–F is 159 kJ mol-1. What is the bond energy of the N–F bond?</w:t>
-      </w:r>
-      <w:r>
-        <w:tab/>
-      </w:r>
-      <w:r>
-        <w:rPr>
-          <w:rFonts w:ascii="Arial" w:hAnsi="Arial" w:eastAsia="Arial"/>
+        <w:t>CuCO₃ (s) → CuO (s) + CO₂ (g) Reaction 3: S (s) + O₂ (g) → SO₂ (g) Which enthalpy changes correctly describe the reactions above?  ΔHcoΔHfoΔHneutoΔHroA₂₂₁3B₃ 212C₃₃₁2D₂₃₁3	（   ）</w:t>
+      </w:r>
+    </w:p>
+    <w:p>
+      <w:pPr>
+        <w:spacing w:after="20" w:before="0" w:line="240" w:lineRule="auto"/>
+      </w:pPr>
+      <w:r>
+        <w:rPr>
+          <w:rFonts w:ascii="Arial" w:hAnsi="Arial"/>
           <w:b w:val="0"/>
           <w:sz w:val="22"/>
         </w:rPr>
-        <w:t>（   ）</w:t>
+        <w:t>A. Option A</w:t>
       </w:r>
     </w:p>
     <w:p>
@@ -3158,11 +3312,11 @@
       </w:pPr>
       <w:r>
         <w:rPr>
-          <w:rFonts w:ascii="Arial" w:hAnsi="Arial" w:eastAsia="Arial"/>
+          <w:rFonts w:ascii="Arial" w:hAnsi="Arial"/>
           <w:b w:val="0"/>
           <w:sz w:val="22"/>
         </w:rPr>
-        <w:t>A. 225 kJ mol-1</w:t>
+        <w:t>B. Option B</w:t>
       </w:r>
     </w:p>
     <w:p>
@@ -3171,11 +3325,11 @@
       </w:pPr>
       <w:r>
         <w:rPr>
-          <w:rFonts w:ascii="Arial" w:hAnsi="Arial" w:eastAsia="Arial"/>
+          <w:rFonts w:ascii="Arial" w:hAnsi="Arial"/>
           <w:b w:val="0"/>
           <w:sz w:val="22"/>
         </w:rPr>
-        <w:t>B. 278 kJ mol-1</w:t>
+        <w:t>C. Option C</w:t>
       </w:r>
     </w:p>
     <w:p>
@@ -3184,24 +3338,11 @@
       </w:pPr>
       <w:r>
         <w:rPr>
-          <w:rFonts w:ascii="Arial" w:hAnsi="Arial" w:eastAsia="Arial"/>
+          <w:rFonts w:ascii="Arial" w:hAnsi="Arial"/>
           <w:b w:val="0"/>
           <w:sz w:val="22"/>
         </w:rPr>
-        <w:t>C. 1350 kJ mol-1</w:t>
-      </w:r>
-    </w:p>
-    <w:p>
-      <w:pPr>
-        <w:spacing w:after="20" w:before="0" w:line="240" w:lineRule="auto"/>
-      </w:pPr>
-      <w:r>
-        <w:rPr>
-          <w:rFonts w:ascii="Arial" w:hAnsi="Arial" w:eastAsia="Arial"/>
-          <w:b w:val="0"/>
-          <w:sz w:val="22"/>
-        </w:rPr>
-        <w:t>D. 1668 kJ mol-1</w:t>
+        <w:t>D. Option D</w:t>
       </w:r>
     </w:p>
     <w:p>
@@ -3218,35 +3359,35 @@
       </w:pPr>
       <w:r>
         <w:rPr>
-          <w:rFonts w:ascii="Arial" w:hAnsi="Arial" w:eastAsia="Arial"/>
+          <w:rFonts w:ascii="Arial" w:hAnsi="Arial"/>
           <w:b w:val="0"/>
           <w:sz w:val="22"/>
         </w:rPr>
-        <w:t>12. ∆H / kJ mol−1 C (s) + O2 (g) → CO2 (g)−394 H2 (g) + ½O2 (g) → H2O (g) −2864C (s) + 5H2 (g) → C4H10 (g)−125 Using the information in the table above, what is the enthalpy change for the complete combustion of butane?</w:t>
-      </w:r>
-      <w:r>
-        <w:tab/>
-      </w:r>
-      <w:r>
-        <w:rPr>
-          <w:rFonts w:ascii="Arial" w:hAnsi="Arial" w:eastAsia="Arial"/>
+        <w:t>7.</w:t>
+      </w:r>
+      <w:r>
+        <w:rPr>
+          <w:rFonts w:ascii="Arial" w:hAnsi="Arial"/>
           <w:b w:val="0"/>
           <w:sz w:val="22"/>
         </w:rPr>
-        <w:t>（   ）</w:t>
+        <w:t xml:space="preserve"> The following equation shows a reaction between the mineral rutile (TiO₂) and carbon:</w:t>
       </w:r>
     </w:p>
     <w:p>
       <w:pPr>
-        <w:spacing w:after="20" w:before="0" w:line="240" w:lineRule="auto"/>
-      </w:pPr>
-      <w:r>
-        <w:rPr>
-          <w:rFonts w:ascii="Arial" w:hAnsi="Arial" w:eastAsia="Arial"/>
+        <w:spacing w:after="40" w:before="80" w:line="240" w:lineRule="auto"/>
+        <w:tabs>
+          <w:tab w:val="right" w:pos="9072"/>
+        </w:tabs>
+      </w:pPr>
+      <w:r>
+        <w:rPr>
+          <w:rFonts w:ascii="Arial" w:hAnsi="Arial"/>
           <w:b w:val="0"/>
           <w:sz w:val="22"/>
         </w:rPr>
-        <w:t>A. -555 kJ mol-1</w:t>
+        <w:t>TiO₂ (s) + 2C (s) → Ti (s) + 2CO (g) The standard enthalpy changes of formation are as follows: ΔHfo​ TiO₂ (s) = –890.0 kJ mol-1ΔHfo​ CO (g) = –110.5 kJ mol-1 Which of the following is the standard enthalpy change for the extraction of titanium?	（   ）</w:t>
       </w:r>
     </w:p>
     <w:p>
@@ -3255,11 +3396,11 @@
       </w:pPr>
       <w:r>
         <w:rPr>
-          <w:rFonts w:ascii="Arial" w:hAnsi="Arial" w:eastAsia="Arial"/>
+          <w:rFonts w:ascii="Arial" w:hAnsi="Arial"/>
           <w:b w:val="0"/>
           <w:sz w:val="22"/>
         </w:rPr>
-        <w:t>B. -1699 kJ mol-1</w:t>
+        <w:t>A. Option A</w:t>
       </w:r>
     </w:p>
     <w:p>
@@ -3268,11 +3409,11 @@
       </w:pPr>
       <w:r>
         <w:rPr>
-          <w:rFonts w:ascii="Arial" w:hAnsi="Arial" w:eastAsia="Arial"/>
+          <w:rFonts w:ascii="Arial" w:hAnsi="Arial"/>
           <w:b w:val="0"/>
           <w:sz w:val="22"/>
         </w:rPr>
-        <w:t>C. -1737 kJ mol-1</w:t>
+        <w:t>B. Option B</w:t>
       </w:r>
     </w:p>
     <w:p>
@@ -3281,29 +3422,635 @@
       </w:pPr>
       <w:r>
         <w:rPr>
-          <w:rFonts w:ascii="Arial" w:hAnsi="Arial" w:eastAsia="Arial"/>
+          <w:rFonts w:ascii="Arial" w:hAnsi="Arial"/>
           <w:b w:val="0"/>
           <w:sz w:val="22"/>
         </w:rPr>
-        <w:t>D. -2881 kJ mol-1</w:t>
+        <w:t>C. Option C</w:t>
       </w:r>
     </w:p>
     <w:p>
       <w:pPr>
-        <w:spacing w:after="0" w:before="0" w:line="240" w:lineRule="auto"/>
-      </w:pPr>
+        <w:spacing w:after="20" w:before="0" w:line="240" w:lineRule="auto"/>
+      </w:pPr>
+      <w:r>
+        <w:rPr>
+          <w:rFonts w:ascii="Arial" w:hAnsi="Arial"/>
+          <w:b w:val="0"/>
+          <w:sz w:val="22"/>
+        </w:rPr>
+        <w:t>D. Option D</w:t>
+      </w:r>
     </w:p>
     <w:p>
       <w:pPr>
+        <w:spacing w:after="0" w:before="0" w:line="240" w:lineRule="auto"/>
+      </w:pPr>
+    </w:p>
+    <w:p>
+      <w:pPr>
         <w:spacing w:after="40" w:before="80" w:line="240" w:lineRule="auto"/>
-      </w:pPr>
-      <w:r>
-        <w:rPr>
-          <w:rFonts w:ascii="Arial" w:hAnsi="Arial" w:eastAsia="Arial"/>
+        <w:tabs>
+          <w:tab w:val="right" w:pos="9072"/>
+        </w:tabs>
+      </w:pPr>
+      <w:r>
+        <w:rPr>
+          <w:rFonts w:ascii="Arial" w:hAnsi="Arial"/>
           <w:b w:val="0"/>
           <w:sz w:val="22"/>
         </w:rPr>
-        <w:t>3. Given: 2Al + ³⁄₂O2 → Al2O3 ΔH=−1675.7; 2Fe + ³⁄₂O2 → Fe2O3 ΔH=−824.2. The thermite reaction is 2Al + Fe2O3 → Al2O3 + 2Fe.</w:t>
+        <w:t>8. C₂H₅OH (l) + 3O₂ (g) → 2CO₂ (g) + 3H₂O (l) The combustion of ethanol (C₂H₅OH) is increasingly being used to fuel cars.</w:t>
+      </w:r>
+    </w:p>
+    <w:p>
+      <w:pPr>
+        <w:spacing w:after="40" w:before="80" w:line="240" w:lineRule="auto"/>
+        <w:tabs>
+          <w:tab w:val="right" w:pos="9072"/>
+        </w:tabs>
+      </w:pPr>
+      <w:r>
+        <w:rPr>
+          <w:rFonts w:ascii="Arial" w:hAnsi="Arial"/>
+          <w:b w:val="0"/>
+          <w:sz w:val="22"/>
+        </w:rPr>
+        <w:t>Enthalpies of combustion for the substances involved in the reaction are shown in the table below.</w:t>
+      </w:r>
+    </w:p>
+    <w:p>
+      <w:pPr>
+        <w:spacing w:after="40" w:before="80" w:line="240" w:lineRule="auto"/>
+        <w:tabs>
+          <w:tab w:val="right" w:pos="9072"/>
+        </w:tabs>
+      </w:pPr>
+      <w:r>
+        <w:rPr>
+          <w:rFonts w:ascii="Arial" w:hAnsi="Arial"/>
+          <w:b w:val="0"/>
+          <w:sz w:val="22"/>
+        </w:rPr>
+        <w:t>SubstanceΔHco (kJ mol-1)H₂ (g)-286C (s)-394C₂H₅OH (l)-1367 Using the information above, determine the value of ΔHfo for the formation of ethanol.	（   ）</w:t>
+      </w:r>
+    </w:p>
+    <w:p>
+      <w:pPr>
+        <w:spacing w:after="20" w:before="0" w:line="240" w:lineRule="auto"/>
+      </w:pPr>
+      <w:r>
+        <w:rPr>
+          <w:rFonts w:ascii="Arial" w:hAnsi="Arial"/>
+          <w:b w:val="0"/>
+          <w:sz w:val="22"/>
+        </w:rPr>
+        <w:t>A. Option A</w:t>
+      </w:r>
+      <w:r>
+        <w:rPr>
+          <w:rFonts w:ascii="Arial" w:hAnsi="Arial"/>
+          <w:b w:val="0"/>
+          <w:sz w:val="22"/>
+          <w:vertAlign w:val="superscript"/>
+        </w:rPr>
+        <w:t>-1</w:t>
+      </w:r>
+    </w:p>
+    <w:p>
+      <w:pPr>
+        <w:spacing w:after="20" w:before="0" w:line="240" w:lineRule="auto"/>
+      </w:pPr>
+      <w:r>
+        <w:rPr>
+          <w:rFonts w:ascii="Arial" w:hAnsi="Arial"/>
+          <w:b w:val="0"/>
+          <w:sz w:val="22"/>
+        </w:rPr>
+        <w:t>B. Option B</w:t>
+      </w:r>
+      <w:r>
+        <w:rPr>
+          <w:rFonts w:ascii="Arial" w:hAnsi="Arial"/>
+          <w:b w:val="0"/>
+          <w:sz w:val="22"/>
+          <w:vertAlign w:val="superscript"/>
+        </w:rPr>
+        <w:t>-1</w:t>
+      </w:r>
+    </w:p>
+    <w:p>
+      <w:pPr>
+        <w:spacing w:after="20" w:before="0" w:line="240" w:lineRule="auto"/>
+      </w:pPr>
+      <w:r>
+        <w:rPr>
+          <w:rFonts w:ascii="Arial" w:hAnsi="Arial"/>
+          <w:b w:val="0"/>
+          <w:sz w:val="22"/>
+        </w:rPr>
+        <w:t>C. Option C</w:t>
+      </w:r>
+      <w:r>
+        <w:rPr>
+          <w:rFonts w:ascii="Arial" w:hAnsi="Arial"/>
+          <w:b w:val="0"/>
+          <w:sz w:val="22"/>
+          <w:vertAlign w:val="superscript"/>
+        </w:rPr>
+        <w:t>-1</w:t>
+      </w:r>
+    </w:p>
+    <w:p>
+      <w:pPr>
+        <w:spacing w:after="20" w:before="0" w:line="240" w:lineRule="auto"/>
+      </w:pPr>
+      <w:r>
+        <w:rPr>
+          <w:rFonts w:ascii="Arial" w:hAnsi="Arial"/>
+          <w:b w:val="0"/>
+          <w:sz w:val="22"/>
+        </w:rPr>
+        <w:t>D. Option D</w:t>
+      </w:r>
+      <w:r>
+        <w:rPr>
+          <w:rFonts w:ascii="Arial" w:hAnsi="Arial"/>
+          <w:b w:val="0"/>
+          <w:sz w:val="22"/>
+          <w:vertAlign w:val="superscript"/>
+        </w:rPr>
+        <w:t>-1</w:t>
+      </w:r>
+    </w:p>
+    <w:p>
+      <w:pPr>
+        <w:spacing w:after="0" w:before="0" w:line="240" w:lineRule="auto"/>
+      </w:pPr>
+    </w:p>
+    <w:p>
+      <w:pPr>
+        <w:spacing w:after="40" w:before="80" w:line="240" w:lineRule="auto"/>
+        <w:tabs>
+          <w:tab w:val="right" w:pos="9072"/>
+        </w:tabs>
+      </w:pPr>
+      <w:r>
+        <w:rPr>
+          <w:rFonts w:ascii="Arial" w:hAnsi="Arial"/>
+          <w:b w:val="0"/>
+          <w:sz w:val="22"/>
+        </w:rPr>
+        <w:t>9.</w:t>
+      </w:r>
+      <w:r>
+        <w:rPr>
+          <w:rFonts w:ascii="Arial" w:hAnsi="Arial"/>
+          <w:b w:val="0"/>
+          <w:sz w:val="22"/>
+        </w:rPr>
+        <w:t xml:space="preserve"> The first stage in the industrial production of nitric acid from ammonia can be represented by the following equation. 4NH₃ (g) + 5O₂ (g)  4NO (g) + 6H₂O (g) Enthalpies of formation for the substances involved in the reaction are shown in the table below.</w:t>
+      </w:r>
+    </w:p>
+    <w:p>
+      <w:pPr>
+        <w:spacing w:after="40" w:before="80" w:line="240" w:lineRule="auto"/>
+        <w:tabs>
+          <w:tab w:val="right" w:pos="9072"/>
+        </w:tabs>
+      </w:pPr>
+      <w:r>
+        <w:rPr>
+          <w:rFonts w:ascii="Arial" w:hAnsi="Arial"/>
+          <w:b w:val="0"/>
+          <w:sz w:val="22"/>
+        </w:rPr>
+        <w:t>SubstanceΔHco (kJ mol-1)NH₃ (g)-51.3NO (g)+92.2H₂O(g)-239.6 Using the information above, what is the value of the standard enthalpy change for this reaction?	（   ）</w:t>
+      </w:r>
+    </w:p>
+    <w:p>
+      <w:pPr>
+        <w:spacing w:after="20" w:before="0" w:line="240" w:lineRule="auto"/>
+      </w:pPr>
+      <w:r>
+        <w:rPr>
+          <w:rFonts w:ascii="Arial" w:hAnsi="Arial"/>
+          <w:b w:val="0"/>
+          <w:sz w:val="22"/>
+        </w:rPr>
+        <w:t>A. Option A</w:t>
+      </w:r>
+    </w:p>
+    <w:p>
+      <w:pPr>
+        <w:spacing w:after="20" w:before="0" w:line="240" w:lineRule="auto"/>
+      </w:pPr>
+      <w:r>
+        <w:rPr>
+          <w:rFonts w:ascii="Arial" w:hAnsi="Arial"/>
+          <w:b w:val="0"/>
+          <w:sz w:val="22"/>
+        </w:rPr>
+        <w:t>B. Option B</w:t>
+      </w:r>
+    </w:p>
+    <w:p>
+      <w:pPr>
+        <w:spacing w:after="20" w:before="0" w:line="240" w:lineRule="auto"/>
+      </w:pPr>
+      <w:r>
+        <w:rPr>
+          <w:rFonts w:ascii="Arial" w:hAnsi="Arial"/>
+          <w:b w:val="0"/>
+          <w:sz w:val="22"/>
+        </w:rPr>
+        <w:t>C. Option C</w:t>
+      </w:r>
+    </w:p>
+    <w:p>
+      <w:pPr>
+        <w:spacing w:after="20" w:before="0" w:line="240" w:lineRule="auto"/>
+      </w:pPr>
+      <w:r>
+        <w:rPr>
+          <w:rFonts w:ascii="Arial" w:hAnsi="Arial"/>
+          <w:b w:val="0"/>
+          <w:sz w:val="22"/>
+        </w:rPr>
+        <w:t>D. Option D</w:t>
+      </w:r>
+    </w:p>
+    <w:p>
+      <w:pPr>
+        <w:spacing w:after="0" w:before="0" w:line="240" w:lineRule="auto"/>
+      </w:pPr>
+    </w:p>
+    <w:p>
+      <w:pPr>
+        <w:spacing w:after="40" w:before="80" w:line="240" w:lineRule="auto"/>
+        <w:tabs>
+          <w:tab w:val="right" w:pos="9072"/>
+        </w:tabs>
+      </w:pPr>
+      <w:r>
+        <w:rPr>
+          <w:rFonts w:ascii="Arial" w:hAnsi="Arial"/>
+          <w:b w:val="0"/>
+          <w:sz w:val="22"/>
+        </w:rPr>
+        <w:t>10.</w:t>
+      </w:r>
+      <w:r>
+        <w:rPr>
+          <w:rFonts w:ascii="Arial" w:hAnsi="Arial"/>
+          <w:b w:val="0"/>
+          <w:sz w:val="22"/>
+        </w:rPr>
+        <w:t xml:space="preserve"> BondAverage bond enthalpy / kJ mol-1C−H₄₁₂C=C 612O=O₄₉₆C=O₈₀₅O−H 463 Using the information in the table above, what is the enthalpy change for the complete combustion of ethene?	（   ）</w:t>
+      </w:r>
+    </w:p>
+    <w:p>
+      <w:pPr>
+        <w:spacing w:after="20" w:before="0" w:line="240" w:lineRule="auto"/>
+      </w:pPr>
+      <w:r>
+        <w:rPr>
+          <w:rFonts w:ascii="Arial" w:hAnsi="Arial"/>
+          <w:b w:val="0"/>
+          <w:sz w:val="22"/>
+        </w:rPr>
+        <w:t>A. Option A</w:t>
+      </w:r>
+    </w:p>
+    <w:p>
+      <w:pPr>
+        <w:spacing w:after="20" w:before="0" w:line="240" w:lineRule="auto"/>
+      </w:pPr>
+      <w:r>
+        <w:rPr>
+          <w:rFonts w:ascii="Arial" w:hAnsi="Arial"/>
+          <w:b w:val="0"/>
+          <w:sz w:val="22"/>
+        </w:rPr>
+        <w:t>B. Option B</w:t>
+      </w:r>
+    </w:p>
+    <w:p>
+      <w:pPr>
+        <w:spacing w:after="20" w:before="0" w:line="240" w:lineRule="auto"/>
+      </w:pPr>
+      <w:r>
+        <w:rPr>
+          <w:rFonts w:ascii="Arial" w:hAnsi="Arial"/>
+          <w:b w:val="0"/>
+          <w:sz w:val="22"/>
+        </w:rPr>
+        <w:t>C. Option C</w:t>
+      </w:r>
+    </w:p>
+    <w:p>
+      <w:pPr>
+        <w:spacing w:after="20" w:before="0" w:line="240" w:lineRule="auto"/>
+      </w:pPr>
+      <w:r>
+        <w:rPr>
+          <w:rFonts w:ascii="Arial" w:hAnsi="Arial"/>
+          <w:b w:val="0"/>
+          <w:sz w:val="22"/>
+        </w:rPr>
+        <w:t>D. Option D</w:t>
+      </w:r>
+    </w:p>
+    <w:p>
+      <w:pPr>
+        <w:spacing w:after="0" w:before="0" w:line="240" w:lineRule="auto"/>
+      </w:pPr>
+    </w:p>
+    <w:p>
+      <w:pPr>
+        <w:spacing w:after="40" w:before="80" w:line="240" w:lineRule="auto"/>
+        <w:tabs>
+          <w:tab w:val="right" w:pos="9072"/>
+        </w:tabs>
+      </w:pPr>
+      <w:r>
+        <w:rPr>
+          <w:rFonts w:ascii="Arial" w:hAnsi="Arial"/>
+          <w:b w:val="0"/>
+          <w:sz w:val="22"/>
+        </w:rPr>
+        <w:t>11.</w:t>
+      </w:r>
+      <w:r>
+        <w:rPr>
+          <w:rFonts w:ascii="Arial" w:hAnsi="Arial"/>
+          <w:b w:val="0"/>
+          <w:sz w:val="22"/>
+        </w:rPr>
+        <w:t xml:space="preserve"> Nitrogen reacts with fluorine according to the following equation: N₂ (g)  +  3F₂ (g)  →  2NF₃ (g)   ΔHr = -246 kJ The bond energy of  N≡N is 945 kJ mol-1 and the bond energy of  F–F is 159 kJ mol-1.</w:t>
+      </w:r>
+    </w:p>
+    <w:p>
+      <w:pPr>
+        <w:spacing w:after="40" w:before="80" w:line="240" w:lineRule="auto"/>
+        <w:tabs>
+          <w:tab w:val="right" w:pos="9072"/>
+        </w:tabs>
+      </w:pPr>
+      <w:r>
+        <w:rPr>
+          <w:rFonts w:ascii="Arial" w:hAnsi="Arial"/>
+          <w:b w:val="0"/>
+          <w:sz w:val="22"/>
+        </w:rPr>
+        <w:t>What is the bond energy of the N–F bond?	（   ）</w:t>
+      </w:r>
+    </w:p>
+    <w:p>
+      <w:pPr>
+        <w:spacing w:after="20" w:before="0" w:line="240" w:lineRule="auto"/>
+      </w:pPr>
+      <w:r>
+        <w:rPr>
+          <w:rFonts w:ascii="Arial" w:hAnsi="Arial"/>
+          <w:b w:val="0"/>
+          <w:sz w:val="22"/>
+        </w:rPr>
+        <w:t>A. Option A</w:t>
+      </w:r>
+      <w:r>
+        <w:rPr>
+          <w:rFonts w:ascii="Arial" w:hAnsi="Arial"/>
+          <w:b w:val="0"/>
+          <w:sz w:val="22"/>
+          <w:vertAlign w:val="superscript"/>
+        </w:rPr>
+        <w:t>-1</w:t>
+      </w:r>
+    </w:p>
+    <w:p>
+      <w:pPr>
+        <w:spacing w:after="20" w:before="0" w:line="240" w:lineRule="auto"/>
+      </w:pPr>
+      <w:r>
+        <w:rPr>
+          <w:rFonts w:ascii="Arial" w:hAnsi="Arial"/>
+          <w:b w:val="0"/>
+          <w:sz w:val="22"/>
+        </w:rPr>
+        <w:t>B. Option B</w:t>
+      </w:r>
+      <w:r>
+        <w:rPr>
+          <w:rFonts w:ascii="Arial" w:hAnsi="Arial"/>
+          <w:b w:val="0"/>
+          <w:sz w:val="22"/>
+          <w:vertAlign w:val="superscript"/>
+        </w:rPr>
+        <w:t>-1</w:t>
+      </w:r>
+    </w:p>
+    <w:p>
+      <w:pPr>
+        <w:spacing w:after="20" w:before="0" w:line="240" w:lineRule="auto"/>
+      </w:pPr>
+      <w:r>
+        <w:rPr>
+          <w:rFonts w:ascii="Arial" w:hAnsi="Arial"/>
+          <w:b w:val="0"/>
+          <w:sz w:val="22"/>
+        </w:rPr>
+        <w:t>C. Option C</w:t>
+      </w:r>
+      <w:r>
+        <w:rPr>
+          <w:rFonts w:ascii="Arial" w:hAnsi="Arial"/>
+          <w:b w:val="0"/>
+          <w:sz w:val="22"/>
+          <w:vertAlign w:val="superscript"/>
+        </w:rPr>
+        <w:t>-1</w:t>
+      </w:r>
+    </w:p>
+    <w:p>
+      <w:pPr>
+        <w:spacing w:after="20" w:before="0" w:line="240" w:lineRule="auto"/>
+      </w:pPr>
+      <w:r>
+        <w:rPr>
+          <w:rFonts w:ascii="Arial" w:hAnsi="Arial"/>
+          <w:b w:val="0"/>
+          <w:sz w:val="22"/>
+        </w:rPr>
+        <w:t>D. Option D</w:t>
+      </w:r>
+      <w:r>
+        <w:rPr>
+          <w:rFonts w:ascii="Arial" w:hAnsi="Arial"/>
+          <w:b w:val="0"/>
+          <w:sz w:val="22"/>
+          <w:vertAlign w:val="superscript"/>
+        </w:rPr>
+        <w:t>-1</w:t>
+      </w:r>
+    </w:p>
+    <w:p>
+      <w:pPr>
+        <w:spacing w:after="0" w:before="0" w:line="240" w:lineRule="auto"/>
+      </w:pPr>
+    </w:p>
+    <w:p>
+      <w:pPr>
+        <w:spacing w:after="40" w:before="80" w:line="240" w:lineRule="auto"/>
+        <w:tabs>
+          <w:tab w:val="right" w:pos="9072"/>
+        </w:tabs>
+      </w:pPr>
+      <w:r>
+        <w:rPr>
+          <w:rFonts w:ascii="Arial" w:hAnsi="Arial"/>
+          <w:b w:val="0"/>
+          <w:sz w:val="22"/>
+        </w:rPr>
+        <w:t>12. ∆H / kJ mol−1 C (s) + O₂ (g) → CO₂ (g)−394 H₂ (g) + ½O₂ (g) → H₂O (g) −2864C (s) + 5H₂ (g) → C₄H₁₀ (g)−125 Using the information in the table above, what is the enthalpy change for the complete combustion of butane?</w:t>
+      </w:r>
+      <w:r>
+        <w:tab/>
+      </w:r>
+      <w:r>
+        <w:rPr>
+          <w:rFonts w:ascii="Arial" w:hAnsi="Arial"/>
+          <w:b w:val="0"/>
+          <w:sz w:val="22"/>
+        </w:rPr>
+        <w:t>（   ）</w:t>
+      </w:r>
+    </w:p>
+    <w:p>
+      <w:pPr>
+        <w:spacing w:after="20" w:before="0" w:line="240" w:lineRule="auto"/>
+      </w:pPr>
+      <w:r>
+        <w:rPr>
+          <w:rFonts w:ascii="Arial" w:hAnsi="Arial"/>
+          <w:b w:val="0"/>
+          <w:sz w:val="22"/>
+        </w:rPr>
+        <w:t>A. Option A</w:t>
+      </w:r>
+      <w:r>
+        <w:rPr>
+          <w:rFonts w:ascii="Arial" w:hAnsi="Arial"/>
+          <w:b w:val="0"/>
+          <w:sz w:val="22"/>
+          <w:vertAlign w:val="superscript"/>
+        </w:rPr>
+        <w:t>-1</w:t>
+      </w:r>
+    </w:p>
+    <w:p>
+      <w:pPr>
+        <w:spacing w:after="20" w:before="0" w:line="240" w:lineRule="auto"/>
+      </w:pPr>
+      <w:r>
+        <w:rPr>
+          <w:rFonts w:ascii="Arial" w:hAnsi="Arial"/>
+          <w:b w:val="0"/>
+          <w:sz w:val="22"/>
+        </w:rPr>
+        <w:t>B. Option B</w:t>
+      </w:r>
+      <w:r>
+        <w:rPr>
+          <w:rFonts w:ascii="Arial" w:hAnsi="Arial"/>
+          <w:b w:val="0"/>
+          <w:sz w:val="22"/>
+          <w:vertAlign w:val="superscript"/>
+        </w:rPr>
+        <w:t>-1</w:t>
+      </w:r>
+    </w:p>
+    <w:p>
+      <w:pPr>
+        <w:spacing w:after="20" w:before="0" w:line="240" w:lineRule="auto"/>
+      </w:pPr>
+      <w:r>
+        <w:rPr>
+          <w:rFonts w:ascii="Arial" w:hAnsi="Arial"/>
+          <w:b w:val="0"/>
+          <w:sz w:val="22"/>
+        </w:rPr>
+        <w:t>C. Option C</w:t>
+      </w:r>
+      <w:r>
+        <w:rPr>
+          <w:rFonts w:ascii="Arial" w:hAnsi="Arial"/>
+          <w:b w:val="0"/>
+          <w:sz w:val="22"/>
+          <w:vertAlign w:val="superscript"/>
+        </w:rPr>
+        <w:t>-1</w:t>
+      </w:r>
+    </w:p>
+    <w:p>
+      <w:pPr>
+        <w:spacing w:after="20" w:before="0" w:line="240" w:lineRule="auto"/>
+      </w:pPr>
+      <w:r>
+        <w:rPr>
+          <w:rFonts w:ascii="Arial" w:hAnsi="Arial"/>
+          <w:b w:val="0"/>
+          <w:sz w:val="22"/>
+        </w:rPr>
+        <w:t>D. Option D</w:t>
+      </w:r>
+      <w:r>
+        <w:rPr>
+          <w:rFonts w:ascii="Arial" w:hAnsi="Arial"/>
+          <w:b w:val="0"/>
+          <w:sz w:val="22"/>
+          <w:vertAlign w:val="superscript"/>
+        </w:rPr>
+        <w:t>-1</w:t>
+      </w:r>
+    </w:p>
+    <w:p>
+      <w:pPr>
+        <w:spacing w:after="0" w:before="0" w:line="240" w:lineRule="auto"/>
+      </w:pPr>
+    </w:p>
+    <w:p>
+      <w:pPr>
+        <w:spacing w:after="40" w:before="80" w:line="240" w:lineRule="auto"/>
+      </w:pPr>
+      <w:r>
+        <w:rPr>
+          <w:rFonts w:ascii="Arial" w:hAnsi="Arial"/>
+          <w:b w:val="0"/>
+          <w:sz w:val="22"/>
+        </w:rPr>
+        <w:t>3.</w:t>
+      </w:r>
+      <w:r>
+        <w:rPr>
+          <w:rFonts w:ascii="Arial" w:hAnsi="Arial"/>
+          <w:b w:val="0"/>
+          <w:sz w:val="22"/>
+        </w:rPr>
+        <w:t xml:space="preserve"> Given: 2Al + ³⁄₂O₂ → Al₂O₃ ΔH=−1675.7; 2Fe + ³⁄₂O₂ → Fe₂O₃ ΔH=−824.2.</w:t>
+      </w:r>
+    </w:p>
+    <w:p>
+      <w:pPr>
+        <w:spacing w:after="40" w:before="80" w:line="240" w:lineRule="auto"/>
+      </w:pPr>
+      <w:r>
+        <w:rPr>
+          <w:rFonts w:ascii="Arial" w:hAnsi="Arial"/>
+          <w:b w:val="0"/>
+          <w:sz w:val="22"/>
+        </w:rPr>
+        <w:t>The thermite reaction is 2Al + Fe₂O₃ → Al₂O₃ + 2Fe.</w:t>
       </w:r>
     </w:p>
     <w:p>
@@ -3315,7 +4062,7 @@
       </w:pPr>
       <w:r>
         <w:rPr>
-          <w:rFonts w:ascii="Arial" w:hAnsi="Arial" w:eastAsia="Arial"/>
+          <w:rFonts w:ascii="Arial" w:hAnsi="Arial"/>
           <w:b w:val="0"/>
           <w:sz w:val="22"/>
         </w:rPr>
@@ -3326,7 +4073,7 @@
       </w:r>
       <w:r>
         <w:rPr>
-          <w:rFonts w:ascii="Arial" w:hAnsi="Arial" w:eastAsia="Arial"/>
+          <w:rFonts w:ascii="Arial" w:hAnsi="Arial"/>
           <w:b w:val="0"/>
           <w:sz w:val="22"/>
         </w:rPr>
